--- a/04_Docs/Resultads_AirPollution_PO_Suplementary_17032026.docx
+++ b/04_Docs/Resultads_AirPollution_PO_Suplementary_17032026.docx
@@ -11704,23 +11704,7 @@
           <w:sz w:val="22"/>
           <w:szCs w:val="22"/>
         </w:rPr>
-        <w:t xml:space="preserve"> </w:t>
-      </w:r>
-      <w:proofErr w:type="spellStart"/>
-      <w:r>
-        <w:rPr>
-          <w:sz w:val="22"/>
-          <w:szCs w:val="22"/>
-        </w:rPr>
-        <w:t>for</w:t>
-      </w:r>
-      <w:proofErr w:type="spellEnd"/>
-      <w:r>
-        <w:rPr>
-          <w:sz w:val="22"/>
-          <w:szCs w:val="22"/>
-        </w:rPr>
-        <w:t xml:space="preserve"> </w:t>
+        <w:t xml:space="preserve"> for </w:t>
       </w:r>
       <w:proofErr w:type="spellStart"/>
       <w:r>
@@ -11793,7 +11777,7 @@
           <w14:ligatures w14:val="standardContextual"/>
         </w:rPr>
         <w:drawing>
-          <wp:inline distT="0" distB="0" distL="0" distR="0" wp14:anchorId="0B1B1BCB" wp14:editId="1E517366">
+          <wp:inline distT="0" distB="0" distL="0" distR="0" wp14:anchorId="0B1B1BCB" wp14:editId="18EE03FC">
             <wp:extent cx="9144000" cy="3657600"/>
             <wp:effectExtent l="0" t="0" r="0" b="0"/>
             <wp:docPr id="861528112" name="Imagen 3"/>
@@ -50626,7 +50610,7 @@
         </w:rPr>
         <w:lastRenderedPageBreak/>
         <w:drawing>
-          <wp:inline distT="0" distB="0" distL="0" distR="0" wp14:anchorId="3CC879A5" wp14:editId="583E0BC5">
+          <wp:inline distT="0" distB="0" distL="0" distR="0" wp14:anchorId="3CC879A5" wp14:editId="0F6B0D68">
             <wp:extent cx="5708015" cy="6858000"/>
             <wp:effectExtent l="0" t="0" r="0" b="0"/>
             <wp:docPr id="374536648" name="Imagen 4"/>
@@ -50676,7 +50660,7 @@
         </w:rPr>
         <w:lastRenderedPageBreak/>
         <w:drawing>
-          <wp:inline distT="0" distB="0" distL="0" distR="0" wp14:anchorId="529737C6" wp14:editId="348B1F57">
+          <wp:inline distT="0" distB="0" distL="0" distR="0" wp14:anchorId="529737C6" wp14:editId="53DAE409">
             <wp:extent cx="5708015" cy="6858000"/>
             <wp:effectExtent l="0" t="0" r="0" b="0"/>
             <wp:docPr id="2104180400" name="Imagen 5"/>

--- a/04_Docs/Resultads_AirPollution_PO_Suplementary_17032026.docx
+++ b/04_Docs/Resultads_AirPollution_PO_Suplementary_17032026.docx
@@ -11777,7 +11777,7 @@
           <w14:ligatures w14:val="standardContextual"/>
         </w:rPr>
         <w:drawing>
-          <wp:inline distT="0" distB="0" distL="0" distR="0" wp14:anchorId="0B1B1BCB" wp14:editId="18EE03FC">
+          <wp:inline distT="0" distB="0" distL="0" distR="0" wp14:anchorId="0B1B1BCB" wp14:editId="2DF9406A">
             <wp:extent cx="9144000" cy="3657600"/>
             <wp:effectExtent l="0" t="0" r="0" b="0"/>
             <wp:docPr id="861528112" name="Imagen 3"/>
@@ -50610,7 +50610,7 @@
         </w:rPr>
         <w:lastRenderedPageBreak/>
         <w:drawing>
-          <wp:inline distT="0" distB="0" distL="0" distR="0" wp14:anchorId="3CC879A5" wp14:editId="0F6B0D68">
+          <wp:inline distT="0" distB="0" distL="0" distR="0" wp14:anchorId="3CC879A5" wp14:editId="773B0344">
             <wp:extent cx="5708015" cy="6858000"/>
             <wp:effectExtent l="0" t="0" r="0" b="0"/>
             <wp:docPr id="374536648" name="Imagen 4"/>
@@ -50660,7 +50660,7 @@
         </w:rPr>
         <w:lastRenderedPageBreak/>
         <w:drawing>
-          <wp:inline distT="0" distB="0" distL="0" distR="0" wp14:anchorId="529737C6" wp14:editId="53DAE409">
+          <wp:inline distT="0" distB="0" distL="0" distR="0" wp14:anchorId="529737C6" wp14:editId="621914AC">
             <wp:extent cx="5708015" cy="6858000"/>
             <wp:effectExtent l="0" t="0" r="0" b="0"/>
             <wp:docPr id="2104180400" name="Imagen 5"/>

--- a/04_Docs/Resultads_AirPollution_PO_Suplementary_17032026.docx
+++ b/04_Docs/Resultads_AirPollution_PO_Suplementary_17032026.docx
@@ -502,7 +502,7 @@
       <w:hyperlink r:id="rId4" w:history="1">
         <w:r>
           <w:rPr>
-            <w:rStyle w:val="Hipervnculo"/>
+            <w:rStyle w:val="Hyperlink"/>
             <w:sz w:val="22"/>
             <w:szCs w:val="22"/>
             <w:lang w:val="en-US"/>
@@ -575,7 +575,7 @@
     </w:p>
     <w:tbl>
       <w:tblPr>
-        <w:tblW w:w="12474" w:type="dxa"/>
+        <w:tblW w:w="7513" w:type="dxa"/>
         <w:jc w:val="center"/>
         <w:tblCellMar>
           <w:left w:w="70" w:type="dxa"/>
@@ -587,10 +587,7 @@
         <w:gridCol w:w="2128"/>
         <w:gridCol w:w="1701"/>
         <w:gridCol w:w="1701"/>
-        <w:gridCol w:w="1701"/>
-        <w:gridCol w:w="1701"/>
         <w:gridCol w:w="1983"/>
-        <w:gridCol w:w="1559"/>
       </w:tblGrid>
       <w:tr>
         <w:trPr>
@@ -608,22 +605,31 @@
             </w:tcBorders>
             <w:noWrap/>
             <w:vAlign w:val="center"/>
-          </w:tcPr>
-          <w:p>
-            <w:pPr>
-              <w:rPr>
-                <w:b/>
-                <w:bCs/>
-                <w:sz w:val="22"/>
-                <w:szCs w:val="22"/>
-              </w:rPr>
-            </w:pPr>
-          </w:p>
-        </w:tc>
-        <w:tc>
-          <w:tcPr>
-            <w:tcW w:w="3402" w:type="dxa"/>
-            <w:gridSpan w:val="2"/>
+            <w:hideMark/>
+          </w:tcPr>
+          <w:p>
+            <w:pPr>
+              <w:rPr>
+                <w:b/>
+                <w:bCs/>
+                <w:sz w:val="22"/>
+                <w:szCs w:val="22"/>
+              </w:rPr>
+            </w:pPr>
+            <w:r>
+              <w:rPr>
+                <w:b/>
+                <w:bCs/>
+                <w:sz w:val="22"/>
+                <w:szCs w:val="22"/>
+              </w:rPr>
+              <w:t>Variable</w:t>
+            </w:r>
+          </w:p>
+        </w:tc>
+        <w:tc>
+          <w:tcPr>
+            <w:tcW w:w="1701" w:type="dxa"/>
             <w:tcBorders>
               <w:top w:val="single" w:sz="4" w:space="0" w:color="auto"/>
               <w:left w:val="nil"/>
@@ -632,34 +638,32 @@
             </w:tcBorders>
             <w:noWrap/>
             <w:vAlign w:val="center"/>
-          </w:tcPr>
-          <w:p>
-            <w:pPr>
-              <w:jc w:val="center"/>
-              <w:rPr>
-                <w:b/>
-                <w:bCs/>
-                <w:color w:val="000000"/>
-                <w:sz w:val="22"/>
-                <w:szCs w:val="22"/>
-              </w:rPr>
-            </w:pPr>
-            <w:r>
-              <w:rPr>
-                <w:b/>
-                <w:bCs/>
-                <w:color w:val="000000"/>
-                <w:sz w:val="22"/>
-                <w:szCs w:val="22"/>
-              </w:rPr>
-              <w:t>Study Sample</w:t>
-            </w:r>
-          </w:p>
-        </w:tc>
-        <w:tc>
-          <w:tcPr>
-            <w:tcW w:w="3402" w:type="dxa"/>
-            <w:gridSpan w:val="2"/>
+            <w:hideMark/>
+          </w:tcPr>
+          <w:p>
+            <w:pPr>
+              <w:jc w:val="center"/>
+              <w:rPr>
+                <w:b/>
+                <w:bCs/>
+                <w:sz w:val="22"/>
+                <w:szCs w:val="22"/>
+              </w:rPr>
+            </w:pPr>
+            <w:r>
+              <w:rPr>
+                <w:b/>
+                <w:bCs/>
+                <w:sz w:val="22"/>
+                <w:szCs w:val="22"/>
+              </w:rPr>
+              <w:t>Full Sample</w:t>
+            </w:r>
+          </w:p>
+        </w:tc>
+        <w:tc>
+          <w:tcPr>
+            <w:tcW w:w="1701" w:type="dxa"/>
             <w:tcBorders>
               <w:top w:val="single" w:sz="4" w:space="0" w:color="auto"/>
               <w:left w:val="nil"/>
@@ -668,23 +672,22 @@
             </w:tcBorders>
             <w:noWrap/>
             <w:vAlign w:val="center"/>
-          </w:tcPr>
-          <w:p>
-            <w:pPr>
-              <w:jc w:val="center"/>
-              <w:rPr>
-                <w:b/>
-                <w:bCs/>
-                <w:color w:val="000000"/>
-                <w:sz w:val="22"/>
-                <w:szCs w:val="22"/>
-              </w:rPr>
-            </w:pPr>
-            <w:r>
-              <w:rPr>
-                <w:b/>
-                <w:bCs/>
-                <w:color w:val="000000"/>
+            <w:hideMark/>
+          </w:tcPr>
+          <w:p>
+            <w:pPr>
+              <w:jc w:val="center"/>
+              <w:rPr>
+                <w:b/>
+                <w:bCs/>
+                <w:sz w:val="22"/>
+                <w:szCs w:val="22"/>
+              </w:rPr>
+            </w:pPr>
+            <w:r>
+              <w:rPr>
+                <w:b/>
+                <w:bCs/>
                 <w:sz w:val="22"/>
                 <w:szCs w:val="22"/>
               </w:rPr>
@@ -694,14 +697,14 @@
         </w:tc>
         <w:tc>
           <w:tcPr>
-            <w:tcW w:w="3542" w:type="dxa"/>
-            <w:gridSpan w:val="2"/>
+            <w:tcW w:w="1983" w:type="dxa"/>
             <w:tcBorders>
               <w:top w:val="single" w:sz="4" w:space="0" w:color="auto"/>
               <w:left w:val="nil"/>
               <w:bottom w:val="nil"/>
               <w:right w:val="nil"/>
             </w:tcBorders>
+            <w:vAlign w:val="center"/>
           </w:tcPr>
           <w:p>
             <w:pPr>
@@ -736,170 +739,99 @@
           <w:tcPr>
             <w:tcW w:w="2128" w:type="dxa"/>
             <w:tcBorders>
-              <w:top w:val="single" w:sz="4" w:space="0" w:color="auto"/>
-              <w:left w:val="nil"/>
-              <w:bottom w:val="nil"/>
-              <w:right w:val="nil"/>
-            </w:tcBorders>
-            <w:noWrap/>
-            <w:vAlign w:val="center"/>
-            <w:hideMark/>
-          </w:tcPr>
-          <w:p>
-            <w:pPr>
-              <w:rPr>
-                <w:b/>
-                <w:bCs/>
-                <w:sz w:val="22"/>
-                <w:szCs w:val="22"/>
-              </w:rPr>
-            </w:pPr>
-            <w:r>
-              <w:rPr>
-                <w:b/>
-                <w:bCs/>
-                <w:sz w:val="22"/>
-                <w:szCs w:val="22"/>
-              </w:rPr>
-              <w:t>Variable</w:t>
-            </w:r>
+              <w:top w:val="nil"/>
+              <w:left w:val="nil"/>
+              <w:bottom w:val="single" w:sz="4" w:space="0" w:color="auto"/>
+              <w:right w:val="nil"/>
+            </w:tcBorders>
+            <w:noWrap/>
+            <w:vAlign w:val="center"/>
+            <w:hideMark/>
+          </w:tcPr>
+          <w:p>
+            <w:pPr>
+              <w:rPr>
+                <w:b/>
+                <w:bCs/>
+                <w:sz w:val="22"/>
+                <w:szCs w:val="22"/>
+              </w:rPr>
+            </w:pPr>
           </w:p>
         </w:tc>
         <w:tc>
           <w:tcPr>
             <w:tcW w:w="1701" w:type="dxa"/>
             <w:tcBorders>
-              <w:top w:val="single" w:sz="4" w:space="0" w:color="auto"/>
-              <w:left w:val="nil"/>
-              <w:bottom w:val="nil"/>
-              <w:right w:val="nil"/>
-            </w:tcBorders>
-            <w:noWrap/>
-            <w:vAlign w:val="center"/>
-            <w:hideMark/>
-          </w:tcPr>
-          <w:p>
-            <w:pPr>
-              <w:jc w:val="center"/>
-              <w:rPr>
-                <w:b/>
-                <w:bCs/>
-                <w:sz w:val="22"/>
-                <w:szCs w:val="22"/>
-              </w:rPr>
-            </w:pPr>
-            <w:r>
-              <w:rPr>
-                <w:b/>
-                <w:bCs/>
-                <w:sz w:val="22"/>
-                <w:szCs w:val="22"/>
-              </w:rPr>
-              <w:t>Full Sample</w:t>
-            </w:r>
+              <w:top w:val="nil"/>
+              <w:left w:val="nil"/>
+              <w:bottom w:val="single" w:sz="4" w:space="0" w:color="auto"/>
+              <w:right w:val="nil"/>
+            </w:tcBorders>
+            <w:noWrap/>
+            <w:vAlign w:val="center"/>
+            <w:hideMark/>
+          </w:tcPr>
+          <w:p>
+            <w:pPr>
+              <w:jc w:val="center"/>
+              <w:rPr>
+                <w:sz w:val="22"/>
+                <w:szCs w:val="22"/>
+              </w:rPr>
+            </w:pPr>
+            <w:r>
+              <w:rPr>
+                <w:sz w:val="22"/>
+                <w:szCs w:val="22"/>
+              </w:rPr>
+              <w:t>N=15398</w:t>
+            </w:r>
+          </w:p>
+          <w:p>
+            <w:pPr>
+              <w:jc w:val="center"/>
+              <w:rPr>
+                <w:sz w:val="22"/>
+                <w:szCs w:val="22"/>
+              </w:rPr>
+            </w:pPr>
           </w:p>
         </w:tc>
         <w:tc>
           <w:tcPr>
             <w:tcW w:w="1701" w:type="dxa"/>
             <w:tcBorders>
-              <w:top w:val="single" w:sz="4" w:space="0" w:color="auto"/>
-              <w:left w:val="nil"/>
-              <w:bottom w:val="nil"/>
-              <w:right w:val="nil"/>
-            </w:tcBorders>
-            <w:noWrap/>
-            <w:vAlign w:val="center"/>
-            <w:hideMark/>
-          </w:tcPr>
-          <w:p>
-            <w:pPr>
-              <w:jc w:val="center"/>
-              <w:rPr>
-                <w:b/>
-                <w:bCs/>
-                <w:sz w:val="22"/>
-                <w:szCs w:val="22"/>
-              </w:rPr>
-            </w:pPr>
-            <w:r>
-              <w:rPr>
-                <w:b/>
-                <w:bCs/>
-                <w:color w:val="000000"/>
-                <w:sz w:val="22"/>
-                <w:szCs w:val="22"/>
-              </w:rPr>
-              <w:t>PTB</w:t>
-            </w:r>
-          </w:p>
-        </w:tc>
-        <w:tc>
-          <w:tcPr>
-            <w:tcW w:w="1701" w:type="dxa"/>
-            <w:tcBorders>
-              <w:top w:val="single" w:sz="4" w:space="0" w:color="auto"/>
-              <w:left w:val="nil"/>
-              <w:bottom w:val="nil"/>
-              <w:right w:val="nil"/>
-            </w:tcBorders>
-            <w:noWrap/>
-            <w:vAlign w:val="center"/>
-            <w:hideMark/>
-          </w:tcPr>
-          <w:p>
-            <w:pPr>
-              <w:jc w:val="center"/>
-              <w:rPr>
-                <w:b/>
-                <w:bCs/>
-                <w:sz w:val="22"/>
-                <w:szCs w:val="22"/>
-              </w:rPr>
-            </w:pPr>
-            <w:r>
-              <w:rPr>
-                <w:b/>
-                <w:bCs/>
-                <w:sz w:val="22"/>
-                <w:szCs w:val="22"/>
-              </w:rPr>
-              <w:t>Full Sample</w:t>
-            </w:r>
-          </w:p>
-        </w:tc>
-        <w:tc>
-          <w:tcPr>
-            <w:tcW w:w="1701" w:type="dxa"/>
-            <w:tcBorders>
-              <w:top w:val="single" w:sz="4" w:space="0" w:color="auto"/>
-              <w:left w:val="nil"/>
-              <w:bottom w:val="nil"/>
-              <w:right w:val="nil"/>
-            </w:tcBorders>
-            <w:noWrap/>
-            <w:vAlign w:val="center"/>
-            <w:hideMark/>
-          </w:tcPr>
-          <w:p>
-            <w:pPr>
-              <w:jc w:val="center"/>
-              <w:rPr>
-                <w:b/>
-                <w:bCs/>
-                <w:sz w:val="22"/>
-                <w:szCs w:val="22"/>
-              </w:rPr>
-            </w:pPr>
-            <w:r>
-              <w:rPr>
-                <w:b/>
-                <w:bCs/>
-                <w:color w:val="000000"/>
-                <w:sz w:val="22"/>
-                <w:szCs w:val="22"/>
-              </w:rPr>
-              <w:t>PTB</w:t>
+              <w:top w:val="nil"/>
+              <w:left w:val="nil"/>
+              <w:bottom w:val="single" w:sz="4" w:space="0" w:color="auto"/>
+              <w:right w:val="nil"/>
+            </w:tcBorders>
+            <w:noWrap/>
+            <w:vAlign w:val="center"/>
+            <w:hideMark/>
+          </w:tcPr>
+          <w:p>
+            <w:pPr>
+              <w:jc w:val="center"/>
+              <w:rPr>
+                <w:sz w:val="22"/>
+                <w:szCs w:val="22"/>
+              </w:rPr>
+            </w:pPr>
+            <w:r>
+              <w:rPr>
+                <w:sz w:val="22"/>
+                <w:szCs w:val="22"/>
+              </w:rPr>
+              <w:t>N=</w:t>
+            </w:r>
+            <w:r>
+              <w:rPr>
+                <w:sz w:val="22"/>
+                <w:szCs w:val="22"/>
+              </w:rPr>
+              <w:t xml:space="preserve">40382 </w:t>
             </w:r>
           </w:p>
         </w:tc>
@@ -907,66 +839,57 @@
           <w:tcPr>
             <w:tcW w:w="1983" w:type="dxa"/>
             <w:tcBorders>
-              <w:top w:val="single" w:sz="4" w:space="0" w:color="auto"/>
-              <w:left w:val="nil"/>
-              <w:bottom w:val="nil"/>
-              <w:right w:val="nil"/>
-            </w:tcBorders>
-            <w:vAlign w:val="center"/>
-          </w:tcPr>
-          <w:p>
-            <w:pPr>
-              <w:jc w:val="center"/>
-              <w:rPr>
-                <w:b/>
-                <w:bCs/>
-                <w:color w:val="000000"/>
-                <w:sz w:val="22"/>
-                <w:szCs w:val="22"/>
-              </w:rPr>
-            </w:pPr>
-            <w:r>
-              <w:rPr>
-                <w:b/>
-                <w:bCs/>
-                <w:sz w:val="22"/>
-                <w:szCs w:val="22"/>
-              </w:rPr>
-              <w:t>Full Sample</w:t>
-            </w:r>
-          </w:p>
-        </w:tc>
-        <w:tc>
-          <w:tcPr>
-            <w:tcW w:w="1559" w:type="dxa"/>
-            <w:tcBorders>
-              <w:top w:val="single" w:sz="4" w:space="0" w:color="auto"/>
-              <w:left w:val="nil"/>
-              <w:bottom w:val="nil"/>
-              <w:right w:val="nil"/>
-            </w:tcBorders>
-            <w:vAlign w:val="center"/>
-          </w:tcPr>
-          <w:p>
-            <w:pPr>
-              <w:jc w:val="center"/>
-              <w:rPr>
-                <w:b/>
-                <w:bCs/>
-                <w:color w:val="000000"/>
-                <w:sz w:val="22"/>
-                <w:szCs w:val="22"/>
-              </w:rPr>
-            </w:pPr>
-            <w:r>
-              <w:rPr>
-                <w:b/>
-                <w:bCs/>
-                <w:color w:val="000000"/>
-                <w:sz w:val="22"/>
-                <w:szCs w:val="22"/>
-              </w:rPr>
-              <w:t>PTB</w:t>
+              <w:top w:val="nil"/>
+              <w:left w:val="nil"/>
+              <w:bottom w:val="single" w:sz="4" w:space="0" w:color="auto"/>
+              <w:right w:val="nil"/>
+            </w:tcBorders>
+            <w:vAlign w:val="center"/>
+          </w:tcPr>
+          <w:p>
+            <w:pPr>
+              <w:jc w:val="center"/>
+              <w:rPr>
+                <w:sz w:val="22"/>
+                <w:szCs w:val="22"/>
+              </w:rPr>
+            </w:pPr>
+            <w:r>
+              <w:rPr>
+                <w:sz w:val="22"/>
+                <w:szCs w:val="22"/>
+              </w:rPr>
+              <w:t xml:space="preserve">Sum w=40594 </w:t>
+            </w:r>
+          </w:p>
+          <w:p>
+            <w:pPr>
+              <w:jc w:val="center"/>
+              <w:rPr>
+                <w:sz w:val="22"/>
+                <w:szCs w:val="22"/>
+              </w:rPr>
+            </w:pPr>
+            <w:r>
+              <w:rPr>
+                <w:sz w:val="22"/>
+                <w:szCs w:val="22"/>
+              </w:rPr>
+              <w:t>(</w:t>
+            </w:r>
+            <w:r>
+              <w:rPr>
+                <w:sz w:val="22"/>
+                <w:szCs w:val="22"/>
+              </w:rPr>
+              <w:t>N</w:t>
+            </w:r>
+            <w:r>
+              <w:rPr>
+                <w:sz w:val="22"/>
+                <w:szCs w:val="22"/>
+              </w:rPr>
+              <w:t>=15398)</w:t>
             </w:r>
           </w:p>
         </w:tc>
@@ -980,55 +903,44 @@
           <w:tcPr>
             <w:tcW w:w="2128" w:type="dxa"/>
             <w:tcBorders>
-              <w:top w:val="nil"/>
-              <w:left w:val="nil"/>
-              <w:bottom w:val="single" w:sz="4" w:space="0" w:color="auto"/>
-              <w:right w:val="nil"/>
-            </w:tcBorders>
-            <w:noWrap/>
-            <w:vAlign w:val="center"/>
-            <w:hideMark/>
-          </w:tcPr>
-          <w:p>
-            <w:pPr>
-              <w:rPr>
-                <w:b/>
-                <w:bCs/>
-                <w:sz w:val="22"/>
-                <w:szCs w:val="22"/>
-              </w:rPr>
-            </w:pPr>
+              <w:top w:val="single" w:sz="4" w:space="0" w:color="auto"/>
+              <w:left w:val="nil"/>
+              <w:right w:val="nil"/>
+            </w:tcBorders>
+            <w:noWrap/>
+            <w:vAlign w:val="center"/>
+          </w:tcPr>
+          <w:p>
+            <w:pPr>
+              <w:rPr>
+                <w:b/>
+                <w:bCs/>
+                <w:sz w:val="22"/>
+                <w:szCs w:val="22"/>
+              </w:rPr>
+            </w:pPr>
+            <w:r>
+              <w:rPr>
+                <w:b/>
+                <w:bCs/>
+                <w:sz w:val="22"/>
+                <w:szCs w:val="22"/>
+              </w:rPr>
+              <w:t xml:space="preserve">Birth </w:t>
+            </w:r>
           </w:p>
         </w:tc>
         <w:tc>
           <w:tcPr>
             <w:tcW w:w="1701" w:type="dxa"/>
             <w:tcBorders>
-              <w:top w:val="nil"/>
-              <w:left w:val="nil"/>
-              <w:bottom w:val="single" w:sz="4" w:space="0" w:color="auto"/>
-              <w:right w:val="nil"/>
-            </w:tcBorders>
-            <w:noWrap/>
-            <w:vAlign w:val="center"/>
-            <w:hideMark/>
-          </w:tcPr>
-          <w:p>
-            <w:pPr>
-              <w:jc w:val="center"/>
-              <w:rPr>
-                <w:sz w:val="22"/>
-                <w:szCs w:val="22"/>
-              </w:rPr>
-            </w:pPr>
-            <w:r>
-              <w:rPr>
-                <w:sz w:val="22"/>
-                <w:szCs w:val="22"/>
-              </w:rPr>
-              <w:t>N=15398</w:t>
-            </w:r>
-          </w:p>
+              <w:top w:val="single" w:sz="4" w:space="0" w:color="auto"/>
+              <w:left w:val="nil"/>
+              <w:right w:val="nil"/>
+            </w:tcBorders>
+            <w:noWrap/>
+            <w:vAlign w:val="center"/>
+          </w:tcPr>
           <w:p>
             <w:pPr>
               <w:jc w:val="center"/>
@@ -1043,253 +955,40 @@
           <w:tcPr>
             <w:tcW w:w="1701" w:type="dxa"/>
             <w:tcBorders>
-              <w:top w:val="nil"/>
-              <w:left w:val="nil"/>
-              <w:bottom w:val="single" w:sz="4" w:space="0" w:color="auto"/>
-              <w:right w:val="nil"/>
-            </w:tcBorders>
-            <w:noWrap/>
-            <w:vAlign w:val="center"/>
-            <w:hideMark/>
-          </w:tcPr>
-          <w:p>
-            <w:pPr>
-              <w:jc w:val="center"/>
-              <w:rPr>
-                <w:sz w:val="22"/>
-                <w:szCs w:val="22"/>
-              </w:rPr>
-            </w:pPr>
-            <w:r>
-              <w:rPr>
-                <w:sz w:val="22"/>
-                <w:szCs w:val="22"/>
-              </w:rPr>
-              <w:t>N=1326</w:t>
-            </w:r>
-            <w:r>
-              <w:rPr>
-                <w:sz w:val="22"/>
-                <w:szCs w:val="22"/>
-              </w:rPr>
-              <w:t xml:space="preserve"> </w:t>
-            </w:r>
-            <w:r>
-              <w:rPr>
-                <w:sz w:val="22"/>
-                <w:szCs w:val="22"/>
-              </w:rPr>
-              <w:t>(8.6%)</w:t>
-            </w:r>
-          </w:p>
-        </w:tc>
-        <w:tc>
-          <w:tcPr>
-            <w:tcW w:w="1701" w:type="dxa"/>
-            <w:tcBorders>
-              <w:top w:val="nil"/>
-              <w:left w:val="nil"/>
-              <w:bottom w:val="single" w:sz="4" w:space="0" w:color="auto"/>
-              <w:right w:val="nil"/>
-            </w:tcBorders>
-            <w:noWrap/>
-            <w:vAlign w:val="center"/>
-            <w:hideMark/>
-          </w:tcPr>
-          <w:p>
-            <w:pPr>
-              <w:jc w:val="center"/>
-              <w:rPr>
-                <w:sz w:val="22"/>
-                <w:szCs w:val="22"/>
-              </w:rPr>
-            </w:pPr>
-            <w:r>
-              <w:rPr>
-                <w:sz w:val="22"/>
-                <w:szCs w:val="22"/>
-              </w:rPr>
-              <w:t>N=</w:t>
-            </w:r>
-            <w:r>
-              <w:rPr>
-                <w:sz w:val="22"/>
-                <w:szCs w:val="22"/>
-              </w:rPr>
-              <w:t xml:space="preserve">40382 </w:t>
-            </w:r>
-          </w:p>
-        </w:tc>
-        <w:tc>
-          <w:tcPr>
-            <w:tcW w:w="1701" w:type="dxa"/>
-            <w:tcBorders>
-              <w:top w:val="nil"/>
-              <w:left w:val="nil"/>
-              <w:bottom w:val="single" w:sz="4" w:space="0" w:color="auto"/>
-              <w:right w:val="nil"/>
-            </w:tcBorders>
-            <w:noWrap/>
-            <w:vAlign w:val="center"/>
-            <w:hideMark/>
-          </w:tcPr>
-          <w:p>
-            <w:pPr>
-              <w:jc w:val="center"/>
-              <w:rPr>
-                <w:sz w:val="22"/>
-                <w:szCs w:val="22"/>
-              </w:rPr>
-            </w:pPr>
-            <w:r>
-              <w:rPr>
-                <w:sz w:val="22"/>
-                <w:szCs w:val="22"/>
-              </w:rPr>
-              <w:t>N=</w:t>
-            </w:r>
-            <w:r>
-              <w:rPr>
-                <w:sz w:val="22"/>
-                <w:szCs w:val="22"/>
-              </w:rPr>
-              <w:t xml:space="preserve">2179 </w:t>
-            </w:r>
-            <w:r>
-              <w:rPr>
-                <w:sz w:val="22"/>
-                <w:szCs w:val="22"/>
-              </w:rPr>
-              <w:t>(</w:t>
-            </w:r>
-            <w:r>
-              <w:rPr>
-                <w:sz w:val="22"/>
-                <w:szCs w:val="22"/>
-              </w:rPr>
-              <w:t>5</w:t>
-            </w:r>
-            <w:r>
-              <w:rPr>
-                <w:sz w:val="22"/>
-                <w:szCs w:val="22"/>
-              </w:rPr>
-              <w:t>.</w:t>
-            </w:r>
-            <w:r>
-              <w:rPr>
-                <w:sz w:val="22"/>
-                <w:szCs w:val="22"/>
-              </w:rPr>
-              <w:t>4</w:t>
-            </w:r>
-            <w:r>
-              <w:rPr>
-                <w:sz w:val="22"/>
-                <w:szCs w:val="22"/>
-              </w:rPr>
-              <w:t>%)</w:t>
-            </w:r>
+              <w:top w:val="single" w:sz="4" w:space="0" w:color="auto"/>
+              <w:left w:val="nil"/>
+              <w:right w:val="nil"/>
+            </w:tcBorders>
+            <w:noWrap/>
+            <w:vAlign w:val="center"/>
+          </w:tcPr>
+          <w:p>
+            <w:pPr>
+              <w:jc w:val="center"/>
+              <w:rPr>
+                <w:sz w:val="22"/>
+                <w:szCs w:val="22"/>
+              </w:rPr>
+            </w:pPr>
           </w:p>
         </w:tc>
         <w:tc>
           <w:tcPr>
             <w:tcW w:w="1983" w:type="dxa"/>
             <w:tcBorders>
-              <w:top w:val="nil"/>
-              <w:left w:val="nil"/>
-              <w:bottom w:val="single" w:sz="4" w:space="0" w:color="auto"/>
-              <w:right w:val="nil"/>
-            </w:tcBorders>
-            <w:vAlign w:val="center"/>
-          </w:tcPr>
-          <w:p>
-            <w:pPr>
-              <w:jc w:val="center"/>
-              <w:rPr>
-                <w:sz w:val="22"/>
-                <w:szCs w:val="22"/>
-              </w:rPr>
-            </w:pPr>
-            <w:r>
-              <w:rPr>
-                <w:sz w:val="22"/>
-                <w:szCs w:val="22"/>
-              </w:rPr>
-              <w:t xml:space="preserve">Sum w=40594 </w:t>
-            </w:r>
-          </w:p>
-          <w:p>
-            <w:pPr>
-              <w:jc w:val="center"/>
-              <w:rPr>
-                <w:sz w:val="22"/>
-                <w:szCs w:val="22"/>
-              </w:rPr>
-            </w:pPr>
-            <w:r>
-              <w:rPr>
-                <w:sz w:val="22"/>
-                <w:szCs w:val="22"/>
-              </w:rPr>
-              <w:t>(</w:t>
-            </w:r>
-            <w:r>
-              <w:rPr>
-                <w:sz w:val="22"/>
-                <w:szCs w:val="22"/>
-              </w:rPr>
-              <w:t>N</w:t>
-            </w:r>
-            <w:r>
-              <w:rPr>
-                <w:sz w:val="22"/>
-                <w:szCs w:val="22"/>
-              </w:rPr>
-              <w:t>=15398)</w:t>
-            </w:r>
-          </w:p>
-        </w:tc>
-        <w:tc>
-          <w:tcPr>
-            <w:tcW w:w="1559" w:type="dxa"/>
-            <w:tcBorders>
-              <w:top w:val="nil"/>
-              <w:left w:val="nil"/>
-              <w:bottom w:val="single" w:sz="4" w:space="0" w:color="auto"/>
-              <w:right w:val="nil"/>
-            </w:tcBorders>
-            <w:vAlign w:val="center"/>
-          </w:tcPr>
-          <w:p>
-            <w:pPr>
-              <w:jc w:val="center"/>
-              <w:rPr>
-                <w:sz w:val="22"/>
-                <w:szCs w:val="22"/>
-              </w:rPr>
-            </w:pPr>
-            <w:r>
-              <w:rPr>
-                <w:sz w:val="22"/>
-                <w:szCs w:val="22"/>
-              </w:rPr>
-              <w:t>Sum w=4461 (</w:t>
-            </w:r>
-            <w:r>
-              <w:rPr>
-                <w:sz w:val="22"/>
-                <w:szCs w:val="22"/>
-              </w:rPr>
-              <w:t>N</w:t>
-            </w:r>
-            <w:r>
-              <w:rPr>
-                <w:sz w:val="22"/>
-                <w:szCs w:val="22"/>
-              </w:rPr>
-              <w:t>=1326)</w:t>
-            </w:r>
+              <w:top w:val="single" w:sz="4" w:space="0" w:color="auto"/>
+              <w:left w:val="nil"/>
+              <w:right w:val="nil"/>
+            </w:tcBorders>
+          </w:tcPr>
+          <w:p>
+            <w:pPr>
+              <w:jc w:val="center"/>
+              <w:rPr>
+                <w:sz w:val="22"/>
+                <w:szCs w:val="22"/>
+              </w:rPr>
+            </w:pPr>
           </w:p>
         </w:tc>
       </w:tr>
@@ -1302,30 +1001,27 @@
           <w:tcPr>
             <w:tcW w:w="2128" w:type="dxa"/>
             <w:tcBorders>
-              <w:top w:val="single" w:sz="4" w:space="0" w:color="auto"/>
-              <w:left w:val="nil"/>
-              <w:right w:val="nil"/>
-            </w:tcBorders>
-            <w:noWrap/>
-            <w:vAlign w:val="center"/>
-          </w:tcPr>
-          <w:p>
-            <w:pPr>
-              <w:rPr>
-                <w:b/>
-                <w:bCs/>
-                <w:sz w:val="22"/>
-                <w:szCs w:val="22"/>
-              </w:rPr>
-            </w:pPr>
-            <w:r>
-              <w:rPr>
-                <w:b/>
-                <w:bCs/>
-                <w:sz w:val="22"/>
-                <w:szCs w:val="22"/>
-              </w:rPr>
-              <w:t xml:space="preserve">Birth </w:t>
+              <w:left w:val="nil"/>
+              <w:bottom w:val="nil"/>
+              <w:right w:val="nil"/>
+            </w:tcBorders>
+            <w:noWrap/>
+            <w:vAlign w:val="center"/>
+            <w:hideMark/>
+          </w:tcPr>
+          <w:p>
+            <w:pPr>
+              <w:rPr>
+                <w:sz w:val="22"/>
+                <w:szCs w:val="22"/>
+              </w:rPr>
+            </w:pPr>
+            <w:r>
+              <w:rPr>
+                <w:sz w:val="22"/>
+                <w:szCs w:val="22"/>
+              </w:rPr>
+              <w:t>Gestational Age</w:t>
             </w:r>
           </w:p>
         </w:tc>
@@ -1333,122 +1029,91 @@
           <w:tcPr>
             <w:tcW w:w="1701" w:type="dxa"/>
             <w:tcBorders>
-              <w:top w:val="single" w:sz="4" w:space="0" w:color="auto"/>
-              <w:left w:val="nil"/>
-              <w:right w:val="nil"/>
-            </w:tcBorders>
-            <w:noWrap/>
-            <w:vAlign w:val="center"/>
-          </w:tcPr>
-          <w:p>
-            <w:pPr>
-              <w:jc w:val="center"/>
-              <w:rPr>
-                <w:sz w:val="22"/>
-                <w:szCs w:val="22"/>
-              </w:rPr>
-            </w:pPr>
+              <w:left w:val="nil"/>
+              <w:bottom w:val="nil"/>
+              <w:right w:val="nil"/>
+            </w:tcBorders>
+            <w:noWrap/>
+            <w:vAlign w:val="bottom"/>
+            <w:hideMark/>
+          </w:tcPr>
+          <w:p>
+            <w:pPr>
+              <w:jc w:val="center"/>
+              <w:rPr>
+                <w:color w:val="000000"/>
+                <w:sz w:val="22"/>
+                <w:szCs w:val="22"/>
+              </w:rPr>
+            </w:pPr>
+            <w:r>
+              <w:rPr>
+                <w:color w:val="000000"/>
+                <w:sz w:val="22"/>
+                <w:szCs w:val="22"/>
+              </w:rPr>
+              <w:t>38.8 (1.9)</w:t>
+            </w:r>
           </w:p>
         </w:tc>
         <w:tc>
           <w:tcPr>
             <w:tcW w:w="1701" w:type="dxa"/>
             <w:tcBorders>
-              <w:top w:val="single" w:sz="4" w:space="0" w:color="auto"/>
-              <w:left w:val="nil"/>
-              <w:right w:val="nil"/>
-            </w:tcBorders>
-            <w:noWrap/>
-            <w:vAlign w:val="center"/>
-          </w:tcPr>
-          <w:p>
-            <w:pPr>
-              <w:jc w:val="center"/>
-              <w:rPr>
-                <w:sz w:val="22"/>
-                <w:szCs w:val="22"/>
-              </w:rPr>
-            </w:pPr>
-          </w:p>
-        </w:tc>
-        <w:tc>
-          <w:tcPr>
-            <w:tcW w:w="1701" w:type="dxa"/>
-            <w:tcBorders>
-              <w:top w:val="single" w:sz="4" w:space="0" w:color="auto"/>
-              <w:left w:val="nil"/>
-              <w:right w:val="nil"/>
-            </w:tcBorders>
-            <w:noWrap/>
-            <w:vAlign w:val="center"/>
-          </w:tcPr>
-          <w:p>
-            <w:pPr>
-              <w:jc w:val="center"/>
-              <w:rPr>
-                <w:sz w:val="22"/>
-                <w:szCs w:val="22"/>
-              </w:rPr>
-            </w:pPr>
-          </w:p>
-        </w:tc>
-        <w:tc>
-          <w:tcPr>
-            <w:tcW w:w="1701" w:type="dxa"/>
-            <w:tcBorders>
-              <w:top w:val="single" w:sz="4" w:space="0" w:color="auto"/>
-              <w:left w:val="nil"/>
-              <w:right w:val="nil"/>
-            </w:tcBorders>
-            <w:noWrap/>
-            <w:vAlign w:val="center"/>
-          </w:tcPr>
-          <w:p>
-            <w:pPr>
-              <w:jc w:val="center"/>
-              <w:rPr>
-                <w:sz w:val="22"/>
-                <w:szCs w:val="22"/>
-              </w:rPr>
-            </w:pPr>
+              <w:left w:val="nil"/>
+              <w:bottom w:val="nil"/>
+              <w:right w:val="nil"/>
+            </w:tcBorders>
+            <w:noWrap/>
+            <w:vAlign w:val="bottom"/>
+            <w:hideMark/>
+          </w:tcPr>
+          <w:p>
+            <w:pPr>
+              <w:jc w:val="center"/>
+              <w:rPr>
+                <w:color w:val="000000"/>
+                <w:sz w:val="22"/>
+                <w:szCs w:val="22"/>
+              </w:rPr>
+            </w:pPr>
+            <w:r>
+              <w:rPr>
+                <w:color w:val="000000"/>
+                <w:sz w:val="22"/>
+                <w:szCs w:val="22"/>
+              </w:rPr>
+              <w:t>38.6 (1.5)</w:t>
+            </w:r>
           </w:p>
         </w:tc>
         <w:tc>
           <w:tcPr>
             <w:tcW w:w="1983" w:type="dxa"/>
             <w:tcBorders>
-              <w:top w:val="single" w:sz="4" w:space="0" w:color="auto"/>
-              <w:left w:val="nil"/>
-              <w:right w:val="nil"/>
-            </w:tcBorders>
-          </w:tcPr>
-          <w:p>
-            <w:pPr>
-              <w:jc w:val="center"/>
-              <w:rPr>
-                <w:sz w:val="22"/>
-                <w:szCs w:val="22"/>
-              </w:rPr>
-            </w:pPr>
-          </w:p>
-        </w:tc>
-        <w:tc>
-          <w:tcPr>
-            <w:tcW w:w="1559" w:type="dxa"/>
-            <w:tcBorders>
-              <w:top w:val="single" w:sz="4" w:space="0" w:color="auto"/>
-              <w:left w:val="nil"/>
-              <w:right w:val="nil"/>
-            </w:tcBorders>
-          </w:tcPr>
-          <w:p>
-            <w:pPr>
-              <w:jc w:val="center"/>
-              <w:rPr>
-                <w:sz w:val="22"/>
-                <w:szCs w:val="22"/>
-              </w:rPr>
-            </w:pPr>
+              <w:left w:val="nil"/>
+              <w:bottom w:val="nil"/>
+              <w:right w:val="nil"/>
+            </w:tcBorders>
+            <w:vAlign w:val="bottom"/>
+          </w:tcPr>
+          <w:p>
+            <w:pPr>
+              <w:jc w:val="center"/>
+              <w:rPr>
+                <w:color w:val="000000"/>
+                <w:sz w:val="22"/>
+                <w:szCs w:val="22"/>
+              </w:rPr>
+            </w:pPr>
+            <w:r>
+              <w:rPr>
+                <w:color w:val="000000"/>
+                <w:sz w:val="22"/>
+                <w:szCs w:val="22"/>
+              </w:rPr>
+              <w:t>38.7 (2.1)</w:t>
+            </w:r>
           </w:p>
         </w:tc>
       </w:tr>
@@ -1461,27 +1126,28 @@
           <w:tcPr>
             <w:tcW w:w="2128" w:type="dxa"/>
             <w:tcBorders>
-              <w:left w:val="nil"/>
-              <w:bottom w:val="nil"/>
-              <w:right w:val="nil"/>
-            </w:tcBorders>
-            <w:noWrap/>
-            <w:vAlign w:val="center"/>
-            <w:hideMark/>
-          </w:tcPr>
-          <w:p>
-            <w:pPr>
-              <w:rPr>
-                <w:sz w:val="22"/>
-                <w:szCs w:val="22"/>
-              </w:rPr>
-            </w:pPr>
-            <w:r>
-              <w:rPr>
-                <w:sz w:val="22"/>
-                <w:szCs w:val="22"/>
-              </w:rPr>
-              <w:t>Gestational Age</w:t>
+              <w:top w:val="nil"/>
+              <w:left w:val="nil"/>
+              <w:bottom w:val="nil"/>
+              <w:right w:val="nil"/>
+            </w:tcBorders>
+            <w:noWrap/>
+            <w:vAlign w:val="center"/>
+            <w:hideMark/>
+          </w:tcPr>
+          <w:p>
+            <w:pPr>
+              <w:rPr>
+                <w:sz w:val="22"/>
+                <w:szCs w:val="22"/>
+              </w:rPr>
+            </w:pPr>
+            <w:r>
+              <w:rPr>
+                <w:sz w:val="22"/>
+                <w:szCs w:val="22"/>
+              </w:rPr>
+              <w:t>Female</w:t>
             </w:r>
           </w:p>
         </w:tc>
@@ -1489,6 +1155,7 @@
           <w:tcPr>
             <w:tcW w:w="1701" w:type="dxa"/>
             <w:tcBorders>
+              <w:top w:val="nil"/>
               <w:left w:val="nil"/>
               <w:bottom w:val="nil"/>
               <w:right w:val="nil"/>
@@ -1512,7 +1179,7 @@
                 <w:sz w:val="22"/>
                 <w:szCs w:val="22"/>
               </w:rPr>
-              <w:t>38.8 (1.9)</w:t>
+              <w:t>50.6% (n=7787)</w:t>
             </w:r>
           </w:p>
         </w:tc>
@@ -1520,6 +1187,7 @@
           <w:tcPr>
             <w:tcW w:w="1701" w:type="dxa"/>
             <w:tcBorders>
+              <w:top w:val="nil"/>
               <w:left w:val="nil"/>
               <w:bottom w:val="nil"/>
               <w:right w:val="nil"/>
@@ -1543,127 +1211,37 @@
                 <w:sz w:val="22"/>
                 <w:szCs w:val="22"/>
               </w:rPr>
-              <w:t>34.1 (2.2)</w:t>
-            </w:r>
-          </w:p>
-        </w:tc>
-        <w:tc>
-          <w:tcPr>
-            <w:tcW w:w="1701" w:type="dxa"/>
-            <w:tcBorders>
-              <w:left w:val="nil"/>
-              <w:bottom w:val="nil"/>
-              <w:right w:val="nil"/>
-            </w:tcBorders>
-            <w:noWrap/>
+              <w:t>49.1% (n=19831)</w:t>
+            </w:r>
+          </w:p>
+        </w:tc>
+        <w:tc>
+          <w:tcPr>
+            <w:tcW w:w="1983" w:type="dxa"/>
+            <w:tcBorders>
+              <w:top w:val="nil"/>
+              <w:left w:val="nil"/>
+              <w:bottom w:val="nil"/>
+              <w:right w:val="nil"/>
+            </w:tcBorders>
             <w:vAlign w:val="bottom"/>
-            <w:hideMark/>
-          </w:tcPr>
-          <w:p>
-            <w:pPr>
-              <w:jc w:val="center"/>
-              <w:rPr>
-                <w:color w:val="000000"/>
-                <w:sz w:val="22"/>
-                <w:szCs w:val="22"/>
-              </w:rPr>
-            </w:pPr>
-            <w:r>
-              <w:rPr>
-                <w:color w:val="000000"/>
-                <w:sz w:val="22"/>
-                <w:szCs w:val="22"/>
-              </w:rPr>
-              <w:t>38.6 (1.5)</w:t>
-            </w:r>
-          </w:p>
-        </w:tc>
-        <w:tc>
-          <w:tcPr>
-            <w:tcW w:w="1701" w:type="dxa"/>
-            <w:tcBorders>
-              <w:left w:val="nil"/>
-              <w:bottom w:val="nil"/>
-              <w:right w:val="nil"/>
-            </w:tcBorders>
-            <w:noWrap/>
-            <w:vAlign w:val="bottom"/>
-            <w:hideMark/>
-          </w:tcPr>
-          <w:p>
-            <w:pPr>
-              <w:jc w:val="center"/>
-              <w:rPr>
-                <w:color w:val="000000"/>
-                <w:sz w:val="22"/>
-                <w:szCs w:val="22"/>
-              </w:rPr>
-            </w:pPr>
-            <w:r>
-              <w:rPr>
-                <w:color w:val="000000"/>
-                <w:sz w:val="22"/>
-                <w:szCs w:val="22"/>
-              </w:rPr>
-              <w:t>34.3 (2.1)</w:t>
-            </w:r>
-          </w:p>
-        </w:tc>
-        <w:tc>
-          <w:tcPr>
-            <w:tcW w:w="1983" w:type="dxa"/>
-            <w:tcBorders>
-              <w:left w:val="nil"/>
-              <w:bottom w:val="nil"/>
-              <w:right w:val="nil"/>
-            </w:tcBorders>
-            <w:vAlign w:val="bottom"/>
-          </w:tcPr>
-          <w:p>
-            <w:pPr>
-              <w:jc w:val="center"/>
-              <w:rPr>
-                <w:color w:val="000000"/>
-                <w:sz w:val="22"/>
-                <w:szCs w:val="22"/>
-              </w:rPr>
-            </w:pPr>
-            <w:r>
-              <w:rPr>
-                <w:color w:val="000000"/>
-                <w:sz w:val="22"/>
-                <w:szCs w:val="22"/>
-              </w:rPr>
-              <w:t>38.7 (2.1)</w:t>
-            </w:r>
-          </w:p>
-        </w:tc>
-        <w:tc>
-          <w:tcPr>
-            <w:tcW w:w="1559" w:type="dxa"/>
-            <w:tcBorders>
-              <w:left w:val="nil"/>
-              <w:bottom w:val="nil"/>
-              <w:right w:val="nil"/>
-            </w:tcBorders>
-            <w:vAlign w:val="bottom"/>
-          </w:tcPr>
-          <w:p>
-            <w:pPr>
-              <w:jc w:val="center"/>
-              <w:rPr>
-                <w:color w:val="000000"/>
-                <w:sz w:val="22"/>
-                <w:szCs w:val="22"/>
-              </w:rPr>
-            </w:pPr>
-            <w:r>
-              <w:rPr>
-                <w:color w:val="000000"/>
-                <w:sz w:val="22"/>
-                <w:szCs w:val="22"/>
-              </w:rPr>
-              <w:t>34.0 (2.2)</w:t>
+          </w:tcPr>
+          <w:p>
+            <w:pPr>
+              <w:jc w:val="center"/>
+              <w:rPr>
+                <w:color w:val="000000"/>
+                <w:sz w:val="22"/>
+                <w:szCs w:val="22"/>
+              </w:rPr>
+            </w:pPr>
+            <w:r>
+              <w:rPr>
+                <w:color w:val="000000"/>
+                <w:sz w:val="22"/>
+                <w:szCs w:val="22"/>
+              </w:rPr>
+              <w:t>50.8%</w:t>
             </w:r>
           </w:p>
         </w:tc>
@@ -1698,7 +1276,7 @@
                 <w:sz w:val="22"/>
                 <w:szCs w:val="22"/>
               </w:rPr>
-              <w:t>Female</w:t>
+              <w:t>Birth Weight</w:t>
             </w:r>
           </w:p>
         </w:tc>
@@ -1730,7 +1308,7 @@
                 <w:sz w:val="22"/>
                 <w:szCs w:val="22"/>
               </w:rPr>
-              <w:t>50.6% (n=7787)</w:t>
+              <w:t>3375.4 (581.4)</w:t>
             </w:r>
           </w:p>
         </w:tc>
@@ -1762,131 +1340,37 @@
                 <w:sz w:val="22"/>
                 <w:szCs w:val="22"/>
               </w:rPr>
-              <w:t>56.7% (n=752)</w:t>
-            </w:r>
-          </w:p>
-        </w:tc>
-        <w:tc>
-          <w:tcPr>
-            <w:tcW w:w="1701" w:type="dxa"/>
-            <w:tcBorders>
-              <w:top w:val="nil"/>
-              <w:left w:val="nil"/>
-              <w:bottom w:val="nil"/>
-              <w:right w:val="nil"/>
-            </w:tcBorders>
-            <w:noWrap/>
+              <w:t>3391.3 (510.4)</w:t>
+            </w:r>
+          </w:p>
+        </w:tc>
+        <w:tc>
+          <w:tcPr>
+            <w:tcW w:w="1983" w:type="dxa"/>
+            <w:tcBorders>
+              <w:top w:val="nil"/>
+              <w:left w:val="nil"/>
+              <w:bottom w:val="nil"/>
+              <w:right w:val="nil"/>
+            </w:tcBorders>
             <w:vAlign w:val="bottom"/>
-            <w:hideMark/>
-          </w:tcPr>
-          <w:p>
-            <w:pPr>
-              <w:jc w:val="center"/>
-              <w:rPr>
-                <w:color w:val="000000"/>
-                <w:sz w:val="22"/>
-                <w:szCs w:val="22"/>
-              </w:rPr>
-            </w:pPr>
-            <w:r>
-              <w:rPr>
-                <w:color w:val="000000"/>
-                <w:sz w:val="22"/>
-                <w:szCs w:val="22"/>
-              </w:rPr>
-              <w:t>49.1% (n=19831)</w:t>
-            </w:r>
-          </w:p>
-        </w:tc>
-        <w:tc>
-          <w:tcPr>
-            <w:tcW w:w="1701" w:type="dxa"/>
-            <w:tcBorders>
-              <w:top w:val="nil"/>
-              <w:left w:val="nil"/>
-              <w:bottom w:val="nil"/>
-              <w:right w:val="nil"/>
-            </w:tcBorders>
-            <w:noWrap/>
-            <w:vAlign w:val="bottom"/>
-            <w:hideMark/>
-          </w:tcPr>
-          <w:p>
-            <w:pPr>
-              <w:jc w:val="center"/>
-              <w:rPr>
-                <w:color w:val="000000"/>
-                <w:sz w:val="22"/>
-                <w:szCs w:val="22"/>
-              </w:rPr>
-            </w:pPr>
-            <w:r>
-              <w:rPr>
-                <w:color w:val="000000"/>
-                <w:sz w:val="22"/>
-                <w:szCs w:val="22"/>
-              </w:rPr>
-              <w:t>42.3% (n=921)</w:t>
-            </w:r>
-          </w:p>
-        </w:tc>
-        <w:tc>
-          <w:tcPr>
-            <w:tcW w:w="1983" w:type="dxa"/>
-            <w:tcBorders>
-              <w:top w:val="nil"/>
-              <w:left w:val="nil"/>
-              <w:bottom w:val="nil"/>
-              <w:right w:val="nil"/>
-            </w:tcBorders>
-            <w:vAlign w:val="bottom"/>
-          </w:tcPr>
-          <w:p>
-            <w:pPr>
-              <w:jc w:val="center"/>
-              <w:rPr>
-                <w:color w:val="000000"/>
-                <w:sz w:val="22"/>
-                <w:szCs w:val="22"/>
-              </w:rPr>
-            </w:pPr>
-            <w:r>
-              <w:rPr>
-                <w:color w:val="000000"/>
-                <w:sz w:val="22"/>
-                <w:szCs w:val="22"/>
-              </w:rPr>
-              <w:t>50.8%</w:t>
-            </w:r>
-          </w:p>
-        </w:tc>
-        <w:tc>
-          <w:tcPr>
-            <w:tcW w:w="1559" w:type="dxa"/>
-            <w:tcBorders>
-              <w:top w:val="nil"/>
-              <w:left w:val="nil"/>
-              <w:bottom w:val="nil"/>
-              <w:right w:val="nil"/>
-            </w:tcBorders>
-            <w:vAlign w:val="bottom"/>
-          </w:tcPr>
-          <w:p>
-            <w:pPr>
-              <w:jc w:val="center"/>
-              <w:rPr>
-                <w:color w:val="000000"/>
-                <w:sz w:val="22"/>
-                <w:szCs w:val="22"/>
-              </w:rPr>
-            </w:pPr>
-            <w:r>
-              <w:rPr>
-                <w:color w:val="000000"/>
-                <w:sz w:val="22"/>
-                <w:szCs w:val="22"/>
-              </w:rPr>
-              <w:t>55.1%</w:t>
+          </w:tcPr>
+          <w:p>
+            <w:pPr>
+              <w:jc w:val="center"/>
+              <w:rPr>
+                <w:color w:val="000000"/>
+                <w:sz w:val="22"/>
+                <w:szCs w:val="22"/>
+              </w:rPr>
+            </w:pPr>
+            <w:r>
+              <w:rPr>
+                <w:color w:val="000000"/>
+                <w:sz w:val="22"/>
+                <w:szCs w:val="22"/>
+              </w:rPr>
+              <w:t>3337.8 (612.8)</w:t>
             </w:r>
           </w:p>
         </w:tc>
@@ -1907,21 +1391,24 @@
             </w:tcBorders>
             <w:noWrap/>
             <w:vAlign w:val="center"/>
-            <w:hideMark/>
-          </w:tcPr>
-          <w:p>
-            <w:pPr>
-              <w:rPr>
-                <w:sz w:val="22"/>
-                <w:szCs w:val="22"/>
-              </w:rPr>
-            </w:pPr>
-            <w:r>
-              <w:rPr>
-                <w:sz w:val="22"/>
-                <w:szCs w:val="22"/>
-              </w:rPr>
-              <w:t>Birth Weight</w:t>
+          </w:tcPr>
+          <w:p>
+            <w:pPr>
+              <w:rPr>
+                <w:b/>
+                <w:bCs/>
+                <w:sz w:val="22"/>
+                <w:szCs w:val="22"/>
+              </w:rPr>
+            </w:pPr>
+            <w:r>
+              <w:rPr>
+                <w:b/>
+                <w:bCs/>
+                <w:sz w:val="22"/>
+                <w:szCs w:val="22"/>
+              </w:rPr>
+              <w:t>Mother</w:t>
             </w:r>
           </w:p>
         </w:tc>
@@ -1935,26 +1422,17 @@
               <w:right w:val="nil"/>
             </w:tcBorders>
             <w:noWrap/>
-            <w:vAlign w:val="bottom"/>
-            <w:hideMark/>
-          </w:tcPr>
-          <w:p>
-            <w:pPr>
-              <w:jc w:val="center"/>
-              <w:rPr>
-                <w:color w:val="000000"/>
-                <w:sz w:val="22"/>
-                <w:szCs w:val="22"/>
-              </w:rPr>
-            </w:pPr>
-            <w:r>
-              <w:rPr>
-                <w:color w:val="000000"/>
-                <w:sz w:val="22"/>
-                <w:szCs w:val="22"/>
-              </w:rPr>
-              <w:t>3375.4 (581.4)</w:t>
-            </w:r>
+            <w:vAlign w:val="center"/>
+          </w:tcPr>
+          <w:p>
+            <w:pPr>
+              <w:jc w:val="center"/>
+              <w:rPr>
+                <w:color w:val="000000"/>
+                <w:sz w:val="22"/>
+                <w:szCs w:val="22"/>
+              </w:rPr>
+            </w:pPr>
           </w:p>
         </w:tc>
         <w:tc>
@@ -1967,90 +1445,17 @@
               <w:right w:val="nil"/>
             </w:tcBorders>
             <w:noWrap/>
-            <w:vAlign w:val="bottom"/>
-            <w:hideMark/>
-          </w:tcPr>
-          <w:p>
-            <w:pPr>
-              <w:jc w:val="center"/>
-              <w:rPr>
-                <w:color w:val="000000"/>
-                <w:sz w:val="22"/>
-                <w:szCs w:val="22"/>
-              </w:rPr>
-            </w:pPr>
-            <w:r>
-              <w:rPr>
-                <w:color w:val="000000"/>
-                <w:sz w:val="22"/>
-                <w:szCs w:val="22"/>
-              </w:rPr>
-              <w:t>2364.9 (658.0)</w:t>
-            </w:r>
-          </w:p>
-        </w:tc>
-        <w:tc>
-          <w:tcPr>
-            <w:tcW w:w="1701" w:type="dxa"/>
-            <w:tcBorders>
-              <w:top w:val="nil"/>
-              <w:left w:val="nil"/>
-              <w:bottom w:val="nil"/>
-              <w:right w:val="nil"/>
-            </w:tcBorders>
-            <w:noWrap/>
-            <w:vAlign w:val="bottom"/>
-            <w:hideMark/>
-          </w:tcPr>
-          <w:p>
-            <w:pPr>
-              <w:jc w:val="center"/>
-              <w:rPr>
-                <w:color w:val="000000"/>
-                <w:sz w:val="22"/>
-                <w:szCs w:val="22"/>
-              </w:rPr>
-            </w:pPr>
-            <w:r>
-              <w:rPr>
-                <w:color w:val="000000"/>
-                <w:sz w:val="22"/>
-                <w:szCs w:val="22"/>
-              </w:rPr>
-              <w:t>3391.3 (510.4)</w:t>
-            </w:r>
-          </w:p>
-        </w:tc>
-        <w:tc>
-          <w:tcPr>
-            <w:tcW w:w="1701" w:type="dxa"/>
-            <w:tcBorders>
-              <w:top w:val="nil"/>
-              <w:left w:val="nil"/>
-              <w:bottom w:val="nil"/>
-              <w:right w:val="nil"/>
-            </w:tcBorders>
-            <w:noWrap/>
-            <w:vAlign w:val="bottom"/>
-            <w:hideMark/>
-          </w:tcPr>
-          <w:p>
-            <w:pPr>
-              <w:jc w:val="center"/>
-              <w:rPr>
-                <w:color w:val="000000"/>
-                <w:sz w:val="22"/>
-                <w:szCs w:val="22"/>
-              </w:rPr>
-            </w:pPr>
-            <w:r>
-              <w:rPr>
-                <w:color w:val="000000"/>
-                <w:sz w:val="22"/>
-                <w:szCs w:val="22"/>
-              </w:rPr>
-              <w:t>2378.9 (630.6)</w:t>
-            </w:r>
+            <w:vAlign w:val="center"/>
+          </w:tcPr>
+          <w:p>
+            <w:pPr>
+              <w:jc w:val="center"/>
+              <w:rPr>
+                <w:color w:val="000000"/>
+                <w:sz w:val="22"/>
+                <w:szCs w:val="22"/>
+              </w:rPr>
+            </w:pPr>
           </w:p>
         </w:tc>
         <w:tc>
@@ -2062,55 +1467,16 @@
               <w:bottom w:val="nil"/>
               <w:right w:val="nil"/>
             </w:tcBorders>
-            <w:vAlign w:val="bottom"/>
-          </w:tcPr>
-          <w:p>
-            <w:pPr>
-              <w:jc w:val="center"/>
-              <w:rPr>
-                <w:color w:val="000000"/>
-                <w:sz w:val="22"/>
-                <w:szCs w:val="22"/>
-              </w:rPr>
-            </w:pPr>
-            <w:r>
-              <w:rPr>
-                <w:color w:val="000000"/>
-                <w:sz w:val="22"/>
-                <w:szCs w:val="22"/>
-              </w:rPr>
-              <w:t>3337.8 (612.8)</w:t>
-            </w:r>
-          </w:p>
-        </w:tc>
-        <w:tc>
-          <w:tcPr>
-            <w:tcW w:w="1559" w:type="dxa"/>
-            <w:tcBorders>
-              <w:top w:val="nil"/>
-              <w:left w:val="nil"/>
-              <w:bottom w:val="nil"/>
-              <w:right w:val="nil"/>
-            </w:tcBorders>
-            <w:vAlign w:val="bottom"/>
-          </w:tcPr>
-          <w:p>
-            <w:pPr>
-              <w:jc w:val="center"/>
-              <w:rPr>
-                <w:color w:val="000000"/>
-                <w:sz w:val="22"/>
-                <w:szCs w:val="22"/>
-              </w:rPr>
-            </w:pPr>
-            <w:r>
-              <w:rPr>
-                <w:color w:val="000000"/>
-                <w:sz w:val="22"/>
-                <w:szCs w:val="22"/>
-              </w:rPr>
-              <w:t>2317.0 (647.5)</w:t>
-            </w:r>
+          </w:tcPr>
+          <w:p>
+            <w:pPr>
+              <w:jc w:val="center"/>
+              <w:rPr>
+                <w:color w:val="000000"/>
+                <w:sz w:val="22"/>
+                <w:szCs w:val="22"/>
+              </w:rPr>
+            </w:pPr>
           </w:p>
         </w:tc>
       </w:tr>
@@ -2134,20 +1500,16 @@
           <w:p>
             <w:pPr>
               <w:rPr>
-                <w:b/>
-                <w:bCs/>
-                <w:sz w:val="22"/>
-                <w:szCs w:val="22"/>
-              </w:rPr>
-            </w:pPr>
-            <w:r>
-              <w:rPr>
-                <w:b/>
-                <w:bCs/>
-                <w:sz w:val="22"/>
-                <w:szCs w:val="22"/>
-              </w:rPr>
-              <w:t>Mother</w:t>
+                <w:sz w:val="22"/>
+                <w:szCs w:val="22"/>
+              </w:rPr>
+            </w:pPr>
+            <w:r>
+              <w:rPr>
+                <w:sz w:val="22"/>
+                <w:szCs w:val="22"/>
+              </w:rPr>
+              <w:t>Age</w:t>
             </w:r>
           </w:p>
         </w:tc>
@@ -2161,17 +1523,25 @@
               <w:right w:val="nil"/>
             </w:tcBorders>
             <w:noWrap/>
-            <w:vAlign w:val="center"/>
-          </w:tcPr>
-          <w:p>
-            <w:pPr>
-              <w:jc w:val="center"/>
-              <w:rPr>
-                <w:color w:val="000000"/>
-                <w:sz w:val="22"/>
-                <w:szCs w:val="22"/>
-              </w:rPr>
-            </w:pPr>
+            <w:vAlign w:val="bottom"/>
+          </w:tcPr>
+          <w:p>
+            <w:pPr>
+              <w:jc w:val="center"/>
+              <w:rPr>
+                <w:color w:val="000000"/>
+                <w:sz w:val="22"/>
+                <w:szCs w:val="22"/>
+              </w:rPr>
+            </w:pPr>
+            <w:r>
+              <w:rPr>
+                <w:color w:val="000000"/>
+                <w:sz w:val="22"/>
+                <w:szCs w:val="22"/>
+              </w:rPr>
+              <w:t>26.3 (6.8)</w:t>
+            </w:r>
           </w:p>
         </w:tc>
         <w:tc>
@@ -2184,63 +1554,25 @@
               <w:right w:val="nil"/>
             </w:tcBorders>
             <w:noWrap/>
-            <w:vAlign w:val="center"/>
-          </w:tcPr>
-          <w:p>
-            <w:pPr>
-              <w:jc w:val="center"/>
-              <w:rPr>
-                <w:color w:val="000000"/>
-                <w:sz w:val="22"/>
-                <w:szCs w:val="22"/>
-              </w:rPr>
-            </w:pPr>
-          </w:p>
-        </w:tc>
-        <w:tc>
-          <w:tcPr>
-            <w:tcW w:w="1701" w:type="dxa"/>
-            <w:tcBorders>
-              <w:top w:val="nil"/>
-              <w:left w:val="nil"/>
-              <w:bottom w:val="nil"/>
-              <w:right w:val="nil"/>
-            </w:tcBorders>
-            <w:noWrap/>
-            <w:vAlign w:val="center"/>
-          </w:tcPr>
-          <w:p>
-            <w:pPr>
-              <w:jc w:val="center"/>
-              <w:rPr>
-                <w:color w:val="000000"/>
-                <w:sz w:val="22"/>
-                <w:szCs w:val="22"/>
-              </w:rPr>
-            </w:pPr>
-          </w:p>
-        </w:tc>
-        <w:tc>
-          <w:tcPr>
-            <w:tcW w:w="1701" w:type="dxa"/>
-            <w:tcBorders>
-              <w:top w:val="nil"/>
-              <w:left w:val="nil"/>
-              <w:bottom w:val="nil"/>
-              <w:right w:val="nil"/>
-            </w:tcBorders>
-            <w:noWrap/>
-            <w:vAlign w:val="center"/>
-          </w:tcPr>
-          <w:p>
-            <w:pPr>
-              <w:jc w:val="center"/>
-              <w:rPr>
-                <w:color w:val="000000"/>
-                <w:sz w:val="22"/>
-                <w:szCs w:val="22"/>
-              </w:rPr>
-            </w:pPr>
+            <w:vAlign w:val="bottom"/>
+          </w:tcPr>
+          <w:p>
+            <w:pPr>
+              <w:jc w:val="center"/>
+              <w:rPr>
+                <w:color w:val="000000"/>
+                <w:sz w:val="22"/>
+                <w:szCs w:val="22"/>
+              </w:rPr>
+            </w:pPr>
+            <w:r>
+              <w:rPr>
+                <w:color w:val="000000"/>
+                <w:sz w:val="22"/>
+                <w:szCs w:val="22"/>
+              </w:rPr>
+              <w:t>27.5 (6.7)</w:t>
+            </w:r>
           </w:p>
         </w:tc>
         <w:tc>
@@ -2252,37 +1584,25 @@
               <w:bottom w:val="nil"/>
               <w:right w:val="nil"/>
             </w:tcBorders>
-          </w:tcPr>
-          <w:p>
-            <w:pPr>
-              <w:jc w:val="center"/>
-              <w:rPr>
-                <w:color w:val="000000"/>
-                <w:sz w:val="22"/>
-                <w:szCs w:val="22"/>
-              </w:rPr>
-            </w:pPr>
-          </w:p>
-        </w:tc>
-        <w:tc>
-          <w:tcPr>
-            <w:tcW w:w="1559" w:type="dxa"/>
-            <w:tcBorders>
-              <w:top w:val="nil"/>
-              <w:left w:val="nil"/>
-              <w:bottom w:val="nil"/>
-              <w:right w:val="nil"/>
-            </w:tcBorders>
-          </w:tcPr>
-          <w:p>
-            <w:pPr>
-              <w:jc w:val="center"/>
-              <w:rPr>
-                <w:color w:val="000000"/>
-                <w:sz w:val="22"/>
-                <w:szCs w:val="22"/>
-              </w:rPr>
-            </w:pPr>
+            <w:vAlign w:val="bottom"/>
+          </w:tcPr>
+          <w:p>
+            <w:pPr>
+              <w:jc w:val="center"/>
+              <w:rPr>
+                <w:color w:val="000000"/>
+                <w:sz w:val="22"/>
+                <w:szCs w:val="22"/>
+              </w:rPr>
+            </w:pPr>
+            <w:r>
+              <w:rPr>
+                <w:color w:val="000000"/>
+                <w:sz w:val="22"/>
+                <w:szCs w:val="22"/>
+              </w:rPr>
+              <w:t>27.5 (6.7)</w:t>
+            </w:r>
           </w:p>
         </w:tc>
       </w:tr>
@@ -2306,16 +1626,22 @@
           <w:p>
             <w:pPr>
               <w:rPr>
-                <w:sz w:val="22"/>
-                <w:szCs w:val="22"/>
-              </w:rPr>
-            </w:pPr>
-            <w:r>
-              <w:rPr>
-                <w:sz w:val="22"/>
-                <w:szCs w:val="22"/>
-              </w:rPr>
-              <w:t>Age</w:t>
+                <w:i/>
+                <w:iCs/>
+                <w:color w:val="000000"/>
+                <w:sz w:val="22"/>
+                <w:szCs w:val="22"/>
+              </w:rPr>
+            </w:pPr>
+            <w:r>
+              <w:rPr>
+                <w:i/>
+                <w:iCs/>
+                <w:color w:val="000000"/>
+                <w:sz w:val="22"/>
+                <w:szCs w:val="22"/>
+              </w:rPr>
+              <w:t>Education</w:t>
             </w:r>
           </w:p>
         </w:tc>
@@ -2329,25 +1655,17 @@
               <w:right w:val="nil"/>
             </w:tcBorders>
             <w:noWrap/>
-            <w:vAlign w:val="bottom"/>
-          </w:tcPr>
-          <w:p>
-            <w:pPr>
-              <w:jc w:val="center"/>
-              <w:rPr>
-                <w:color w:val="000000"/>
-                <w:sz w:val="22"/>
-                <w:szCs w:val="22"/>
-              </w:rPr>
-            </w:pPr>
-            <w:r>
-              <w:rPr>
-                <w:color w:val="000000"/>
-                <w:sz w:val="22"/>
-                <w:szCs w:val="22"/>
-              </w:rPr>
-              <w:t>26.3 (6.8)</w:t>
-            </w:r>
+            <w:vAlign w:val="center"/>
+          </w:tcPr>
+          <w:p>
+            <w:pPr>
+              <w:jc w:val="center"/>
+              <w:rPr>
+                <w:color w:val="000000"/>
+                <w:sz w:val="22"/>
+                <w:szCs w:val="22"/>
+              </w:rPr>
+            </w:pPr>
           </w:p>
         </w:tc>
         <w:tc>
@@ -2360,87 +1678,17 @@
               <w:right w:val="nil"/>
             </w:tcBorders>
             <w:noWrap/>
-            <w:vAlign w:val="bottom"/>
-          </w:tcPr>
-          <w:p>
-            <w:pPr>
-              <w:jc w:val="center"/>
-              <w:rPr>
-                <w:color w:val="000000"/>
-                <w:sz w:val="22"/>
-                <w:szCs w:val="22"/>
-              </w:rPr>
-            </w:pPr>
-            <w:r>
-              <w:rPr>
-                <w:color w:val="000000"/>
-                <w:sz w:val="22"/>
-                <w:szCs w:val="22"/>
-              </w:rPr>
-              <w:t>28.0 (7.5)</w:t>
-            </w:r>
-          </w:p>
-        </w:tc>
-        <w:tc>
-          <w:tcPr>
-            <w:tcW w:w="1701" w:type="dxa"/>
-            <w:tcBorders>
-              <w:top w:val="nil"/>
-              <w:left w:val="nil"/>
-              <w:bottom w:val="nil"/>
-              <w:right w:val="nil"/>
-            </w:tcBorders>
-            <w:noWrap/>
-            <w:vAlign w:val="bottom"/>
-          </w:tcPr>
-          <w:p>
-            <w:pPr>
-              <w:jc w:val="center"/>
-              <w:rPr>
-                <w:color w:val="000000"/>
-                <w:sz w:val="22"/>
-                <w:szCs w:val="22"/>
-              </w:rPr>
-            </w:pPr>
-            <w:r>
-              <w:rPr>
-                <w:color w:val="000000"/>
-                <w:sz w:val="22"/>
-                <w:szCs w:val="22"/>
-              </w:rPr>
-              <w:t>27.5 (6.7)</w:t>
-            </w:r>
-          </w:p>
-        </w:tc>
-        <w:tc>
-          <w:tcPr>
-            <w:tcW w:w="1701" w:type="dxa"/>
-            <w:tcBorders>
-              <w:top w:val="nil"/>
-              <w:left w:val="nil"/>
-              <w:bottom w:val="nil"/>
-              <w:right w:val="nil"/>
-            </w:tcBorders>
-            <w:noWrap/>
-            <w:vAlign w:val="bottom"/>
-          </w:tcPr>
-          <w:p>
-            <w:pPr>
-              <w:jc w:val="center"/>
-              <w:rPr>
-                <w:color w:val="000000"/>
-                <w:sz w:val="22"/>
-                <w:szCs w:val="22"/>
-              </w:rPr>
-            </w:pPr>
-            <w:r>
-              <w:rPr>
-                <w:color w:val="000000"/>
-                <w:sz w:val="22"/>
-                <w:szCs w:val="22"/>
-              </w:rPr>
-              <w:t>28.1 (7.3)</w:t>
-            </w:r>
+            <w:vAlign w:val="center"/>
+          </w:tcPr>
+          <w:p>
+            <w:pPr>
+              <w:jc w:val="center"/>
+              <w:rPr>
+                <w:color w:val="000000"/>
+                <w:sz w:val="22"/>
+                <w:szCs w:val="22"/>
+              </w:rPr>
+            </w:pPr>
           </w:p>
         </w:tc>
         <w:tc>
@@ -2452,55 +1700,16 @@
               <w:bottom w:val="nil"/>
               <w:right w:val="nil"/>
             </w:tcBorders>
-            <w:vAlign w:val="bottom"/>
-          </w:tcPr>
-          <w:p>
-            <w:pPr>
-              <w:jc w:val="center"/>
-              <w:rPr>
-                <w:color w:val="000000"/>
-                <w:sz w:val="22"/>
-                <w:szCs w:val="22"/>
-              </w:rPr>
-            </w:pPr>
-            <w:r>
-              <w:rPr>
-                <w:color w:val="000000"/>
-                <w:sz w:val="22"/>
-                <w:szCs w:val="22"/>
-              </w:rPr>
-              <w:t>27.5 (6.7)</w:t>
-            </w:r>
-          </w:p>
-        </w:tc>
-        <w:tc>
-          <w:tcPr>
-            <w:tcW w:w="1559" w:type="dxa"/>
-            <w:tcBorders>
-              <w:top w:val="nil"/>
-              <w:left w:val="nil"/>
-              <w:bottom w:val="nil"/>
-              <w:right w:val="nil"/>
-            </w:tcBorders>
-            <w:vAlign w:val="bottom"/>
-          </w:tcPr>
-          <w:p>
-            <w:pPr>
-              <w:jc w:val="center"/>
-              <w:rPr>
-                <w:color w:val="000000"/>
-                <w:sz w:val="22"/>
-                <w:szCs w:val="22"/>
-              </w:rPr>
-            </w:pPr>
-            <w:r>
-              <w:rPr>
-                <w:color w:val="000000"/>
-                <w:sz w:val="22"/>
-                <w:szCs w:val="22"/>
-              </w:rPr>
-              <w:t>29.9 (6.9)</w:t>
-            </w:r>
+          </w:tcPr>
+          <w:p>
+            <w:pPr>
+              <w:jc w:val="center"/>
+              <w:rPr>
+                <w:color w:val="000000"/>
+                <w:sz w:val="22"/>
+                <w:szCs w:val="22"/>
+              </w:rPr>
+            </w:pPr>
           </w:p>
         </w:tc>
       </w:tr>
@@ -2524,22 +1733,26 @@
           <w:p>
             <w:pPr>
               <w:rPr>
-                <w:i/>
-                <w:iCs/>
-                <w:color w:val="000000"/>
-                <w:sz w:val="22"/>
-                <w:szCs w:val="22"/>
-              </w:rPr>
-            </w:pPr>
-            <w:r>
-              <w:rPr>
-                <w:i/>
-                <w:iCs/>
-                <w:color w:val="000000"/>
-                <w:sz w:val="22"/>
-                <w:szCs w:val="22"/>
-              </w:rPr>
-              <w:t>Education</w:t>
+                <w:color w:val="000000"/>
+                <w:sz w:val="22"/>
+                <w:szCs w:val="22"/>
+              </w:rPr>
+            </w:pPr>
+            <w:r>
+              <w:rPr>
+                <w:color w:val="000000"/>
+                <w:sz w:val="22"/>
+                <w:szCs w:val="22"/>
+              </w:rPr>
+              <w:t xml:space="preserve">  </w:t>
+            </w:r>
+            <w:r>
+              <w:rPr>
+                <w:color w:val="000000"/>
+                <w:sz w:val="22"/>
+                <w:szCs w:val="22"/>
+              </w:rPr>
+              <w:t>None or primary</w:t>
             </w:r>
           </w:p>
         </w:tc>
@@ -2553,17 +1766,25 @@
               <w:right w:val="nil"/>
             </w:tcBorders>
             <w:noWrap/>
-            <w:vAlign w:val="center"/>
-          </w:tcPr>
-          <w:p>
-            <w:pPr>
-              <w:jc w:val="center"/>
-              <w:rPr>
-                <w:color w:val="000000"/>
-                <w:sz w:val="22"/>
-                <w:szCs w:val="22"/>
-              </w:rPr>
-            </w:pPr>
+            <w:vAlign w:val="bottom"/>
+          </w:tcPr>
+          <w:p>
+            <w:pPr>
+              <w:jc w:val="center"/>
+              <w:rPr>
+                <w:color w:val="000000"/>
+                <w:sz w:val="22"/>
+                <w:szCs w:val="22"/>
+              </w:rPr>
+            </w:pPr>
+            <w:r>
+              <w:rPr>
+                <w:color w:val="000000"/>
+                <w:sz w:val="22"/>
+                <w:szCs w:val="22"/>
+              </w:rPr>
+              <w:t>13.2% (n=2029)</w:t>
+            </w:r>
           </w:p>
         </w:tc>
         <w:tc>
@@ -2576,63 +1797,25 @@
               <w:right w:val="nil"/>
             </w:tcBorders>
             <w:noWrap/>
-            <w:vAlign w:val="center"/>
-          </w:tcPr>
-          <w:p>
-            <w:pPr>
-              <w:jc w:val="center"/>
-              <w:rPr>
-                <w:color w:val="000000"/>
-                <w:sz w:val="22"/>
-                <w:szCs w:val="22"/>
-              </w:rPr>
-            </w:pPr>
-          </w:p>
-        </w:tc>
-        <w:tc>
-          <w:tcPr>
-            <w:tcW w:w="1701" w:type="dxa"/>
-            <w:tcBorders>
-              <w:top w:val="nil"/>
-              <w:left w:val="nil"/>
-              <w:bottom w:val="nil"/>
-              <w:right w:val="nil"/>
-            </w:tcBorders>
-            <w:noWrap/>
-            <w:vAlign w:val="center"/>
-          </w:tcPr>
-          <w:p>
-            <w:pPr>
-              <w:jc w:val="center"/>
-              <w:rPr>
-                <w:color w:val="000000"/>
-                <w:sz w:val="22"/>
-                <w:szCs w:val="22"/>
-              </w:rPr>
-            </w:pPr>
-          </w:p>
-        </w:tc>
-        <w:tc>
-          <w:tcPr>
-            <w:tcW w:w="1701" w:type="dxa"/>
-            <w:tcBorders>
-              <w:top w:val="nil"/>
-              <w:left w:val="nil"/>
-              <w:bottom w:val="nil"/>
-              <w:right w:val="nil"/>
-            </w:tcBorders>
-            <w:noWrap/>
-            <w:vAlign w:val="center"/>
-          </w:tcPr>
-          <w:p>
-            <w:pPr>
-              <w:jc w:val="center"/>
-              <w:rPr>
-                <w:color w:val="000000"/>
-                <w:sz w:val="22"/>
-                <w:szCs w:val="22"/>
-              </w:rPr>
-            </w:pPr>
+            <w:vAlign w:val="bottom"/>
+          </w:tcPr>
+          <w:p>
+            <w:pPr>
+              <w:jc w:val="center"/>
+              <w:rPr>
+                <w:color w:val="000000"/>
+                <w:sz w:val="22"/>
+                <w:szCs w:val="22"/>
+              </w:rPr>
+            </w:pPr>
+            <w:r>
+              <w:rPr>
+                <w:color w:val="000000"/>
+                <w:sz w:val="22"/>
+                <w:szCs w:val="22"/>
+              </w:rPr>
+              <w:t>10.8% (n=4370)</w:t>
+            </w:r>
           </w:p>
         </w:tc>
         <w:tc>
@@ -2644,37 +1827,25 @@
               <w:bottom w:val="nil"/>
               <w:right w:val="nil"/>
             </w:tcBorders>
-          </w:tcPr>
-          <w:p>
-            <w:pPr>
-              <w:jc w:val="center"/>
-              <w:rPr>
-                <w:color w:val="000000"/>
-                <w:sz w:val="22"/>
-                <w:szCs w:val="22"/>
-              </w:rPr>
-            </w:pPr>
-          </w:p>
-        </w:tc>
-        <w:tc>
-          <w:tcPr>
-            <w:tcW w:w="1559" w:type="dxa"/>
-            <w:tcBorders>
-              <w:top w:val="nil"/>
-              <w:left w:val="nil"/>
-              <w:bottom w:val="nil"/>
-              <w:right w:val="nil"/>
-            </w:tcBorders>
-          </w:tcPr>
-          <w:p>
-            <w:pPr>
-              <w:jc w:val="center"/>
-              <w:rPr>
-                <w:color w:val="000000"/>
-                <w:sz w:val="22"/>
-                <w:szCs w:val="22"/>
-              </w:rPr>
-            </w:pPr>
+            <w:vAlign w:val="bottom"/>
+          </w:tcPr>
+          <w:p>
+            <w:pPr>
+              <w:jc w:val="center"/>
+              <w:rPr>
+                <w:color w:val="000000"/>
+                <w:sz w:val="22"/>
+                <w:szCs w:val="22"/>
+              </w:rPr>
+            </w:pPr>
+            <w:r>
+              <w:rPr>
+                <w:color w:val="000000"/>
+                <w:sz w:val="22"/>
+                <w:szCs w:val="22"/>
+              </w:rPr>
+              <w:t>10.9%</w:t>
+            </w:r>
           </w:p>
         </w:tc>
       </w:tr>
@@ -2698,7 +1869,6 @@
           <w:p>
             <w:pPr>
               <w:rPr>
-                <w:color w:val="000000"/>
                 <w:sz w:val="22"/>
                 <w:szCs w:val="22"/>
               </w:rPr>
@@ -2717,7 +1887,7 @@
                 <w:sz w:val="22"/>
                 <w:szCs w:val="22"/>
               </w:rPr>
-              <w:t>None or primary</w:t>
+              <w:t>Secondary</w:t>
             </w:r>
           </w:p>
         </w:tc>
@@ -2748,7 +1918,7 @@
                 <w:sz w:val="22"/>
                 <w:szCs w:val="22"/>
               </w:rPr>
-              <w:t>13.2% (n=2029)</w:t>
+              <w:t>66.1% (n=10178)</w:t>
             </w:r>
           </w:p>
         </w:tc>
@@ -2779,20 +1949,19 @@
                 <w:sz w:val="22"/>
                 <w:szCs w:val="22"/>
               </w:rPr>
-              <w:t>10.7% (n=142)</w:t>
-            </w:r>
-          </w:p>
-        </w:tc>
-        <w:tc>
-          <w:tcPr>
-            <w:tcW w:w="1701" w:type="dxa"/>
-            <w:tcBorders>
-              <w:top w:val="nil"/>
-              <w:left w:val="nil"/>
-              <w:bottom w:val="nil"/>
-              <w:right w:val="nil"/>
-            </w:tcBorders>
-            <w:noWrap/>
+              <w:t>53.2% (n=21486)</w:t>
+            </w:r>
+          </w:p>
+        </w:tc>
+        <w:tc>
+          <w:tcPr>
+            <w:tcW w:w="1983" w:type="dxa"/>
+            <w:tcBorders>
+              <w:top w:val="nil"/>
+              <w:left w:val="nil"/>
+              <w:bottom w:val="nil"/>
+              <w:right w:val="nil"/>
+            </w:tcBorders>
             <w:vAlign w:val="bottom"/>
           </w:tcPr>
           <w:p>
@@ -2810,98 +1979,7 @@
                 <w:sz w:val="22"/>
                 <w:szCs w:val="22"/>
               </w:rPr>
-              <w:t>10.8% (n=4370)</w:t>
-            </w:r>
-          </w:p>
-        </w:tc>
-        <w:tc>
-          <w:tcPr>
-            <w:tcW w:w="1701" w:type="dxa"/>
-            <w:tcBorders>
-              <w:top w:val="nil"/>
-              <w:left w:val="nil"/>
-              <w:bottom w:val="nil"/>
-              <w:right w:val="nil"/>
-            </w:tcBorders>
-            <w:noWrap/>
-            <w:vAlign w:val="bottom"/>
-          </w:tcPr>
-          <w:p>
-            <w:pPr>
-              <w:jc w:val="center"/>
-              <w:rPr>
-                <w:color w:val="000000"/>
-                <w:sz w:val="22"/>
-                <w:szCs w:val="22"/>
-              </w:rPr>
-            </w:pPr>
-            <w:r>
-              <w:rPr>
-                <w:color w:val="000000"/>
-                <w:sz w:val="22"/>
-                <w:szCs w:val="22"/>
-              </w:rPr>
-              <w:t>10.7% (n=233)</w:t>
-            </w:r>
-          </w:p>
-        </w:tc>
-        <w:tc>
-          <w:tcPr>
-            <w:tcW w:w="1983" w:type="dxa"/>
-            <w:tcBorders>
-              <w:top w:val="nil"/>
-              <w:left w:val="nil"/>
-              <w:bottom w:val="nil"/>
-              <w:right w:val="nil"/>
-            </w:tcBorders>
-            <w:vAlign w:val="bottom"/>
-          </w:tcPr>
-          <w:p>
-            <w:pPr>
-              <w:jc w:val="center"/>
-              <w:rPr>
-                <w:color w:val="000000"/>
-                <w:sz w:val="22"/>
-                <w:szCs w:val="22"/>
-              </w:rPr>
-            </w:pPr>
-            <w:r>
-              <w:rPr>
-                <w:color w:val="000000"/>
-                <w:sz w:val="22"/>
-                <w:szCs w:val="22"/>
-              </w:rPr>
-              <w:t>10.9%</w:t>
-            </w:r>
-          </w:p>
-        </w:tc>
-        <w:tc>
-          <w:tcPr>
-            <w:tcW w:w="1559" w:type="dxa"/>
-            <w:tcBorders>
-              <w:top w:val="nil"/>
-              <w:left w:val="nil"/>
-              <w:bottom w:val="nil"/>
-              <w:right w:val="nil"/>
-            </w:tcBorders>
-            <w:vAlign w:val="bottom"/>
-          </w:tcPr>
-          <w:p>
-            <w:pPr>
-              <w:jc w:val="center"/>
-              <w:rPr>
-                <w:color w:val="000000"/>
-                <w:sz w:val="22"/>
-                <w:szCs w:val="22"/>
-              </w:rPr>
-            </w:pPr>
-            <w:r>
-              <w:rPr>
-                <w:color w:val="000000"/>
-                <w:sz w:val="22"/>
-                <w:szCs w:val="22"/>
-              </w:rPr>
-              <w:t>6.7%</w:t>
+              <w:t>53.2%</w:t>
             </w:r>
           </w:p>
         </w:tc>
@@ -2944,7 +2022,7 @@
                 <w:sz w:val="22"/>
                 <w:szCs w:val="22"/>
               </w:rPr>
-              <w:t>Secondary</w:t>
+              <w:t>Higher</w:t>
             </w:r>
           </w:p>
         </w:tc>
@@ -2975,7 +2053,7 @@
                 <w:sz w:val="22"/>
                 <w:szCs w:val="22"/>
               </w:rPr>
-              <w:t>66.1% (n=10178)</w:t>
+              <w:t>20.5% (n=3163)</w:t>
             </w:r>
           </w:p>
         </w:tc>
@@ -3006,20 +2084,19 @@
                 <w:sz w:val="22"/>
                 <w:szCs w:val="22"/>
               </w:rPr>
-              <w:t>58.7% (n=779)</w:t>
-            </w:r>
-          </w:p>
-        </w:tc>
-        <w:tc>
-          <w:tcPr>
-            <w:tcW w:w="1701" w:type="dxa"/>
-            <w:tcBorders>
-              <w:top w:val="nil"/>
-              <w:left w:val="nil"/>
-              <w:bottom w:val="nil"/>
-              <w:right w:val="nil"/>
-            </w:tcBorders>
-            <w:noWrap/>
+              <w:t>36.0% (n=14526)</w:t>
+            </w:r>
+          </w:p>
+        </w:tc>
+        <w:tc>
+          <w:tcPr>
+            <w:tcW w:w="1983" w:type="dxa"/>
+            <w:tcBorders>
+              <w:top w:val="nil"/>
+              <w:left w:val="nil"/>
+              <w:bottom w:val="nil"/>
+              <w:right w:val="nil"/>
+            </w:tcBorders>
             <w:vAlign w:val="bottom"/>
           </w:tcPr>
           <w:p>
@@ -3037,98 +2114,7 @@
                 <w:sz w:val="22"/>
                 <w:szCs w:val="22"/>
               </w:rPr>
-              <w:t>53.2% (n=21486)</w:t>
-            </w:r>
-          </w:p>
-        </w:tc>
-        <w:tc>
-          <w:tcPr>
-            <w:tcW w:w="1701" w:type="dxa"/>
-            <w:tcBorders>
-              <w:top w:val="nil"/>
-              <w:left w:val="nil"/>
-              <w:bottom w:val="nil"/>
-              <w:right w:val="nil"/>
-            </w:tcBorders>
-            <w:noWrap/>
-            <w:vAlign w:val="bottom"/>
-          </w:tcPr>
-          <w:p>
-            <w:pPr>
-              <w:jc w:val="center"/>
-              <w:rPr>
-                <w:color w:val="000000"/>
-                <w:sz w:val="22"/>
-                <w:szCs w:val="22"/>
-              </w:rPr>
-            </w:pPr>
-            <w:r>
-              <w:rPr>
-                <w:color w:val="000000"/>
-                <w:sz w:val="22"/>
-                <w:szCs w:val="22"/>
-              </w:rPr>
-              <w:t>50.9% (n=1109)</w:t>
-            </w:r>
-          </w:p>
-        </w:tc>
-        <w:tc>
-          <w:tcPr>
-            <w:tcW w:w="1983" w:type="dxa"/>
-            <w:tcBorders>
-              <w:top w:val="nil"/>
-              <w:left w:val="nil"/>
-              <w:bottom w:val="nil"/>
-              <w:right w:val="nil"/>
-            </w:tcBorders>
-            <w:vAlign w:val="bottom"/>
-          </w:tcPr>
-          <w:p>
-            <w:pPr>
-              <w:jc w:val="center"/>
-              <w:rPr>
-                <w:color w:val="000000"/>
-                <w:sz w:val="22"/>
-                <w:szCs w:val="22"/>
-              </w:rPr>
-            </w:pPr>
-            <w:r>
-              <w:rPr>
-                <w:color w:val="000000"/>
-                <w:sz w:val="22"/>
-                <w:szCs w:val="22"/>
-              </w:rPr>
-              <w:t>53.2%</w:t>
-            </w:r>
-          </w:p>
-        </w:tc>
-        <w:tc>
-          <w:tcPr>
-            <w:tcW w:w="1559" w:type="dxa"/>
-            <w:tcBorders>
-              <w:top w:val="nil"/>
-              <w:left w:val="nil"/>
-              <w:bottom w:val="nil"/>
-              <w:right w:val="nil"/>
-            </w:tcBorders>
-            <w:vAlign w:val="bottom"/>
-          </w:tcPr>
-          <w:p>
-            <w:pPr>
-              <w:jc w:val="center"/>
-              <w:rPr>
-                <w:color w:val="000000"/>
-                <w:sz w:val="22"/>
-                <w:szCs w:val="22"/>
-              </w:rPr>
-            </w:pPr>
-            <w:r>
-              <w:rPr>
-                <w:color w:val="000000"/>
-                <w:sz w:val="22"/>
-                <w:szCs w:val="22"/>
-              </w:rPr>
-              <w:t>37.3%</w:t>
+              <w:t>35.8%</w:t>
             </w:r>
           </w:p>
         </w:tc>
@@ -3153,25 +2139,20 @@
           <w:p>
             <w:pPr>
               <w:rPr>
-                <w:sz w:val="22"/>
-                <w:szCs w:val="22"/>
-              </w:rPr>
-            </w:pPr>
-            <w:r>
-              <w:rPr>
-                <w:color w:val="000000"/>
-                <w:sz w:val="22"/>
-                <w:szCs w:val="22"/>
-              </w:rPr>
-              <w:t xml:space="preserve">  </w:t>
-            </w:r>
-            <w:r>
-              <w:rPr>
-                <w:color w:val="000000"/>
-                <w:sz w:val="22"/>
-                <w:szCs w:val="22"/>
-              </w:rPr>
-              <w:t>Higher</w:t>
+                <w:i/>
+                <w:iCs/>
+                <w:color w:val="000000"/>
+                <w:sz w:val="22"/>
+                <w:szCs w:val="22"/>
+              </w:rPr>
+            </w:pPr>
+            <w:r>
+              <w:rPr>
+                <w:color w:val="000000"/>
+                <w:sz w:val="22"/>
+                <w:szCs w:val="22"/>
+              </w:rPr>
+              <w:t>Unemployed</w:t>
             </w:r>
           </w:p>
         </w:tc>
@@ -3202,7 +2183,7 @@
                 <w:sz w:val="22"/>
                 <w:szCs w:val="22"/>
               </w:rPr>
-              <w:t>20.5% (n=3163)</w:t>
+              <w:t>68.6% (n=10568)</w:t>
             </w:r>
           </w:p>
         </w:tc>
@@ -3233,20 +2214,19 @@
                 <w:sz w:val="22"/>
                 <w:szCs w:val="22"/>
               </w:rPr>
-              <w:t>30.3% (n=402)</w:t>
-            </w:r>
-          </w:p>
-        </w:tc>
-        <w:tc>
-          <w:tcPr>
-            <w:tcW w:w="1701" w:type="dxa"/>
-            <w:tcBorders>
-              <w:top w:val="nil"/>
-              <w:left w:val="nil"/>
-              <w:bottom w:val="nil"/>
-              <w:right w:val="nil"/>
-            </w:tcBorders>
-            <w:noWrap/>
+              <w:t>55.6% (n=22457)</w:t>
+            </w:r>
+          </w:p>
+        </w:tc>
+        <w:tc>
+          <w:tcPr>
+            <w:tcW w:w="1983" w:type="dxa"/>
+            <w:tcBorders>
+              <w:top w:val="nil"/>
+              <w:left w:val="nil"/>
+              <w:bottom w:val="nil"/>
+              <w:right w:val="nil"/>
+            </w:tcBorders>
             <w:vAlign w:val="bottom"/>
           </w:tcPr>
           <w:p>
@@ -3264,98 +2244,7 @@
                 <w:sz w:val="22"/>
                 <w:szCs w:val="22"/>
               </w:rPr>
-              <w:t>36.0% (n=14526)</w:t>
-            </w:r>
-          </w:p>
-        </w:tc>
-        <w:tc>
-          <w:tcPr>
-            <w:tcW w:w="1701" w:type="dxa"/>
-            <w:tcBorders>
-              <w:top w:val="nil"/>
-              <w:left w:val="nil"/>
-              <w:bottom w:val="nil"/>
-              <w:right w:val="nil"/>
-            </w:tcBorders>
-            <w:noWrap/>
-            <w:vAlign w:val="bottom"/>
-          </w:tcPr>
-          <w:p>
-            <w:pPr>
-              <w:jc w:val="center"/>
-              <w:rPr>
-                <w:color w:val="000000"/>
-                <w:sz w:val="22"/>
-                <w:szCs w:val="22"/>
-              </w:rPr>
-            </w:pPr>
-            <w:r>
-              <w:rPr>
-                <w:color w:val="000000"/>
-                <w:sz w:val="22"/>
-                <w:szCs w:val="22"/>
-              </w:rPr>
-              <w:t>38.4% (n=837)</w:t>
-            </w:r>
-          </w:p>
-        </w:tc>
-        <w:tc>
-          <w:tcPr>
-            <w:tcW w:w="1983" w:type="dxa"/>
-            <w:tcBorders>
-              <w:top w:val="nil"/>
-              <w:left w:val="nil"/>
-              <w:bottom w:val="nil"/>
-              <w:right w:val="nil"/>
-            </w:tcBorders>
-            <w:vAlign w:val="bottom"/>
-          </w:tcPr>
-          <w:p>
-            <w:pPr>
-              <w:jc w:val="center"/>
-              <w:rPr>
-                <w:color w:val="000000"/>
-                <w:sz w:val="22"/>
-                <w:szCs w:val="22"/>
-              </w:rPr>
-            </w:pPr>
-            <w:r>
-              <w:rPr>
-                <w:color w:val="000000"/>
-                <w:sz w:val="22"/>
-                <w:szCs w:val="22"/>
-              </w:rPr>
-              <w:t>35.8%</w:t>
-            </w:r>
-          </w:p>
-        </w:tc>
-        <w:tc>
-          <w:tcPr>
-            <w:tcW w:w="1559" w:type="dxa"/>
-            <w:tcBorders>
-              <w:top w:val="nil"/>
-              <w:left w:val="nil"/>
-              <w:bottom w:val="nil"/>
-              <w:right w:val="nil"/>
-            </w:tcBorders>
-            <w:vAlign w:val="bottom"/>
-          </w:tcPr>
-          <w:p>
-            <w:pPr>
-              <w:jc w:val="center"/>
-              <w:rPr>
-                <w:color w:val="000000"/>
-                <w:sz w:val="22"/>
-                <w:szCs w:val="22"/>
-              </w:rPr>
-            </w:pPr>
-            <w:r>
-              <w:rPr>
-                <w:color w:val="000000"/>
-                <w:sz w:val="22"/>
-                <w:szCs w:val="22"/>
-              </w:rPr>
-              <w:t>55.9%</w:t>
+              <w:t>55.4%</w:t>
             </w:r>
           </w:p>
         </w:tc>
@@ -3380,20 +2269,20 @@
           <w:p>
             <w:pPr>
               <w:rPr>
-                <w:i/>
-                <w:iCs/>
-                <w:color w:val="000000"/>
-                <w:sz w:val="22"/>
-                <w:szCs w:val="22"/>
-              </w:rPr>
-            </w:pPr>
-            <w:r>
-              <w:rPr>
-                <w:color w:val="000000"/>
-                <w:sz w:val="22"/>
-                <w:szCs w:val="22"/>
-              </w:rPr>
-              <w:t>Unemployed</w:t>
+                <w:b/>
+                <w:bCs/>
+                <w:sz w:val="22"/>
+                <w:szCs w:val="22"/>
+              </w:rPr>
+            </w:pPr>
+            <w:r>
+              <w:rPr>
+                <w:b/>
+                <w:bCs/>
+                <w:sz w:val="22"/>
+                <w:szCs w:val="22"/>
+              </w:rPr>
+              <w:t>Municipality</w:t>
             </w:r>
           </w:p>
         </w:tc>
@@ -3407,25 +2296,17 @@
               <w:right w:val="nil"/>
             </w:tcBorders>
             <w:noWrap/>
-            <w:vAlign w:val="bottom"/>
-          </w:tcPr>
-          <w:p>
-            <w:pPr>
-              <w:jc w:val="center"/>
-              <w:rPr>
-                <w:color w:val="000000"/>
-                <w:sz w:val="22"/>
-                <w:szCs w:val="22"/>
-              </w:rPr>
-            </w:pPr>
-            <w:r>
-              <w:rPr>
-                <w:color w:val="000000"/>
-                <w:sz w:val="22"/>
-                <w:szCs w:val="22"/>
-              </w:rPr>
-              <w:t>68.6% (n=10568)</w:t>
-            </w:r>
+            <w:vAlign w:val="center"/>
+          </w:tcPr>
+          <w:p>
+            <w:pPr>
+              <w:jc w:val="center"/>
+              <w:rPr>
+                <w:color w:val="000000"/>
+                <w:sz w:val="22"/>
+                <w:szCs w:val="22"/>
+              </w:rPr>
+            </w:pPr>
           </w:p>
         </w:tc>
         <w:tc>
@@ -3438,87 +2319,17 @@
               <w:right w:val="nil"/>
             </w:tcBorders>
             <w:noWrap/>
-            <w:vAlign w:val="bottom"/>
-          </w:tcPr>
-          <w:p>
-            <w:pPr>
-              <w:jc w:val="center"/>
-              <w:rPr>
-                <w:color w:val="000000"/>
-                <w:sz w:val="22"/>
-                <w:szCs w:val="22"/>
-              </w:rPr>
-            </w:pPr>
-            <w:r>
-              <w:rPr>
-                <w:color w:val="000000"/>
-                <w:sz w:val="22"/>
-                <w:szCs w:val="22"/>
-              </w:rPr>
-              <w:t>56.6% (n=751)</w:t>
-            </w:r>
-          </w:p>
-        </w:tc>
-        <w:tc>
-          <w:tcPr>
-            <w:tcW w:w="1701" w:type="dxa"/>
-            <w:tcBorders>
-              <w:top w:val="nil"/>
-              <w:left w:val="nil"/>
-              <w:bottom w:val="nil"/>
-              <w:right w:val="nil"/>
-            </w:tcBorders>
-            <w:noWrap/>
-            <w:vAlign w:val="bottom"/>
-          </w:tcPr>
-          <w:p>
-            <w:pPr>
-              <w:jc w:val="center"/>
-              <w:rPr>
-                <w:color w:val="000000"/>
-                <w:sz w:val="22"/>
-                <w:szCs w:val="22"/>
-              </w:rPr>
-            </w:pPr>
-            <w:r>
-              <w:rPr>
-                <w:color w:val="000000"/>
-                <w:sz w:val="22"/>
-                <w:szCs w:val="22"/>
-              </w:rPr>
-              <w:t>55.6% (n=22457)</w:t>
-            </w:r>
-          </w:p>
-        </w:tc>
-        <w:tc>
-          <w:tcPr>
-            <w:tcW w:w="1701" w:type="dxa"/>
-            <w:tcBorders>
-              <w:top w:val="nil"/>
-              <w:left w:val="nil"/>
-              <w:bottom w:val="nil"/>
-              <w:right w:val="nil"/>
-            </w:tcBorders>
-            <w:noWrap/>
-            <w:vAlign w:val="bottom"/>
-          </w:tcPr>
-          <w:p>
-            <w:pPr>
-              <w:jc w:val="center"/>
-              <w:rPr>
-                <w:color w:val="000000"/>
-                <w:sz w:val="22"/>
-                <w:szCs w:val="22"/>
-              </w:rPr>
-            </w:pPr>
-            <w:r>
-              <w:rPr>
-                <w:color w:val="000000"/>
-                <w:sz w:val="22"/>
-                <w:szCs w:val="22"/>
-              </w:rPr>
-              <w:t>53.5% (n=1166)</w:t>
-            </w:r>
+            <w:vAlign w:val="center"/>
+          </w:tcPr>
+          <w:p>
+            <w:pPr>
+              <w:jc w:val="center"/>
+              <w:rPr>
+                <w:color w:val="000000"/>
+                <w:sz w:val="22"/>
+                <w:szCs w:val="22"/>
+              </w:rPr>
+            </w:pPr>
           </w:p>
         </w:tc>
         <w:tc>
@@ -3530,55 +2341,16 @@
               <w:bottom w:val="nil"/>
               <w:right w:val="nil"/>
             </w:tcBorders>
-            <w:vAlign w:val="bottom"/>
-          </w:tcPr>
-          <w:p>
-            <w:pPr>
-              <w:jc w:val="center"/>
-              <w:rPr>
-                <w:color w:val="000000"/>
-                <w:sz w:val="22"/>
-                <w:szCs w:val="22"/>
-              </w:rPr>
-            </w:pPr>
-            <w:r>
-              <w:rPr>
-                <w:color w:val="000000"/>
-                <w:sz w:val="22"/>
-                <w:szCs w:val="22"/>
-              </w:rPr>
-              <w:t>55.4%</w:t>
-            </w:r>
-          </w:p>
-        </w:tc>
-        <w:tc>
-          <w:tcPr>
-            <w:tcW w:w="1559" w:type="dxa"/>
-            <w:tcBorders>
-              <w:top w:val="nil"/>
-              <w:left w:val="nil"/>
-              <w:bottom w:val="nil"/>
-              <w:right w:val="nil"/>
-            </w:tcBorders>
-            <w:vAlign w:val="bottom"/>
-          </w:tcPr>
-          <w:p>
-            <w:pPr>
-              <w:jc w:val="center"/>
-              <w:rPr>
-                <w:color w:val="000000"/>
-                <w:sz w:val="22"/>
-                <w:szCs w:val="22"/>
-              </w:rPr>
-            </w:pPr>
-            <w:r>
-              <w:rPr>
-                <w:color w:val="000000"/>
-                <w:sz w:val="22"/>
-                <w:szCs w:val="22"/>
-              </w:rPr>
-              <w:t>35.8%</w:t>
-            </w:r>
+          </w:tcPr>
+          <w:p>
+            <w:pPr>
+              <w:jc w:val="center"/>
+              <w:rPr>
+                <w:color w:val="000000"/>
+                <w:sz w:val="22"/>
+                <w:szCs w:val="22"/>
+              </w:rPr>
+            </w:pPr>
           </w:p>
         </w:tc>
       </w:tr>
@@ -3602,20 +2374,16 @@
           <w:p>
             <w:pPr>
               <w:rPr>
-                <w:b/>
-                <w:bCs/>
-                <w:sz w:val="22"/>
-                <w:szCs w:val="22"/>
-              </w:rPr>
-            </w:pPr>
-            <w:r>
-              <w:rPr>
-                <w:b/>
-                <w:bCs/>
-                <w:sz w:val="22"/>
-                <w:szCs w:val="22"/>
-              </w:rPr>
-              <w:t>Municipality</w:t>
+                <w:sz w:val="22"/>
+                <w:szCs w:val="22"/>
+              </w:rPr>
+            </w:pPr>
+            <w:r>
+              <w:rPr>
+                <w:sz w:val="22"/>
+                <w:szCs w:val="22"/>
+              </w:rPr>
+              <w:t xml:space="preserve">Padre las casas </w:t>
             </w:r>
           </w:p>
         </w:tc>
@@ -3629,17 +2397,25 @@
               <w:right w:val="nil"/>
             </w:tcBorders>
             <w:noWrap/>
-            <w:vAlign w:val="center"/>
-          </w:tcPr>
-          <w:p>
-            <w:pPr>
-              <w:jc w:val="center"/>
-              <w:rPr>
-                <w:color w:val="000000"/>
-                <w:sz w:val="22"/>
-                <w:szCs w:val="22"/>
-              </w:rPr>
-            </w:pPr>
+            <w:vAlign w:val="bottom"/>
+          </w:tcPr>
+          <w:p>
+            <w:pPr>
+              <w:jc w:val="center"/>
+              <w:rPr>
+                <w:color w:val="000000"/>
+                <w:sz w:val="22"/>
+                <w:szCs w:val="22"/>
+              </w:rPr>
+            </w:pPr>
+            <w:r>
+              <w:rPr>
+                <w:color w:val="000000"/>
+                <w:sz w:val="22"/>
+                <w:szCs w:val="22"/>
+              </w:rPr>
+              <w:t>17.3% (n=2661)</w:t>
+            </w:r>
           </w:p>
         </w:tc>
         <w:tc>
@@ -3652,63 +2428,25 @@
               <w:right w:val="nil"/>
             </w:tcBorders>
             <w:noWrap/>
-            <w:vAlign w:val="center"/>
-          </w:tcPr>
-          <w:p>
-            <w:pPr>
-              <w:jc w:val="center"/>
-              <w:rPr>
-                <w:color w:val="000000"/>
-                <w:sz w:val="22"/>
-                <w:szCs w:val="22"/>
-              </w:rPr>
-            </w:pPr>
-          </w:p>
-        </w:tc>
-        <w:tc>
-          <w:tcPr>
-            <w:tcW w:w="1701" w:type="dxa"/>
-            <w:tcBorders>
-              <w:top w:val="nil"/>
-              <w:left w:val="nil"/>
-              <w:bottom w:val="nil"/>
-              <w:right w:val="nil"/>
-            </w:tcBorders>
-            <w:noWrap/>
-            <w:vAlign w:val="center"/>
-          </w:tcPr>
-          <w:p>
-            <w:pPr>
-              <w:jc w:val="center"/>
-              <w:rPr>
-                <w:color w:val="000000"/>
-                <w:sz w:val="22"/>
-                <w:szCs w:val="22"/>
-              </w:rPr>
-            </w:pPr>
-          </w:p>
-        </w:tc>
-        <w:tc>
-          <w:tcPr>
-            <w:tcW w:w="1701" w:type="dxa"/>
-            <w:tcBorders>
-              <w:top w:val="nil"/>
-              <w:left w:val="nil"/>
-              <w:bottom w:val="nil"/>
-              <w:right w:val="nil"/>
-            </w:tcBorders>
-            <w:noWrap/>
-            <w:vAlign w:val="center"/>
-          </w:tcPr>
-          <w:p>
-            <w:pPr>
-              <w:jc w:val="center"/>
-              <w:rPr>
-                <w:color w:val="000000"/>
-                <w:sz w:val="22"/>
-                <w:szCs w:val="22"/>
-              </w:rPr>
-            </w:pPr>
+            <w:vAlign w:val="bottom"/>
+          </w:tcPr>
+          <w:p>
+            <w:pPr>
+              <w:jc w:val="center"/>
+              <w:rPr>
+                <w:color w:val="000000"/>
+                <w:sz w:val="22"/>
+                <w:szCs w:val="22"/>
+              </w:rPr>
+            </w:pPr>
+            <w:r>
+              <w:rPr>
+                <w:color w:val="000000"/>
+                <w:sz w:val="22"/>
+                <w:szCs w:val="22"/>
+              </w:rPr>
+              <w:t>21.8% (n=8805)</w:t>
+            </w:r>
           </w:p>
         </w:tc>
         <w:tc>
@@ -3720,37 +2458,25 @@
               <w:bottom w:val="nil"/>
               <w:right w:val="nil"/>
             </w:tcBorders>
-          </w:tcPr>
-          <w:p>
-            <w:pPr>
-              <w:jc w:val="center"/>
-              <w:rPr>
-                <w:color w:val="000000"/>
-                <w:sz w:val="22"/>
-                <w:szCs w:val="22"/>
-              </w:rPr>
-            </w:pPr>
-          </w:p>
-        </w:tc>
-        <w:tc>
-          <w:tcPr>
-            <w:tcW w:w="1559" w:type="dxa"/>
-            <w:tcBorders>
-              <w:top w:val="nil"/>
-              <w:left w:val="nil"/>
-              <w:bottom w:val="nil"/>
-              <w:right w:val="nil"/>
-            </w:tcBorders>
-          </w:tcPr>
-          <w:p>
-            <w:pPr>
-              <w:jc w:val="center"/>
-              <w:rPr>
-                <w:color w:val="000000"/>
-                <w:sz w:val="22"/>
-                <w:szCs w:val="22"/>
-              </w:rPr>
-            </w:pPr>
+            <w:vAlign w:val="bottom"/>
+          </w:tcPr>
+          <w:p>
+            <w:pPr>
+              <w:jc w:val="center"/>
+              <w:rPr>
+                <w:color w:val="000000"/>
+                <w:sz w:val="22"/>
+                <w:szCs w:val="22"/>
+              </w:rPr>
+            </w:pPr>
+            <w:r>
+              <w:rPr>
+                <w:color w:val="000000"/>
+                <w:sz w:val="22"/>
+                <w:szCs w:val="22"/>
+              </w:rPr>
+              <w:t>16.9%</w:t>
+            </w:r>
           </w:p>
         </w:tc>
       </w:tr>
@@ -3783,7 +2509,7 @@
                 <w:sz w:val="22"/>
                 <w:szCs w:val="22"/>
               </w:rPr>
-              <w:t xml:space="preserve">Padre las casas </w:t>
+              <w:t>Temuco</w:t>
             </w:r>
           </w:p>
         </w:tc>
@@ -3814,7 +2540,7 @@
                 <w:sz w:val="22"/>
                 <w:szCs w:val="22"/>
               </w:rPr>
-              <w:t>17.3% (n=2661)</w:t>
+              <w:t>82.7% (n=12737)</w:t>
             </w:r>
           </w:p>
         </w:tc>
@@ -3845,20 +2571,19 @@
                 <w:sz w:val="22"/>
                 <w:szCs w:val="22"/>
               </w:rPr>
-              <w:t>14.8% (n=196)</w:t>
-            </w:r>
-          </w:p>
-        </w:tc>
-        <w:tc>
-          <w:tcPr>
-            <w:tcW w:w="1701" w:type="dxa"/>
-            <w:tcBorders>
-              <w:top w:val="nil"/>
-              <w:left w:val="nil"/>
-              <w:bottom w:val="nil"/>
-              <w:right w:val="nil"/>
-            </w:tcBorders>
-            <w:noWrap/>
+              <w:t>78.2% (n=31577)</w:t>
+            </w:r>
+          </w:p>
+        </w:tc>
+        <w:tc>
+          <w:tcPr>
+            <w:tcW w:w="1983" w:type="dxa"/>
+            <w:tcBorders>
+              <w:top w:val="nil"/>
+              <w:left w:val="nil"/>
+              <w:bottom w:val="nil"/>
+              <w:right w:val="nil"/>
+            </w:tcBorders>
             <w:vAlign w:val="bottom"/>
           </w:tcPr>
           <w:p>
@@ -3876,98 +2601,7 @@
                 <w:sz w:val="22"/>
                 <w:szCs w:val="22"/>
               </w:rPr>
-              <w:t>21.8% (n=8805)</w:t>
-            </w:r>
-          </w:p>
-        </w:tc>
-        <w:tc>
-          <w:tcPr>
-            <w:tcW w:w="1701" w:type="dxa"/>
-            <w:tcBorders>
-              <w:top w:val="nil"/>
-              <w:left w:val="nil"/>
-              <w:bottom w:val="nil"/>
-              <w:right w:val="nil"/>
-            </w:tcBorders>
-            <w:noWrap/>
-            <w:vAlign w:val="bottom"/>
-          </w:tcPr>
-          <w:p>
-            <w:pPr>
-              <w:jc w:val="center"/>
-              <w:rPr>
-                <w:color w:val="000000"/>
-                <w:sz w:val="22"/>
-                <w:szCs w:val="22"/>
-              </w:rPr>
-            </w:pPr>
-            <w:r>
-              <w:rPr>
-                <w:color w:val="000000"/>
-                <w:sz w:val="22"/>
-                <w:szCs w:val="22"/>
-              </w:rPr>
-              <w:t>20.9% (n=455)</w:t>
-            </w:r>
-          </w:p>
-        </w:tc>
-        <w:tc>
-          <w:tcPr>
-            <w:tcW w:w="1983" w:type="dxa"/>
-            <w:tcBorders>
-              <w:top w:val="nil"/>
-              <w:left w:val="nil"/>
-              <w:bottom w:val="nil"/>
-              <w:right w:val="nil"/>
-            </w:tcBorders>
-            <w:vAlign w:val="bottom"/>
-          </w:tcPr>
-          <w:p>
-            <w:pPr>
-              <w:jc w:val="center"/>
-              <w:rPr>
-                <w:color w:val="000000"/>
-                <w:sz w:val="22"/>
-                <w:szCs w:val="22"/>
-              </w:rPr>
-            </w:pPr>
-            <w:r>
-              <w:rPr>
-                <w:color w:val="000000"/>
-                <w:sz w:val="22"/>
-                <w:szCs w:val="22"/>
-              </w:rPr>
-              <w:t>16.9%</w:t>
-            </w:r>
-          </w:p>
-        </w:tc>
-        <w:tc>
-          <w:tcPr>
-            <w:tcW w:w="1559" w:type="dxa"/>
-            <w:tcBorders>
-              <w:top w:val="nil"/>
-              <w:left w:val="nil"/>
-              <w:bottom w:val="nil"/>
-              <w:right w:val="nil"/>
-            </w:tcBorders>
-            <w:vAlign w:val="bottom"/>
-          </w:tcPr>
-          <w:p>
-            <w:pPr>
-              <w:jc w:val="center"/>
-              <w:rPr>
-                <w:color w:val="000000"/>
-                <w:sz w:val="22"/>
-                <w:szCs w:val="22"/>
-              </w:rPr>
-            </w:pPr>
-            <w:r>
-              <w:rPr>
-                <w:color w:val="000000"/>
-                <w:sz w:val="22"/>
-                <w:szCs w:val="22"/>
-              </w:rPr>
-              <w:t>13.8%</w:t>
+              <w:t>83.1%</w:t>
             </w:r>
           </w:p>
         </w:tc>
@@ -3992,16 +2626,20 @@
           <w:p>
             <w:pPr>
               <w:rPr>
-                <w:sz w:val="22"/>
-                <w:szCs w:val="22"/>
-              </w:rPr>
-            </w:pPr>
-            <w:r>
-              <w:rPr>
-                <w:sz w:val="22"/>
-                <w:szCs w:val="22"/>
-              </w:rPr>
-              <w:t>Temuco</w:t>
+                <w:b/>
+                <w:bCs/>
+                <w:sz w:val="22"/>
+                <w:szCs w:val="22"/>
+              </w:rPr>
+            </w:pPr>
+            <w:r>
+              <w:rPr>
+                <w:b/>
+                <w:bCs/>
+                <w:sz w:val="22"/>
+                <w:szCs w:val="22"/>
+              </w:rPr>
+              <w:t>Year</w:t>
             </w:r>
           </w:p>
         </w:tc>
@@ -4015,25 +2653,17 @@
               <w:right w:val="nil"/>
             </w:tcBorders>
             <w:noWrap/>
-            <w:vAlign w:val="bottom"/>
-          </w:tcPr>
-          <w:p>
-            <w:pPr>
-              <w:jc w:val="center"/>
-              <w:rPr>
-                <w:color w:val="000000"/>
-                <w:sz w:val="22"/>
-                <w:szCs w:val="22"/>
-              </w:rPr>
-            </w:pPr>
-            <w:r>
-              <w:rPr>
-                <w:color w:val="000000"/>
-                <w:sz w:val="22"/>
-                <w:szCs w:val="22"/>
-              </w:rPr>
-              <w:t>82.7% (n=12737)</w:t>
-            </w:r>
+            <w:vAlign w:val="center"/>
+          </w:tcPr>
+          <w:p>
+            <w:pPr>
+              <w:jc w:val="center"/>
+              <w:rPr>
+                <w:color w:val="000000"/>
+                <w:sz w:val="22"/>
+                <w:szCs w:val="22"/>
+              </w:rPr>
+            </w:pPr>
           </w:p>
         </w:tc>
         <w:tc>
@@ -4046,87 +2676,17 @@
               <w:right w:val="nil"/>
             </w:tcBorders>
             <w:noWrap/>
-            <w:vAlign w:val="bottom"/>
-          </w:tcPr>
-          <w:p>
-            <w:pPr>
-              <w:jc w:val="center"/>
-              <w:rPr>
-                <w:color w:val="000000"/>
-                <w:sz w:val="22"/>
-                <w:szCs w:val="22"/>
-              </w:rPr>
-            </w:pPr>
-            <w:r>
-              <w:rPr>
-                <w:color w:val="000000"/>
-                <w:sz w:val="22"/>
-                <w:szCs w:val="22"/>
-              </w:rPr>
-              <w:t>85.2% (n=1130)</w:t>
-            </w:r>
-          </w:p>
-        </w:tc>
-        <w:tc>
-          <w:tcPr>
-            <w:tcW w:w="1701" w:type="dxa"/>
-            <w:tcBorders>
-              <w:top w:val="nil"/>
-              <w:left w:val="nil"/>
-              <w:bottom w:val="nil"/>
-              <w:right w:val="nil"/>
-            </w:tcBorders>
-            <w:noWrap/>
-            <w:vAlign w:val="bottom"/>
-          </w:tcPr>
-          <w:p>
-            <w:pPr>
-              <w:jc w:val="center"/>
-              <w:rPr>
-                <w:color w:val="000000"/>
-                <w:sz w:val="22"/>
-                <w:szCs w:val="22"/>
-              </w:rPr>
-            </w:pPr>
-            <w:r>
-              <w:rPr>
-                <w:color w:val="000000"/>
-                <w:sz w:val="22"/>
-                <w:szCs w:val="22"/>
-              </w:rPr>
-              <w:t>78.2% (n=31577)</w:t>
-            </w:r>
-          </w:p>
-        </w:tc>
-        <w:tc>
-          <w:tcPr>
-            <w:tcW w:w="1701" w:type="dxa"/>
-            <w:tcBorders>
-              <w:top w:val="nil"/>
-              <w:left w:val="nil"/>
-              <w:bottom w:val="nil"/>
-              <w:right w:val="nil"/>
-            </w:tcBorders>
-            <w:noWrap/>
-            <w:vAlign w:val="bottom"/>
-          </w:tcPr>
-          <w:p>
-            <w:pPr>
-              <w:jc w:val="center"/>
-              <w:rPr>
-                <w:color w:val="000000"/>
-                <w:sz w:val="22"/>
-                <w:szCs w:val="22"/>
-              </w:rPr>
-            </w:pPr>
-            <w:r>
-              <w:rPr>
-                <w:color w:val="000000"/>
-                <w:sz w:val="22"/>
-                <w:szCs w:val="22"/>
-              </w:rPr>
-              <w:t>79.1% (n=1724)</w:t>
-            </w:r>
+            <w:vAlign w:val="center"/>
+          </w:tcPr>
+          <w:p>
+            <w:pPr>
+              <w:jc w:val="center"/>
+              <w:rPr>
+                <w:color w:val="000000"/>
+                <w:sz w:val="22"/>
+                <w:szCs w:val="22"/>
+              </w:rPr>
+            </w:pPr>
           </w:p>
         </w:tc>
         <w:tc>
@@ -4138,55 +2698,16 @@
               <w:bottom w:val="nil"/>
               <w:right w:val="nil"/>
             </w:tcBorders>
-            <w:vAlign w:val="bottom"/>
-          </w:tcPr>
-          <w:p>
-            <w:pPr>
-              <w:jc w:val="center"/>
-              <w:rPr>
-                <w:color w:val="000000"/>
-                <w:sz w:val="22"/>
-                <w:szCs w:val="22"/>
-              </w:rPr>
-            </w:pPr>
-            <w:r>
-              <w:rPr>
-                <w:color w:val="000000"/>
-                <w:sz w:val="22"/>
-                <w:szCs w:val="22"/>
-              </w:rPr>
-              <w:t>83.1%</w:t>
-            </w:r>
-          </w:p>
-        </w:tc>
-        <w:tc>
-          <w:tcPr>
-            <w:tcW w:w="1559" w:type="dxa"/>
-            <w:tcBorders>
-              <w:top w:val="nil"/>
-              <w:left w:val="nil"/>
-              <w:bottom w:val="nil"/>
-              <w:right w:val="nil"/>
-            </w:tcBorders>
-            <w:vAlign w:val="bottom"/>
-          </w:tcPr>
-          <w:p>
-            <w:pPr>
-              <w:jc w:val="center"/>
-              <w:rPr>
-                <w:color w:val="000000"/>
-                <w:sz w:val="22"/>
-                <w:szCs w:val="22"/>
-              </w:rPr>
-            </w:pPr>
-            <w:r>
-              <w:rPr>
-                <w:color w:val="000000"/>
-                <w:sz w:val="22"/>
-                <w:szCs w:val="22"/>
-              </w:rPr>
-              <w:t>86.2%</w:t>
-            </w:r>
+          </w:tcPr>
+          <w:p>
+            <w:pPr>
+              <w:jc w:val="center"/>
+              <w:rPr>
+                <w:color w:val="000000"/>
+                <w:sz w:val="22"/>
+                <w:szCs w:val="22"/>
+              </w:rPr>
+            </w:pPr>
           </w:p>
         </w:tc>
       </w:tr>
@@ -4206,24 +2727,22 @@
             </w:tcBorders>
             <w:noWrap/>
             <w:vAlign w:val="center"/>
-          </w:tcPr>
-          <w:p>
-            <w:pPr>
-              <w:rPr>
-                <w:b/>
-                <w:bCs/>
-                <w:sz w:val="22"/>
-                <w:szCs w:val="22"/>
-              </w:rPr>
-            </w:pPr>
-            <w:r>
-              <w:rPr>
-                <w:b/>
-                <w:bCs/>
-                <w:sz w:val="22"/>
-                <w:szCs w:val="22"/>
-              </w:rPr>
-              <w:t>Year</w:t>
+            <w:hideMark/>
+          </w:tcPr>
+          <w:p>
+            <w:pPr>
+              <w:rPr>
+                <w:sz w:val="22"/>
+                <w:szCs w:val="22"/>
+              </w:rPr>
+            </w:pPr>
+            <w:r>
+              <w:rPr>
+                <w:color w:val="000000"/>
+                <w:sz w:val="22"/>
+                <w:szCs w:val="22"/>
+              </w:rPr>
+              <w:t>2009</w:t>
             </w:r>
           </w:p>
         </w:tc>
@@ -4237,17 +2756,26 @@
               <w:right w:val="nil"/>
             </w:tcBorders>
             <w:noWrap/>
-            <w:vAlign w:val="center"/>
-          </w:tcPr>
-          <w:p>
-            <w:pPr>
-              <w:jc w:val="center"/>
-              <w:rPr>
-                <w:color w:val="000000"/>
-                <w:sz w:val="22"/>
-                <w:szCs w:val="22"/>
-              </w:rPr>
-            </w:pPr>
+            <w:vAlign w:val="bottom"/>
+            <w:hideMark/>
+          </w:tcPr>
+          <w:p>
+            <w:pPr>
+              <w:jc w:val="center"/>
+              <w:rPr>
+                <w:color w:val="000000"/>
+                <w:sz w:val="22"/>
+                <w:szCs w:val="22"/>
+              </w:rPr>
+            </w:pPr>
+            <w:r>
+              <w:rPr>
+                <w:color w:val="000000"/>
+                <w:sz w:val="22"/>
+                <w:szCs w:val="22"/>
+              </w:rPr>
+              <w:t>3.7% (n=575)</w:t>
+            </w:r>
           </w:p>
         </w:tc>
         <w:tc>
@@ -4260,63 +2788,26 @@
               <w:right w:val="nil"/>
             </w:tcBorders>
             <w:noWrap/>
-            <w:vAlign w:val="center"/>
-          </w:tcPr>
-          <w:p>
-            <w:pPr>
-              <w:jc w:val="center"/>
-              <w:rPr>
-                <w:color w:val="000000"/>
-                <w:sz w:val="22"/>
-                <w:szCs w:val="22"/>
-              </w:rPr>
-            </w:pPr>
-          </w:p>
-        </w:tc>
-        <w:tc>
-          <w:tcPr>
-            <w:tcW w:w="1701" w:type="dxa"/>
-            <w:tcBorders>
-              <w:top w:val="nil"/>
-              <w:left w:val="nil"/>
-              <w:bottom w:val="nil"/>
-              <w:right w:val="nil"/>
-            </w:tcBorders>
-            <w:noWrap/>
-            <w:vAlign w:val="center"/>
-          </w:tcPr>
-          <w:p>
-            <w:pPr>
-              <w:jc w:val="center"/>
-              <w:rPr>
-                <w:color w:val="000000"/>
-                <w:sz w:val="22"/>
-                <w:szCs w:val="22"/>
-              </w:rPr>
-            </w:pPr>
-          </w:p>
-        </w:tc>
-        <w:tc>
-          <w:tcPr>
-            <w:tcW w:w="1701" w:type="dxa"/>
-            <w:tcBorders>
-              <w:top w:val="nil"/>
-              <w:left w:val="nil"/>
-              <w:bottom w:val="nil"/>
-              <w:right w:val="nil"/>
-            </w:tcBorders>
-            <w:noWrap/>
-            <w:vAlign w:val="center"/>
-          </w:tcPr>
-          <w:p>
-            <w:pPr>
-              <w:jc w:val="center"/>
-              <w:rPr>
-                <w:color w:val="000000"/>
-                <w:sz w:val="22"/>
-                <w:szCs w:val="22"/>
-              </w:rPr>
-            </w:pPr>
+            <w:vAlign w:val="bottom"/>
+            <w:hideMark/>
+          </w:tcPr>
+          <w:p>
+            <w:pPr>
+              <w:jc w:val="center"/>
+              <w:rPr>
+                <w:color w:val="000000"/>
+                <w:sz w:val="22"/>
+                <w:szCs w:val="22"/>
+              </w:rPr>
+            </w:pPr>
+            <w:r>
+              <w:rPr>
+                <w:color w:val="000000"/>
+                <w:sz w:val="22"/>
+                <w:szCs w:val="22"/>
+              </w:rPr>
+              <w:t>12.7% (n=5115)</w:t>
+            </w:r>
           </w:p>
         </w:tc>
         <w:tc>
@@ -4328,37 +2819,25 @@
               <w:bottom w:val="nil"/>
               <w:right w:val="nil"/>
             </w:tcBorders>
-          </w:tcPr>
-          <w:p>
-            <w:pPr>
-              <w:jc w:val="center"/>
-              <w:rPr>
-                <w:color w:val="000000"/>
-                <w:sz w:val="22"/>
-                <w:szCs w:val="22"/>
-              </w:rPr>
-            </w:pPr>
-          </w:p>
-        </w:tc>
-        <w:tc>
-          <w:tcPr>
-            <w:tcW w:w="1559" w:type="dxa"/>
-            <w:tcBorders>
-              <w:top w:val="nil"/>
-              <w:left w:val="nil"/>
-              <w:bottom w:val="nil"/>
-              <w:right w:val="nil"/>
-            </w:tcBorders>
-          </w:tcPr>
-          <w:p>
-            <w:pPr>
-              <w:jc w:val="center"/>
-              <w:rPr>
-                <w:color w:val="000000"/>
-                <w:sz w:val="22"/>
-                <w:szCs w:val="22"/>
-              </w:rPr>
-            </w:pPr>
+            <w:vAlign w:val="bottom"/>
+          </w:tcPr>
+          <w:p>
+            <w:pPr>
+              <w:jc w:val="center"/>
+              <w:rPr>
+                <w:color w:val="000000"/>
+                <w:sz w:val="22"/>
+                <w:szCs w:val="22"/>
+              </w:rPr>
+            </w:pPr>
+            <w:r>
+              <w:rPr>
+                <w:color w:val="000000"/>
+                <w:sz w:val="22"/>
+                <w:szCs w:val="22"/>
+              </w:rPr>
+              <w:t>3.4%</w:t>
+            </w:r>
           </w:p>
         </w:tc>
       </w:tr>
@@ -4393,7 +2872,7 @@
                 <w:sz w:val="22"/>
                 <w:szCs w:val="22"/>
               </w:rPr>
-              <w:t>2009</w:t>
+              <w:t>2010</w:t>
             </w:r>
           </w:p>
         </w:tc>
@@ -4425,7 +2904,7 @@
                 <w:sz w:val="22"/>
                 <w:szCs w:val="22"/>
               </w:rPr>
-              <w:t>3.7% (n=575)</w:t>
+              <w:t>13.6% (n=2099)</w:t>
             </w:r>
           </w:p>
         </w:tc>
@@ -4457,131 +2936,37 @@
                 <w:sz w:val="22"/>
                 <w:szCs w:val="22"/>
               </w:rPr>
-              <w:t>4.0% (n=53)</w:t>
-            </w:r>
-          </w:p>
-        </w:tc>
-        <w:tc>
-          <w:tcPr>
-            <w:tcW w:w="1701" w:type="dxa"/>
-            <w:tcBorders>
-              <w:top w:val="nil"/>
-              <w:left w:val="nil"/>
-              <w:bottom w:val="nil"/>
-              <w:right w:val="nil"/>
-            </w:tcBorders>
-            <w:noWrap/>
+              <w:t>12.5% (n=5039)</w:t>
+            </w:r>
+          </w:p>
+        </w:tc>
+        <w:tc>
+          <w:tcPr>
+            <w:tcW w:w="1983" w:type="dxa"/>
+            <w:tcBorders>
+              <w:top w:val="nil"/>
+              <w:left w:val="nil"/>
+              <w:bottom w:val="nil"/>
+              <w:right w:val="nil"/>
+            </w:tcBorders>
             <w:vAlign w:val="bottom"/>
-            <w:hideMark/>
-          </w:tcPr>
-          <w:p>
-            <w:pPr>
-              <w:jc w:val="center"/>
-              <w:rPr>
-                <w:color w:val="000000"/>
-                <w:sz w:val="22"/>
-                <w:szCs w:val="22"/>
-              </w:rPr>
-            </w:pPr>
-            <w:r>
-              <w:rPr>
-                <w:color w:val="000000"/>
-                <w:sz w:val="22"/>
-                <w:szCs w:val="22"/>
-              </w:rPr>
-              <w:t>12.7% (n=5115)</w:t>
-            </w:r>
-          </w:p>
-        </w:tc>
-        <w:tc>
-          <w:tcPr>
-            <w:tcW w:w="1701" w:type="dxa"/>
-            <w:tcBorders>
-              <w:top w:val="nil"/>
-              <w:left w:val="nil"/>
-              <w:bottom w:val="nil"/>
-              <w:right w:val="nil"/>
-            </w:tcBorders>
-            <w:noWrap/>
-            <w:vAlign w:val="bottom"/>
-            <w:hideMark/>
-          </w:tcPr>
-          <w:p>
-            <w:pPr>
-              <w:jc w:val="center"/>
-              <w:rPr>
-                <w:color w:val="000000"/>
-                <w:sz w:val="22"/>
-                <w:szCs w:val="22"/>
-              </w:rPr>
-            </w:pPr>
-            <w:r>
-              <w:rPr>
-                <w:color w:val="000000"/>
-                <w:sz w:val="22"/>
-                <w:szCs w:val="22"/>
-              </w:rPr>
-              <w:t>11.3% (n=247)</w:t>
-            </w:r>
-          </w:p>
-        </w:tc>
-        <w:tc>
-          <w:tcPr>
-            <w:tcW w:w="1983" w:type="dxa"/>
-            <w:tcBorders>
-              <w:top w:val="nil"/>
-              <w:left w:val="nil"/>
-              <w:bottom w:val="nil"/>
-              <w:right w:val="nil"/>
-            </w:tcBorders>
-            <w:vAlign w:val="bottom"/>
-          </w:tcPr>
-          <w:p>
-            <w:pPr>
-              <w:jc w:val="center"/>
-              <w:rPr>
-                <w:color w:val="000000"/>
-                <w:sz w:val="22"/>
-                <w:szCs w:val="22"/>
-              </w:rPr>
-            </w:pPr>
-            <w:r>
-              <w:rPr>
-                <w:color w:val="000000"/>
-                <w:sz w:val="22"/>
-                <w:szCs w:val="22"/>
-              </w:rPr>
-              <w:t>3.4%</w:t>
-            </w:r>
-          </w:p>
-        </w:tc>
-        <w:tc>
-          <w:tcPr>
-            <w:tcW w:w="1559" w:type="dxa"/>
-            <w:tcBorders>
-              <w:top w:val="nil"/>
-              <w:left w:val="nil"/>
-              <w:bottom w:val="nil"/>
-              <w:right w:val="nil"/>
-            </w:tcBorders>
-            <w:vAlign w:val="bottom"/>
-          </w:tcPr>
-          <w:p>
-            <w:pPr>
-              <w:jc w:val="center"/>
-              <w:rPr>
-                <w:color w:val="000000"/>
-                <w:sz w:val="22"/>
-                <w:szCs w:val="22"/>
-              </w:rPr>
-            </w:pPr>
-            <w:r>
-              <w:rPr>
-                <w:color w:val="000000"/>
-                <w:sz w:val="22"/>
-                <w:szCs w:val="22"/>
-              </w:rPr>
-              <w:t>3.0%</w:t>
+          </w:tcPr>
+          <w:p>
+            <w:pPr>
+              <w:jc w:val="center"/>
+              <w:rPr>
+                <w:color w:val="000000"/>
+                <w:sz w:val="22"/>
+                <w:szCs w:val="22"/>
+              </w:rPr>
+            </w:pPr>
+            <w:r>
+              <w:rPr>
+                <w:color w:val="000000"/>
+                <w:sz w:val="22"/>
+                <w:szCs w:val="22"/>
+              </w:rPr>
+              <w:t>12.6%</w:t>
             </w:r>
           </w:p>
         </w:tc>
@@ -4617,7 +3002,7 @@
                 <w:sz w:val="22"/>
                 <w:szCs w:val="22"/>
               </w:rPr>
-              <w:t>2010</w:t>
+              <w:t>2011</w:t>
             </w:r>
           </w:p>
         </w:tc>
@@ -4649,7 +3034,7 @@
                 <w:sz w:val="22"/>
                 <w:szCs w:val="22"/>
               </w:rPr>
-              <w:t>13.6% (n=2099)</w:t>
+              <w:t>14.2% (n=2180)</w:t>
             </w:r>
           </w:p>
         </w:tc>
@@ -4681,131 +3066,37 @@
                 <w:sz w:val="22"/>
                 <w:szCs w:val="22"/>
               </w:rPr>
-              <w:t>12.0% (n=159)</w:t>
-            </w:r>
-          </w:p>
-        </w:tc>
-        <w:tc>
-          <w:tcPr>
-            <w:tcW w:w="1701" w:type="dxa"/>
-            <w:tcBorders>
-              <w:top w:val="nil"/>
-              <w:left w:val="nil"/>
-              <w:bottom w:val="nil"/>
-              <w:right w:val="nil"/>
-            </w:tcBorders>
-            <w:noWrap/>
+              <w:t>12.4% (n=5027)</w:t>
+            </w:r>
+          </w:p>
+        </w:tc>
+        <w:tc>
+          <w:tcPr>
+            <w:tcW w:w="1983" w:type="dxa"/>
+            <w:tcBorders>
+              <w:top w:val="nil"/>
+              <w:left w:val="nil"/>
+              <w:bottom w:val="nil"/>
+              <w:right w:val="nil"/>
+            </w:tcBorders>
             <w:vAlign w:val="bottom"/>
-            <w:hideMark/>
-          </w:tcPr>
-          <w:p>
-            <w:pPr>
-              <w:jc w:val="center"/>
-              <w:rPr>
-                <w:color w:val="000000"/>
-                <w:sz w:val="22"/>
-                <w:szCs w:val="22"/>
-              </w:rPr>
-            </w:pPr>
-            <w:r>
-              <w:rPr>
-                <w:color w:val="000000"/>
-                <w:sz w:val="22"/>
-                <w:szCs w:val="22"/>
-              </w:rPr>
-              <w:t>12.5% (n=5039)</w:t>
-            </w:r>
-          </w:p>
-        </w:tc>
-        <w:tc>
-          <w:tcPr>
-            <w:tcW w:w="1701" w:type="dxa"/>
-            <w:tcBorders>
-              <w:top w:val="nil"/>
-              <w:left w:val="nil"/>
-              <w:bottom w:val="nil"/>
-              <w:right w:val="nil"/>
-            </w:tcBorders>
-            <w:noWrap/>
-            <w:vAlign w:val="bottom"/>
-            <w:hideMark/>
-          </w:tcPr>
-          <w:p>
-            <w:pPr>
-              <w:jc w:val="center"/>
-              <w:rPr>
-                <w:color w:val="000000"/>
-                <w:sz w:val="22"/>
-                <w:szCs w:val="22"/>
-              </w:rPr>
-            </w:pPr>
-            <w:r>
-              <w:rPr>
-                <w:color w:val="000000"/>
-                <w:sz w:val="22"/>
-                <w:szCs w:val="22"/>
-              </w:rPr>
-              <w:t>12.4% (n=271)</w:t>
-            </w:r>
-          </w:p>
-        </w:tc>
-        <w:tc>
-          <w:tcPr>
-            <w:tcW w:w="1983" w:type="dxa"/>
-            <w:tcBorders>
-              <w:top w:val="nil"/>
-              <w:left w:val="nil"/>
-              <w:bottom w:val="nil"/>
-              <w:right w:val="nil"/>
-            </w:tcBorders>
-            <w:vAlign w:val="bottom"/>
-          </w:tcPr>
-          <w:p>
-            <w:pPr>
-              <w:jc w:val="center"/>
-              <w:rPr>
-                <w:color w:val="000000"/>
-                <w:sz w:val="22"/>
-                <w:szCs w:val="22"/>
-              </w:rPr>
-            </w:pPr>
-            <w:r>
-              <w:rPr>
-                <w:color w:val="000000"/>
-                <w:sz w:val="22"/>
-                <w:szCs w:val="22"/>
-              </w:rPr>
-              <w:t>12.6%</w:t>
-            </w:r>
-          </w:p>
-        </w:tc>
-        <w:tc>
-          <w:tcPr>
-            <w:tcW w:w="1559" w:type="dxa"/>
-            <w:tcBorders>
-              <w:top w:val="nil"/>
-              <w:left w:val="nil"/>
-              <w:bottom w:val="nil"/>
-              <w:right w:val="nil"/>
-            </w:tcBorders>
-            <w:vAlign w:val="bottom"/>
-          </w:tcPr>
-          <w:p>
-            <w:pPr>
-              <w:jc w:val="center"/>
-              <w:rPr>
-                <w:color w:val="000000"/>
-                <w:sz w:val="22"/>
-                <w:szCs w:val="22"/>
-              </w:rPr>
-            </w:pPr>
-            <w:r>
-              <w:rPr>
-                <w:color w:val="000000"/>
-                <w:sz w:val="22"/>
-                <w:szCs w:val="22"/>
-              </w:rPr>
-              <w:t>11.5%</w:t>
+          </w:tcPr>
+          <w:p>
+            <w:pPr>
+              <w:jc w:val="center"/>
+              <w:rPr>
+                <w:color w:val="000000"/>
+                <w:sz w:val="22"/>
+                <w:szCs w:val="22"/>
+              </w:rPr>
+            </w:pPr>
+            <w:r>
+              <w:rPr>
+                <w:color w:val="000000"/>
+                <w:sz w:val="22"/>
+                <w:szCs w:val="22"/>
+              </w:rPr>
+              <w:t>13.3%</w:t>
             </w:r>
           </w:p>
         </w:tc>
@@ -4841,7 +3132,7 @@
                 <w:sz w:val="22"/>
                 <w:szCs w:val="22"/>
               </w:rPr>
-              <w:t>2011</w:t>
+              <w:t>2012</w:t>
             </w:r>
           </w:p>
         </w:tc>
@@ -4873,7 +3164,7 @@
                 <w:sz w:val="22"/>
                 <w:szCs w:val="22"/>
               </w:rPr>
-              <w:t>14.2% (n=2180)</w:t>
+              <w:t>13.9% (n=2135)</w:t>
             </w:r>
           </w:p>
         </w:tc>
@@ -4905,131 +3196,37 @@
                 <w:sz w:val="22"/>
                 <w:szCs w:val="22"/>
               </w:rPr>
-              <w:t>12.4% (n=164)</w:t>
-            </w:r>
-          </w:p>
-        </w:tc>
-        <w:tc>
-          <w:tcPr>
-            <w:tcW w:w="1701" w:type="dxa"/>
-            <w:tcBorders>
-              <w:top w:val="nil"/>
-              <w:left w:val="nil"/>
-              <w:bottom w:val="nil"/>
-              <w:right w:val="nil"/>
-            </w:tcBorders>
-            <w:noWrap/>
+              <w:t>12.6% (n=5085)</w:t>
+            </w:r>
+          </w:p>
+        </w:tc>
+        <w:tc>
+          <w:tcPr>
+            <w:tcW w:w="1983" w:type="dxa"/>
+            <w:tcBorders>
+              <w:top w:val="nil"/>
+              <w:left w:val="nil"/>
+              <w:bottom w:val="nil"/>
+              <w:right w:val="nil"/>
+            </w:tcBorders>
             <w:vAlign w:val="bottom"/>
-            <w:hideMark/>
-          </w:tcPr>
-          <w:p>
-            <w:pPr>
-              <w:jc w:val="center"/>
-              <w:rPr>
-                <w:color w:val="000000"/>
-                <w:sz w:val="22"/>
-                <w:szCs w:val="22"/>
-              </w:rPr>
-            </w:pPr>
-            <w:r>
-              <w:rPr>
-                <w:color w:val="000000"/>
-                <w:sz w:val="22"/>
-                <w:szCs w:val="22"/>
-              </w:rPr>
-              <w:t>12.4% (n=5027)</w:t>
-            </w:r>
-          </w:p>
-        </w:tc>
-        <w:tc>
-          <w:tcPr>
-            <w:tcW w:w="1701" w:type="dxa"/>
-            <w:tcBorders>
-              <w:top w:val="nil"/>
-              <w:left w:val="nil"/>
-              <w:bottom w:val="nil"/>
-              <w:right w:val="nil"/>
-            </w:tcBorders>
-            <w:noWrap/>
-            <w:vAlign w:val="bottom"/>
-            <w:hideMark/>
-          </w:tcPr>
-          <w:p>
-            <w:pPr>
-              <w:jc w:val="center"/>
-              <w:rPr>
-                <w:color w:val="000000"/>
-                <w:sz w:val="22"/>
-                <w:szCs w:val="22"/>
-              </w:rPr>
-            </w:pPr>
-            <w:r>
-              <w:rPr>
-                <w:color w:val="000000"/>
-                <w:sz w:val="22"/>
-                <w:szCs w:val="22"/>
-              </w:rPr>
-              <w:t>11.1% (n=241)</w:t>
-            </w:r>
-          </w:p>
-        </w:tc>
-        <w:tc>
-          <w:tcPr>
-            <w:tcW w:w="1983" w:type="dxa"/>
-            <w:tcBorders>
-              <w:top w:val="nil"/>
-              <w:left w:val="nil"/>
-              <w:bottom w:val="nil"/>
-              <w:right w:val="nil"/>
-            </w:tcBorders>
-            <w:vAlign w:val="bottom"/>
-          </w:tcPr>
-          <w:p>
-            <w:pPr>
-              <w:jc w:val="center"/>
-              <w:rPr>
-                <w:color w:val="000000"/>
-                <w:sz w:val="22"/>
-                <w:szCs w:val="22"/>
-              </w:rPr>
-            </w:pPr>
-            <w:r>
-              <w:rPr>
-                <w:color w:val="000000"/>
-                <w:sz w:val="22"/>
-                <w:szCs w:val="22"/>
-              </w:rPr>
-              <w:t>13.3%</w:t>
-            </w:r>
-          </w:p>
-        </w:tc>
-        <w:tc>
-          <w:tcPr>
-            <w:tcW w:w="1559" w:type="dxa"/>
-            <w:tcBorders>
-              <w:top w:val="nil"/>
-              <w:left w:val="nil"/>
-              <w:bottom w:val="nil"/>
-              <w:right w:val="nil"/>
-            </w:tcBorders>
-            <w:vAlign w:val="bottom"/>
-          </w:tcPr>
-          <w:p>
-            <w:pPr>
-              <w:jc w:val="center"/>
-              <w:rPr>
-                <w:color w:val="000000"/>
-                <w:sz w:val="22"/>
-                <w:szCs w:val="22"/>
-              </w:rPr>
-            </w:pPr>
-            <w:r>
-              <w:rPr>
-                <w:color w:val="000000"/>
-                <w:sz w:val="22"/>
-                <w:szCs w:val="22"/>
-              </w:rPr>
-              <w:t>10.6%</w:t>
+          </w:tcPr>
+          <w:p>
+            <w:pPr>
+              <w:jc w:val="center"/>
+              <w:rPr>
+                <w:color w:val="000000"/>
+                <w:sz w:val="22"/>
+                <w:szCs w:val="22"/>
+              </w:rPr>
+            </w:pPr>
+            <w:r>
+              <w:rPr>
+                <w:color w:val="000000"/>
+                <w:sz w:val="22"/>
+                <w:szCs w:val="22"/>
+              </w:rPr>
+              <w:t>12.9%</w:t>
             </w:r>
           </w:p>
         </w:tc>
@@ -5065,7 +3262,7 @@
                 <w:sz w:val="22"/>
                 <w:szCs w:val="22"/>
               </w:rPr>
-              <w:t>2012</w:t>
+              <w:t>2013</w:t>
             </w:r>
           </w:p>
         </w:tc>
@@ -5097,7 +3294,7 @@
                 <w:sz w:val="22"/>
                 <w:szCs w:val="22"/>
               </w:rPr>
-              <w:t>13.9% (n=2135)</w:t>
+              <w:t>13.5% (n=2073)</w:t>
             </w:r>
           </w:p>
         </w:tc>
@@ -5129,131 +3326,37 @@
                 <w:sz w:val="22"/>
                 <w:szCs w:val="22"/>
               </w:rPr>
-              <w:t>11.5% (n=152)</w:t>
-            </w:r>
-          </w:p>
-        </w:tc>
-        <w:tc>
-          <w:tcPr>
-            <w:tcW w:w="1701" w:type="dxa"/>
-            <w:tcBorders>
-              <w:top w:val="nil"/>
-              <w:left w:val="nil"/>
-              <w:bottom w:val="nil"/>
-              <w:right w:val="nil"/>
-            </w:tcBorders>
-            <w:noWrap/>
+              <w:t>12.3% (n=4954)</w:t>
+            </w:r>
+          </w:p>
+        </w:tc>
+        <w:tc>
+          <w:tcPr>
+            <w:tcW w:w="1983" w:type="dxa"/>
+            <w:tcBorders>
+              <w:top w:val="nil"/>
+              <w:left w:val="nil"/>
+              <w:bottom w:val="nil"/>
+              <w:right w:val="nil"/>
+            </w:tcBorders>
             <w:vAlign w:val="bottom"/>
-            <w:hideMark/>
-          </w:tcPr>
-          <w:p>
-            <w:pPr>
-              <w:jc w:val="center"/>
-              <w:rPr>
-                <w:color w:val="000000"/>
-                <w:sz w:val="22"/>
-                <w:szCs w:val="22"/>
-              </w:rPr>
-            </w:pPr>
-            <w:r>
-              <w:rPr>
-                <w:color w:val="000000"/>
-                <w:sz w:val="22"/>
-                <w:szCs w:val="22"/>
-              </w:rPr>
-              <w:t>12.6% (n=5085)</w:t>
-            </w:r>
-          </w:p>
-        </w:tc>
-        <w:tc>
-          <w:tcPr>
-            <w:tcW w:w="1701" w:type="dxa"/>
-            <w:tcBorders>
-              <w:top w:val="nil"/>
-              <w:left w:val="nil"/>
-              <w:bottom w:val="nil"/>
-              <w:right w:val="nil"/>
-            </w:tcBorders>
-            <w:noWrap/>
-            <w:vAlign w:val="bottom"/>
-            <w:hideMark/>
-          </w:tcPr>
-          <w:p>
-            <w:pPr>
-              <w:jc w:val="center"/>
-              <w:rPr>
-                <w:color w:val="000000"/>
-                <w:sz w:val="22"/>
-                <w:szCs w:val="22"/>
-              </w:rPr>
-            </w:pPr>
-            <w:r>
-              <w:rPr>
-                <w:color w:val="000000"/>
-                <w:sz w:val="22"/>
-                <w:szCs w:val="22"/>
-              </w:rPr>
-              <w:t>11.0% (n=239)</w:t>
-            </w:r>
-          </w:p>
-        </w:tc>
-        <w:tc>
-          <w:tcPr>
-            <w:tcW w:w="1983" w:type="dxa"/>
-            <w:tcBorders>
-              <w:top w:val="nil"/>
-              <w:left w:val="nil"/>
-              <w:bottom w:val="nil"/>
-              <w:right w:val="nil"/>
-            </w:tcBorders>
-            <w:vAlign w:val="bottom"/>
-          </w:tcPr>
-          <w:p>
-            <w:pPr>
-              <w:jc w:val="center"/>
-              <w:rPr>
-                <w:color w:val="000000"/>
-                <w:sz w:val="22"/>
-                <w:szCs w:val="22"/>
-              </w:rPr>
-            </w:pPr>
-            <w:r>
-              <w:rPr>
-                <w:color w:val="000000"/>
-                <w:sz w:val="22"/>
-                <w:szCs w:val="22"/>
-              </w:rPr>
-              <w:t>12.9%</w:t>
-            </w:r>
-          </w:p>
-        </w:tc>
-        <w:tc>
-          <w:tcPr>
-            <w:tcW w:w="1559" w:type="dxa"/>
-            <w:tcBorders>
-              <w:top w:val="nil"/>
-              <w:left w:val="nil"/>
-              <w:bottom w:val="nil"/>
-              <w:right w:val="nil"/>
-            </w:tcBorders>
-            <w:vAlign w:val="bottom"/>
-          </w:tcPr>
-          <w:p>
-            <w:pPr>
-              <w:jc w:val="center"/>
-              <w:rPr>
-                <w:color w:val="000000"/>
-                <w:sz w:val="22"/>
-                <w:szCs w:val="22"/>
-              </w:rPr>
-            </w:pPr>
-            <w:r>
-              <w:rPr>
-                <w:color w:val="000000"/>
-                <w:sz w:val="22"/>
-                <w:szCs w:val="22"/>
-              </w:rPr>
-              <w:t>10.6%</w:t>
+          </w:tcPr>
+          <w:p>
+            <w:pPr>
+              <w:jc w:val="center"/>
+              <w:rPr>
+                <w:color w:val="000000"/>
+                <w:sz w:val="22"/>
+                <w:szCs w:val="22"/>
+              </w:rPr>
+            </w:pPr>
+            <w:r>
+              <w:rPr>
+                <w:color w:val="000000"/>
+                <w:sz w:val="22"/>
+                <w:szCs w:val="22"/>
+              </w:rPr>
+              <w:t>13.3%</w:t>
             </w:r>
           </w:p>
         </w:tc>
@@ -5289,7 +3392,7 @@
                 <w:sz w:val="22"/>
                 <w:szCs w:val="22"/>
               </w:rPr>
-              <w:t>2013</w:t>
+              <w:t>2014</w:t>
             </w:r>
           </w:p>
         </w:tc>
@@ -5321,7 +3424,7 @@
                 <w:sz w:val="22"/>
                 <w:szCs w:val="22"/>
               </w:rPr>
-              <w:t>13.5% (n=2073)</w:t>
+              <w:t>14.6% (n=2246)</w:t>
             </w:r>
           </w:p>
         </w:tc>
@@ -5353,107 +3456,13 @@
                 <w:sz w:val="22"/>
                 <w:szCs w:val="22"/>
               </w:rPr>
-              <w:t>14.6% (n=193)</w:t>
-            </w:r>
-          </w:p>
-        </w:tc>
-        <w:tc>
-          <w:tcPr>
-            <w:tcW w:w="1701" w:type="dxa"/>
-            <w:tcBorders>
-              <w:top w:val="nil"/>
-              <w:left w:val="nil"/>
-              <w:bottom w:val="nil"/>
-              <w:right w:val="nil"/>
-            </w:tcBorders>
-            <w:noWrap/>
-            <w:vAlign w:val="bottom"/>
-            <w:hideMark/>
-          </w:tcPr>
-          <w:p>
-            <w:pPr>
-              <w:jc w:val="center"/>
-              <w:rPr>
-                <w:color w:val="000000"/>
-                <w:sz w:val="22"/>
-                <w:szCs w:val="22"/>
-              </w:rPr>
-            </w:pPr>
-            <w:r>
-              <w:rPr>
-                <w:color w:val="000000"/>
-                <w:sz w:val="22"/>
-                <w:szCs w:val="22"/>
-              </w:rPr>
-              <w:t>12.3% (n=4954)</w:t>
-            </w:r>
-          </w:p>
-        </w:tc>
-        <w:tc>
-          <w:tcPr>
-            <w:tcW w:w="1701" w:type="dxa"/>
-            <w:tcBorders>
-              <w:top w:val="nil"/>
-              <w:left w:val="nil"/>
-              <w:bottom w:val="nil"/>
-              <w:right w:val="nil"/>
-            </w:tcBorders>
-            <w:noWrap/>
-            <w:vAlign w:val="bottom"/>
-            <w:hideMark/>
-          </w:tcPr>
-          <w:p>
-            <w:pPr>
-              <w:jc w:val="center"/>
-              <w:rPr>
-                <w:color w:val="000000"/>
-                <w:sz w:val="22"/>
-                <w:szCs w:val="22"/>
-              </w:rPr>
-            </w:pPr>
-            <w:r>
-              <w:rPr>
-                <w:color w:val="000000"/>
-                <w:sz w:val="22"/>
-                <w:szCs w:val="22"/>
-              </w:rPr>
-              <w:t>13.4% (n=291)</w:t>
+              <w:t>12.9% (n=5209)</w:t>
             </w:r>
           </w:p>
         </w:tc>
         <w:tc>
           <w:tcPr>
             <w:tcW w:w="1983" w:type="dxa"/>
-            <w:tcBorders>
-              <w:top w:val="nil"/>
-              <w:left w:val="nil"/>
-              <w:bottom w:val="nil"/>
-              <w:right w:val="nil"/>
-            </w:tcBorders>
-            <w:vAlign w:val="bottom"/>
-          </w:tcPr>
-          <w:p>
-            <w:pPr>
-              <w:jc w:val="center"/>
-              <w:rPr>
-                <w:color w:val="000000"/>
-                <w:sz w:val="22"/>
-                <w:szCs w:val="22"/>
-              </w:rPr>
-            </w:pPr>
-            <w:r>
-              <w:rPr>
-                <w:color w:val="000000"/>
-                <w:sz w:val="22"/>
-                <w:szCs w:val="22"/>
-              </w:rPr>
-              <w:t>13.3%</w:t>
-            </w:r>
-          </w:p>
-        </w:tc>
-        <w:tc>
-          <w:tcPr>
-            <w:tcW w:w="1559" w:type="dxa"/>
             <w:tcBorders>
               <w:top w:val="nil"/>
               <w:left w:val="nil"/>
@@ -5513,7 +3522,7 @@
                 <w:sz w:val="22"/>
                 <w:szCs w:val="22"/>
               </w:rPr>
-              <w:t>2014</w:t>
+              <w:t>2015</w:t>
             </w:r>
           </w:p>
         </w:tc>
@@ -5545,7 +3554,7 @@
                 <w:sz w:val="22"/>
                 <w:szCs w:val="22"/>
               </w:rPr>
-              <w:t>14.6% (n=2246)</w:t>
+              <w:t>13.9% (n=2143)</w:t>
             </w:r>
           </w:p>
         </w:tc>
@@ -5577,131 +3586,37 @@
                 <w:sz w:val="22"/>
                 <w:szCs w:val="22"/>
               </w:rPr>
-              <w:t>15.4% (n=204)</w:t>
-            </w:r>
-          </w:p>
-        </w:tc>
-        <w:tc>
-          <w:tcPr>
-            <w:tcW w:w="1701" w:type="dxa"/>
-            <w:tcBorders>
-              <w:top w:val="nil"/>
-              <w:left w:val="nil"/>
-              <w:bottom w:val="nil"/>
-              <w:right w:val="nil"/>
-            </w:tcBorders>
-            <w:noWrap/>
+              <w:t>12.8% (n=5153)</w:t>
+            </w:r>
+          </w:p>
+        </w:tc>
+        <w:tc>
+          <w:tcPr>
+            <w:tcW w:w="1983" w:type="dxa"/>
+            <w:tcBorders>
+              <w:top w:val="nil"/>
+              <w:left w:val="nil"/>
+              <w:bottom w:val="nil"/>
+              <w:right w:val="nil"/>
+            </w:tcBorders>
             <w:vAlign w:val="bottom"/>
-            <w:hideMark/>
-          </w:tcPr>
-          <w:p>
-            <w:pPr>
-              <w:jc w:val="center"/>
-              <w:rPr>
-                <w:color w:val="000000"/>
-                <w:sz w:val="22"/>
-                <w:szCs w:val="22"/>
-              </w:rPr>
-            </w:pPr>
-            <w:r>
-              <w:rPr>
-                <w:color w:val="000000"/>
-                <w:sz w:val="22"/>
-                <w:szCs w:val="22"/>
-              </w:rPr>
-              <w:t>12.9% (n=5209)</w:t>
-            </w:r>
-          </w:p>
-        </w:tc>
-        <w:tc>
-          <w:tcPr>
-            <w:tcW w:w="1701" w:type="dxa"/>
-            <w:tcBorders>
-              <w:top w:val="nil"/>
-              <w:left w:val="nil"/>
-              <w:bottom w:val="nil"/>
-              <w:right w:val="nil"/>
-            </w:tcBorders>
-            <w:noWrap/>
-            <w:vAlign w:val="bottom"/>
-            <w:hideMark/>
-          </w:tcPr>
-          <w:p>
-            <w:pPr>
-              <w:jc w:val="center"/>
-              <w:rPr>
-                <w:color w:val="000000"/>
-                <w:sz w:val="22"/>
-                <w:szCs w:val="22"/>
-              </w:rPr>
-            </w:pPr>
-            <w:r>
-              <w:rPr>
-                <w:color w:val="000000"/>
-                <w:sz w:val="22"/>
-                <w:szCs w:val="22"/>
-              </w:rPr>
-              <w:t>13.1% (n=285)</w:t>
-            </w:r>
-          </w:p>
-        </w:tc>
-        <w:tc>
-          <w:tcPr>
-            <w:tcW w:w="1983" w:type="dxa"/>
-            <w:tcBorders>
-              <w:top w:val="nil"/>
-              <w:left w:val="nil"/>
-              <w:bottom w:val="nil"/>
-              <w:right w:val="nil"/>
-            </w:tcBorders>
-            <w:vAlign w:val="bottom"/>
-          </w:tcPr>
-          <w:p>
-            <w:pPr>
-              <w:jc w:val="center"/>
-              <w:rPr>
-                <w:color w:val="000000"/>
-                <w:sz w:val="22"/>
-                <w:szCs w:val="22"/>
-              </w:rPr>
-            </w:pPr>
-            <w:r>
-              <w:rPr>
-                <w:color w:val="000000"/>
-                <w:sz w:val="22"/>
-                <w:szCs w:val="22"/>
-              </w:rPr>
-              <w:t>14.9%</w:t>
-            </w:r>
-          </w:p>
-        </w:tc>
-        <w:tc>
-          <w:tcPr>
-            <w:tcW w:w="1559" w:type="dxa"/>
-            <w:tcBorders>
-              <w:top w:val="nil"/>
-              <w:left w:val="nil"/>
-              <w:bottom w:val="nil"/>
-              <w:right w:val="nil"/>
-            </w:tcBorders>
-            <w:vAlign w:val="bottom"/>
-          </w:tcPr>
-          <w:p>
-            <w:pPr>
-              <w:jc w:val="center"/>
-              <w:rPr>
-                <w:color w:val="000000"/>
-                <w:sz w:val="22"/>
-                <w:szCs w:val="22"/>
-              </w:rPr>
-            </w:pPr>
-            <w:r>
-              <w:rPr>
-                <w:color w:val="000000"/>
-                <w:sz w:val="22"/>
-                <w:szCs w:val="22"/>
-              </w:rPr>
-              <w:t>16.2%</w:t>
+          </w:tcPr>
+          <w:p>
+            <w:pPr>
+              <w:jc w:val="center"/>
+              <w:rPr>
+                <w:color w:val="000000"/>
+                <w:sz w:val="22"/>
+                <w:szCs w:val="22"/>
+              </w:rPr>
+            </w:pPr>
+            <w:r>
+              <w:rPr>
+                <w:color w:val="000000"/>
+                <w:sz w:val="22"/>
+                <w:szCs w:val="22"/>
+              </w:rPr>
+              <w:t>15.3%</w:t>
             </w:r>
           </w:p>
         </w:tc>
@@ -5737,7 +3652,7 @@
                 <w:sz w:val="22"/>
                 <w:szCs w:val="22"/>
               </w:rPr>
-              <w:t>2015</w:t>
+              <w:t>2016</w:t>
             </w:r>
           </w:p>
         </w:tc>
@@ -5769,7 +3684,7 @@
                 <w:sz w:val="22"/>
                 <w:szCs w:val="22"/>
               </w:rPr>
-              <w:t>13.9% (n=2143)</w:t>
+              <w:t>12.6% (n=1947)</w:t>
             </w:r>
           </w:p>
         </w:tc>
@@ -5801,131 +3716,37 @@
                 <w:sz w:val="22"/>
                 <w:szCs w:val="22"/>
               </w:rPr>
-              <w:t>15.2% (n=201)</w:t>
-            </w:r>
-          </w:p>
-        </w:tc>
-        <w:tc>
-          <w:tcPr>
-            <w:tcW w:w="1701" w:type="dxa"/>
-            <w:tcBorders>
-              <w:top w:val="nil"/>
-              <w:left w:val="nil"/>
-              <w:bottom w:val="nil"/>
-              <w:right w:val="nil"/>
-            </w:tcBorders>
-            <w:noWrap/>
+              <w:t>11.9% (n=4800)</w:t>
+            </w:r>
+          </w:p>
+        </w:tc>
+        <w:tc>
+          <w:tcPr>
+            <w:tcW w:w="1983" w:type="dxa"/>
+            <w:tcBorders>
+              <w:top w:val="nil"/>
+              <w:left w:val="nil"/>
+              <w:bottom w:val="nil"/>
+              <w:right w:val="nil"/>
+            </w:tcBorders>
             <w:vAlign w:val="bottom"/>
-            <w:hideMark/>
-          </w:tcPr>
-          <w:p>
-            <w:pPr>
-              <w:jc w:val="center"/>
-              <w:rPr>
-                <w:color w:val="000000"/>
-                <w:sz w:val="22"/>
-                <w:szCs w:val="22"/>
-              </w:rPr>
-            </w:pPr>
-            <w:r>
-              <w:rPr>
-                <w:color w:val="000000"/>
-                <w:sz w:val="22"/>
-                <w:szCs w:val="22"/>
-              </w:rPr>
-              <w:t>12.8% (n=5153)</w:t>
-            </w:r>
-          </w:p>
-        </w:tc>
-        <w:tc>
-          <w:tcPr>
-            <w:tcW w:w="1701" w:type="dxa"/>
-            <w:tcBorders>
-              <w:top w:val="nil"/>
-              <w:left w:val="nil"/>
-              <w:bottom w:val="nil"/>
-              <w:right w:val="nil"/>
-            </w:tcBorders>
-            <w:noWrap/>
-            <w:vAlign w:val="bottom"/>
-            <w:hideMark/>
-          </w:tcPr>
-          <w:p>
-            <w:pPr>
-              <w:jc w:val="center"/>
-              <w:rPr>
-                <w:color w:val="000000"/>
-                <w:sz w:val="22"/>
-                <w:szCs w:val="22"/>
-              </w:rPr>
-            </w:pPr>
-            <w:r>
-              <w:rPr>
-                <w:color w:val="000000"/>
-                <w:sz w:val="22"/>
-                <w:szCs w:val="22"/>
-              </w:rPr>
-              <w:t>14.4% (n=313)</w:t>
-            </w:r>
-          </w:p>
-        </w:tc>
-        <w:tc>
-          <w:tcPr>
-            <w:tcW w:w="1983" w:type="dxa"/>
-            <w:tcBorders>
-              <w:top w:val="nil"/>
-              <w:left w:val="nil"/>
-              <w:bottom w:val="nil"/>
-              <w:right w:val="nil"/>
-            </w:tcBorders>
-            <w:vAlign w:val="bottom"/>
-          </w:tcPr>
-          <w:p>
-            <w:pPr>
-              <w:jc w:val="center"/>
-              <w:rPr>
-                <w:color w:val="000000"/>
-                <w:sz w:val="22"/>
-                <w:szCs w:val="22"/>
-              </w:rPr>
-            </w:pPr>
-            <w:r>
-              <w:rPr>
-                <w:color w:val="000000"/>
-                <w:sz w:val="22"/>
-                <w:szCs w:val="22"/>
-              </w:rPr>
-              <w:t>15.3%</w:t>
-            </w:r>
-          </w:p>
-        </w:tc>
-        <w:tc>
-          <w:tcPr>
-            <w:tcW w:w="1559" w:type="dxa"/>
-            <w:tcBorders>
-              <w:top w:val="nil"/>
-              <w:left w:val="nil"/>
-              <w:bottom w:val="nil"/>
-              <w:right w:val="nil"/>
-            </w:tcBorders>
-            <w:vAlign w:val="bottom"/>
-          </w:tcPr>
-          <w:p>
-            <w:pPr>
-              <w:jc w:val="center"/>
-              <w:rPr>
-                <w:color w:val="000000"/>
-                <w:sz w:val="22"/>
-                <w:szCs w:val="22"/>
-              </w:rPr>
-            </w:pPr>
-            <w:r>
-              <w:rPr>
-                <w:color w:val="000000"/>
-                <w:sz w:val="22"/>
-                <w:szCs w:val="22"/>
-              </w:rPr>
-              <w:t>16.3%</w:t>
+          </w:tcPr>
+          <w:p>
+            <w:pPr>
+              <w:jc w:val="center"/>
+              <w:rPr>
+                <w:color w:val="000000"/>
+                <w:sz w:val="22"/>
+                <w:szCs w:val="22"/>
+              </w:rPr>
+            </w:pPr>
+            <w:r>
+              <w:rPr>
+                <w:color w:val="000000"/>
+                <w:sz w:val="22"/>
+                <w:szCs w:val="22"/>
+              </w:rPr>
+              <w:t>14.4</w:t>
             </w:r>
           </w:p>
         </w:tc>
@@ -5946,22 +3767,24 @@
             </w:tcBorders>
             <w:noWrap/>
             <w:vAlign w:val="center"/>
-            <w:hideMark/>
-          </w:tcPr>
-          <w:p>
-            <w:pPr>
-              <w:rPr>
-                <w:sz w:val="22"/>
-                <w:szCs w:val="22"/>
-              </w:rPr>
-            </w:pPr>
-            <w:r>
-              <w:rPr>
-                <w:color w:val="000000"/>
-                <w:sz w:val="22"/>
-                <w:szCs w:val="22"/>
-              </w:rPr>
-              <w:t>2016</w:t>
+          </w:tcPr>
+          <w:p>
+            <w:pPr>
+              <w:rPr>
+                <w:b/>
+                <w:bCs/>
+                <w:sz w:val="22"/>
+                <w:szCs w:val="22"/>
+              </w:rPr>
+            </w:pPr>
+            <w:r>
+              <w:rPr>
+                <w:b/>
+                <w:bCs/>
+                <w:sz w:val="22"/>
+                <w:szCs w:val="22"/>
+              </w:rPr>
+              <w:t>Month</w:t>
             </w:r>
           </w:p>
         </w:tc>
@@ -5975,26 +3798,17 @@
               <w:right w:val="nil"/>
             </w:tcBorders>
             <w:noWrap/>
-            <w:vAlign w:val="bottom"/>
-            <w:hideMark/>
-          </w:tcPr>
-          <w:p>
-            <w:pPr>
-              <w:jc w:val="center"/>
-              <w:rPr>
-                <w:color w:val="000000"/>
-                <w:sz w:val="22"/>
-                <w:szCs w:val="22"/>
-              </w:rPr>
-            </w:pPr>
-            <w:r>
-              <w:rPr>
-                <w:color w:val="000000"/>
-                <w:sz w:val="22"/>
-                <w:szCs w:val="22"/>
-              </w:rPr>
-              <w:t>12.6% (n=1947)</w:t>
-            </w:r>
+            <w:vAlign w:val="center"/>
+          </w:tcPr>
+          <w:p>
+            <w:pPr>
+              <w:jc w:val="center"/>
+              <w:rPr>
+                <w:color w:val="000000"/>
+                <w:sz w:val="22"/>
+                <w:szCs w:val="22"/>
+              </w:rPr>
+            </w:pPr>
           </w:p>
         </w:tc>
         <w:tc>
@@ -6007,90 +3821,17 @@
               <w:right w:val="nil"/>
             </w:tcBorders>
             <w:noWrap/>
-            <w:vAlign w:val="bottom"/>
-            <w:hideMark/>
-          </w:tcPr>
-          <w:p>
-            <w:pPr>
-              <w:jc w:val="center"/>
-              <w:rPr>
-                <w:color w:val="000000"/>
-                <w:sz w:val="22"/>
-                <w:szCs w:val="22"/>
-              </w:rPr>
-            </w:pPr>
-            <w:r>
-              <w:rPr>
-                <w:color w:val="000000"/>
-                <w:sz w:val="22"/>
-                <w:szCs w:val="22"/>
-              </w:rPr>
-              <w:t>15.1% (n=200)</w:t>
-            </w:r>
-          </w:p>
-        </w:tc>
-        <w:tc>
-          <w:tcPr>
-            <w:tcW w:w="1701" w:type="dxa"/>
-            <w:tcBorders>
-              <w:top w:val="nil"/>
-              <w:left w:val="nil"/>
-              <w:bottom w:val="nil"/>
-              <w:right w:val="nil"/>
-            </w:tcBorders>
-            <w:noWrap/>
-            <w:vAlign w:val="bottom"/>
-            <w:hideMark/>
-          </w:tcPr>
-          <w:p>
-            <w:pPr>
-              <w:jc w:val="center"/>
-              <w:rPr>
-                <w:color w:val="000000"/>
-                <w:sz w:val="22"/>
-                <w:szCs w:val="22"/>
-              </w:rPr>
-            </w:pPr>
-            <w:r>
-              <w:rPr>
-                <w:color w:val="000000"/>
-                <w:sz w:val="22"/>
-                <w:szCs w:val="22"/>
-              </w:rPr>
-              <w:t>11.9% (n=4800)</w:t>
-            </w:r>
-          </w:p>
-        </w:tc>
-        <w:tc>
-          <w:tcPr>
-            <w:tcW w:w="1701" w:type="dxa"/>
-            <w:tcBorders>
-              <w:top w:val="nil"/>
-              <w:left w:val="nil"/>
-              <w:bottom w:val="nil"/>
-              <w:right w:val="nil"/>
-            </w:tcBorders>
-            <w:noWrap/>
-            <w:vAlign w:val="bottom"/>
-            <w:hideMark/>
-          </w:tcPr>
-          <w:p>
-            <w:pPr>
-              <w:jc w:val="center"/>
-              <w:rPr>
-                <w:color w:val="000000"/>
-                <w:sz w:val="22"/>
-                <w:szCs w:val="22"/>
-              </w:rPr>
-            </w:pPr>
-            <w:r>
-              <w:rPr>
-                <w:color w:val="000000"/>
-                <w:sz w:val="22"/>
-                <w:szCs w:val="22"/>
-              </w:rPr>
-              <w:t>13.4% (n=292)</w:t>
-            </w:r>
+            <w:vAlign w:val="center"/>
+          </w:tcPr>
+          <w:p>
+            <w:pPr>
+              <w:jc w:val="center"/>
+              <w:rPr>
+                <w:color w:val="000000"/>
+                <w:sz w:val="22"/>
+                <w:szCs w:val="22"/>
+              </w:rPr>
+            </w:pPr>
           </w:p>
         </w:tc>
         <w:tc>
@@ -6102,55 +3843,16 @@
               <w:bottom w:val="nil"/>
               <w:right w:val="nil"/>
             </w:tcBorders>
-            <w:vAlign w:val="bottom"/>
-          </w:tcPr>
-          <w:p>
-            <w:pPr>
-              <w:jc w:val="center"/>
-              <w:rPr>
-                <w:color w:val="000000"/>
-                <w:sz w:val="22"/>
-                <w:szCs w:val="22"/>
-              </w:rPr>
-            </w:pPr>
-            <w:r>
-              <w:rPr>
-                <w:color w:val="000000"/>
-                <w:sz w:val="22"/>
-                <w:szCs w:val="22"/>
-              </w:rPr>
-              <w:t>14.4</w:t>
-            </w:r>
-          </w:p>
-        </w:tc>
-        <w:tc>
-          <w:tcPr>
-            <w:tcW w:w="1559" w:type="dxa"/>
-            <w:tcBorders>
-              <w:top w:val="nil"/>
-              <w:left w:val="nil"/>
-              <w:bottom w:val="nil"/>
-              <w:right w:val="nil"/>
-            </w:tcBorders>
-            <w:vAlign w:val="bottom"/>
-          </w:tcPr>
-          <w:p>
-            <w:pPr>
-              <w:jc w:val="center"/>
-              <w:rPr>
-                <w:color w:val="000000"/>
-                <w:sz w:val="22"/>
-                <w:szCs w:val="22"/>
-              </w:rPr>
-            </w:pPr>
-            <w:r>
-              <w:rPr>
-                <w:color w:val="000000"/>
-                <w:sz w:val="22"/>
-                <w:szCs w:val="22"/>
-              </w:rPr>
-              <w:t>16.8%</w:t>
-            </w:r>
+          </w:tcPr>
+          <w:p>
+            <w:pPr>
+              <w:jc w:val="center"/>
+              <w:rPr>
+                <w:color w:val="000000"/>
+                <w:sz w:val="22"/>
+                <w:szCs w:val="22"/>
+              </w:rPr>
+            </w:pPr>
           </w:p>
         </w:tc>
       </w:tr>
@@ -6170,24 +3872,21 @@
             </w:tcBorders>
             <w:noWrap/>
             <w:vAlign w:val="center"/>
-          </w:tcPr>
-          <w:p>
-            <w:pPr>
-              <w:rPr>
-                <w:b/>
-                <w:bCs/>
-                <w:sz w:val="22"/>
-                <w:szCs w:val="22"/>
-              </w:rPr>
-            </w:pPr>
-            <w:r>
-              <w:rPr>
-                <w:b/>
-                <w:bCs/>
-                <w:sz w:val="22"/>
-                <w:szCs w:val="22"/>
-              </w:rPr>
-              <w:t>Month</w:t>
+            <w:hideMark/>
+          </w:tcPr>
+          <w:p>
+            <w:pPr>
+              <w:rPr>
+                <w:sz w:val="22"/>
+                <w:szCs w:val="22"/>
+              </w:rPr>
+            </w:pPr>
+            <w:r>
+              <w:rPr>
+                <w:sz w:val="22"/>
+                <w:szCs w:val="22"/>
+              </w:rPr>
+              <w:t>January</w:t>
             </w:r>
           </w:p>
         </w:tc>
@@ -6201,17 +3900,26 @@
               <w:right w:val="nil"/>
             </w:tcBorders>
             <w:noWrap/>
-            <w:vAlign w:val="center"/>
-          </w:tcPr>
-          <w:p>
-            <w:pPr>
-              <w:jc w:val="center"/>
-              <w:rPr>
-                <w:color w:val="000000"/>
-                <w:sz w:val="22"/>
-                <w:szCs w:val="22"/>
-              </w:rPr>
-            </w:pPr>
+            <w:vAlign w:val="bottom"/>
+            <w:hideMark/>
+          </w:tcPr>
+          <w:p>
+            <w:pPr>
+              <w:jc w:val="center"/>
+              <w:rPr>
+                <w:color w:val="000000"/>
+                <w:sz w:val="22"/>
+                <w:szCs w:val="22"/>
+              </w:rPr>
+            </w:pPr>
+            <w:r>
+              <w:rPr>
+                <w:color w:val="000000"/>
+                <w:sz w:val="22"/>
+                <w:szCs w:val="22"/>
+              </w:rPr>
+              <w:t>8.0% (n=1225)</w:t>
+            </w:r>
           </w:p>
         </w:tc>
         <w:tc>
@@ -6224,63 +3932,26 @@
               <w:right w:val="nil"/>
             </w:tcBorders>
             <w:noWrap/>
-            <w:vAlign w:val="center"/>
-          </w:tcPr>
-          <w:p>
-            <w:pPr>
-              <w:jc w:val="center"/>
-              <w:rPr>
-                <w:color w:val="000000"/>
-                <w:sz w:val="22"/>
-                <w:szCs w:val="22"/>
-              </w:rPr>
-            </w:pPr>
-          </w:p>
-        </w:tc>
-        <w:tc>
-          <w:tcPr>
-            <w:tcW w:w="1701" w:type="dxa"/>
-            <w:tcBorders>
-              <w:top w:val="nil"/>
-              <w:left w:val="nil"/>
-              <w:bottom w:val="nil"/>
-              <w:right w:val="nil"/>
-            </w:tcBorders>
-            <w:noWrap/>
-            <w:vAlign w:val="center"/>
-          </w:tcPr>
-          <w:p>
-            <w:pPr>
-              <w:jc w:val="center"/>
-              <w:rPr>
-                <w:color w:val="000000"/>
-                <w:sz w:val="22"/>
-                <w:szCs w:val="22"/>
-              </w:rPr>
-            </w:pPr>
-          </w:p>
-        </w:tc>
-        <w:tc>
-          <w:tcPr>
-            <w:tcW w:w="1701" w:type="dxa"/>
-            <w:tcBorders>
-              <w:top w:val="nil"/>
-              <w:left w:val="nil"/>
-              <w:bottom w:val="nil"/>
-              <w:right w:val="nil"/>
-            </w:tcBorders>
-            <w:noWrap/>
-            <w:vAlign w:val="center"/>
-          </w:tcPr>
-          <w:p>
-            <w:pPr>
-              <w:jc w:val="center"/>
-              <w:rPr>
-                <w:color w:val="000000"/>
-                <w:sz w:val="22"/>
-                <w:szCs w:val="22"/>
-              </w:rPr>
-            </w:pPr>
+            <w:vAlign w:val="bottom"/>
+            <w:hideMark/>
+          </w:tcPr>
+          <w:p>
+            <w:pPr>
+              <w:jc w:val="center"/>
+              <w:rPr>
+                <w:color w:val="000000"/>
+                <w:sz w:val="22"/>
+                <w:szCs w:val="22"/>
+              </w:rPr>
+            </w:pPr>
+            <w:r>
+              <w:rPr>
+                <w:color w:val="000000"/>
+                <w:sz w:val="22"/>
+                <w:szCs w:val="22"/>
+              </w:rPr>
+              <w:t>8.6% (n=3470)</w:t>
+            </w:r>
           </w:p>
         </w:tc>
         <w:tc>
@@ -6292,37 +3963,25 @@
               <w:bottom w:val="nil"/>
               <w:right w:val="nil"/>
             </w:tcBorders>
-          </w:tcPr>
-          <w:p>
-            <w:pPr>
-              <w:jc w:val="center"/>
-              <w:rPr>
-                <w:color w:val="000000"/>
-                <w:sz w:val="22"/>
-                <w:szCs w:val="22"/>
-              </w:rPr>
-            </w:pPr>
-          </w:p>
-        </w:tc>
-        <w:tc>
-          <w:tcPr>
-            <w:tcW w:w="1559" w:type="dxa"/>
-            <w:tcBorders>
-              <w:top w:val="nil"/>
-              <w:left w:val="nil"/>
-              <w:bottom w:val="nil"/>
-              <w:right w:val="nil"/>
-            </w:tcBorders>
-          </w:tcPr>
-          <w:p>
-            <w:pPr>
-              <w:jc w:val="center"/>
-              <w:rPr>
-                <w:color w:val="000000"/>
-                <w:sz w:val="22"/>
-                <w:szCs w:val="22"/>
-              </w:rPr>
-            </w:pPr>
+            <w:vAlign w:val="bottom"/>
+          </w:tcPr>
+          <w:p>
+            <w:pPr>
+              <w:jc w:val="center"/>
+              <w:rPr>
+                <w:color w:val="000000"/>
+                <w:sz w:val="22"/>
+                <w:szCs w:val="22"/>
+              </w:rPr>
+            </w:pPr>
+            <w:r>
+              <w:rPr>
+                <w:color w:val="000000"/>
+                <w:sz w:val="22"/>
+                <w:szCs w:val="22"/>
+              </w:rPr>
+              <w:t>7.8%</w:t>
+            </w:r>
           </w:p>
         </w:tc>
       </w:tr>
@@ -6356,7 +4015,7 @@
                 <w:sz w:val="22"/>
                 <w:szCs w:val="22"/>
               </w:rPr>
-              <w:t>January</w:t>
+              <w:t>February</w:t>
             </w:r>
           </w:p>
         </w:tc>
@@ -6388,7 +4047,7 @@
                 <w:sz w:val="22"/>
                 <w:szCs w:val="22"/>
               </w:rPr>
-              <w:t>8.0% (n=1225)</w:t>
+              <w:t>7.3% (n=1123)</w:t>
             </w:r>
           </w:p>
         </w:tc>
@@ -6420,131 +4079,37 @@
                 <w:sz w:val="22"/>
                 <w:szCs w:val="22"/>
               </w:rPr>
-              <w:t>7.5% (n=99)</w:t>
-            </w:r>
-          </w:p>
-        </w:tc>
-        <w:tc>
-          <w:tcPr>
-            <w:tcW w:w="1701" w:type="dxa"/>
-            <w:tcBorders>
-              <w:top w:val="nil"/>
-              <w:left w:val="nil"/>
-              <w:bottom w:val="nil"/>
-              <w:right w:val="nil"/>
-            </w:tcBorders>
-            <w:noWrap/>
+              <w:t>7.7% (n=3102)</w:t>
+            </w:r>
+          </w:p>
+        </w:tc>
+        <w:tc>
+          <w:tcPr>
+            <w:tcW w:w="1983" w:type="dxa"/>
+            <w:tcBorders>
+              <w:top w:val="nil"/>
+              <w:left w:val="nil"/>
+              <w:bottom w:val="nil"/>
+              <w:right w:val="nil"/>
+            </w:tcBorders>
             <w:vAlign w:val="bottom"/>
-            <w:hideMark/>
-          </w:tcPr>
-          <w:p>
-            <w:pPr>
-              <w:jc w:val="center"/>
-              <w:rPr>
-                <w:color w:val="000000"/>
-                <w:sz w:val="22"/>
-                <w:szCs w:val="22"/>
-              </w:rPr>
-            </w:pPr>
-            <w:r>
-              <w:rPr>
-                <w:color w:val="000000"/>
-                <w:sz w:val="22"/>
-                <w:szCs w:val="22"/>
-              </w:rPr>
-              <w:t>8.6% (n=3470)</w:t>
-            </w:r>
-          </w:p>
-        </w:tc>
-        <w:tc>
-          <w:tcPr>
-            <w:tcW w:w="1701" w:type="dxa"/>
-            <w:tcBorders>
-              <w:top w:val="nil"/>
-              <w:left w:val="nil"/>
-              <w:bottom w:val="nil"/>
-              <w:right w:val="nil"/>
-            </w:tcBorders>
-            <w:noWrap/>
-            <w:vAlign w:val="bottom"/>
-            <w:hideMark/>
-          </w:tcPr>
-          <w:p>
-            <w:pPr>
-              <w:jc w:val="center"/>
-              <w:rPr>
-                <w:color w:val="000000"/>
-                <w:sz w:val="22"/>
-                <w:szCs w:val="22"/>
-              </w:rPr>
-            </w:pPr>
-            <w:r>
-              <w:rPr>
-                <w:color w:val="000000"/>
-                <w:sz w:val="22"/>
-                <w:szCs w:val="22"/>
-              </w:rPr>
-              <w:t>7.8% (n=169)</w:t>
-            </w:r>
-          </w:p>
-        </w:tc>
-        <w:tc>
-          <w:tcPr>
-            <w:tcW w:w="1983" w:type="dxa"/>
-            <w:tcBorders>
-              <w:top w:val="nil"/>
-              <w:left w:val="nil"/>
-              <w:bottom w:val="nil"/>
-              <w:right w:val="nil"/>
-            </w:tcBorders>
-            <w:vAlign w:val="bottom"/>
-          </w:tcPr>
-          <w:p>
-            <w:pPr>
-              <w:jc w:val="center"/>
-              <w:rPr>
-                <w:color w:val="000000"/>
-                <w:sz w:val="22"/>
-                <w:szCs w:val="22"/>
-              </w:rPr>
-            </w:pPr>
-            <w:r>
-              <w:rPr>
-                <w:color w:val="000000"/>
-                <w:sz w:val="22"/>
-                <w:szCs w:val="22"/>
-              </w:rPr>
-              <w:t>7.8%</w:t>
-            </w:r>
-          </w:p>
-        </w:tc>
-        <w:tc>
-          <w:tcPr>
-            <w:tcW w:w="1559" w:type="dxa"/>
-            <w:tcBorders>
-              <w:top w:val="nil"/>
-              <w:left w:val="nil"/>
-              <w:bottom w:val="nil"/>
-              <w:right w:val="nil"/>
-            </w:tcBorders>
-            <w:vAlign w:val="bottom"/>
-          </w:tcPr>
-          <w:p>
-            <w:pPr>
-              <w:jc w:val="center"/>
-              <w:rPr>
-                <w:color w:val="000000"/>
-                <w:sz w:val="22"/>
-                <w:szCs w:val="22"/>
-              </w:rPr>
-            </w:pPr>
-            <w:r>
-              <w:rPr>
-                <w:color w:val="000000"/>
-                <w:sz w:val="22"/>
-                <w:szCs w:val="22"/>
-              </w:rPr>
-              <w:t>7.1%</w:t>
+          </w:tcPr>
+          <w:p>
+            <w:pPr>
+              <w:jc w:val="center"/>
+              <w:rPr>
+                <w:color w:val="000000"/>
+                <w:sz w:val="22"/>
+                <w:szCs w:val="22"/>
+              </w:rPr>
+            </w:pPr>
+            <w:r>
+              <w:rPr>
+                <w:color w:val="000000"/>
+                <w:sz w:val="22"/>
+                <w:szCs w:val="22"/>
+              </w:rPr>
+              <w:t>7.4%</w:t>
             </w:r>
           </w:p>
         </w:tc>
@@ -6579,7 +4144,7 @@
                 <w:sz w:val="22"/>
                 <w:szCs w:val="22"/>
               </w:rPr>
-              <w:t>February</w:t>
+              <w:t>March</w:t>
             </w:r>
           </w:p>
         </w:tc>
@@ -6611,7 +4176,7 @@
                 <w:sz w:val="22"/>
                 <w:szCs w:val="22"/>
               </w:rPr>
-              <w:t>7.3% (n=1123)</w:t>
+              <w:t>8.3% (n=1284)</w:t>
             </w:r>
           </w:p>
         </w:tc>
@@ -6643,131 +4208,37 @@
                 <w:sz w:val="22"/>
                 <w:szCs w:val="22"/>
               </w:rPr>
-              <w:t>7.6% (n=101)</w:t>
-            </w:r>
-          </w:p>
-        </w:tc>
-        <w:tc>
-          <w:tcPr>
-            <w:tcW w:w="1701" w:type="dxa"/>
-            <w:tcBorders>
-              <w:top w:val="nil"/>
-              <w:left w:val="nil"/>
-              <w:bottom w:val="nil"/>
-              <w:right w:val="nil"/>
-            </w:tcBorders>
-            <w:noWrap/>
+              <w:t>8.6% (n=3473)</w:t>
+            </w:r>
+          </w:p>
+        </w:tc>
+        <w:tc>
+          <w:tcPr>
+            <w:tcW w:w="1983" w:type="dxa"/>
+            <w:tcBorders>
+              <w:top w:val="nil"/>
+              <w:left w:val="nil"/>
+              <w:bottom w:val="nil"/>
+              <w:right w:val="nil"/>
+            </w:tcBorders>
             <w:vAlign w:val="bottom"/>
-            <w:hideMark/>
-          </w:tcPr>
-          <w:p>
-            <w:pPr>
-              <w:jc w:val="center"/>
-              <w:rPr>
-                <w:color w:val="000000"/>
-                <w:sz w:val="22"/>
-                <w:szCs w:val="22"/>
-              </w:rPr>
-            </w:pPr>
-            <w:r>
-              <w:rPr>
-                <w:color w:val="000000"/>
-                <w:sz w:val="22"/>
-                <w:szCs w:val="22"/>
-              </w:rPr>
-              <w:t>7.7% (n=3102)</w:t>
-            </w:r>
-          </w:p>
-        </w:tc>
-        <w:tc>
-          <w:tcPr>
-            <w:tcW w:w="1701" w:type="dxa"/>
-            <w:tcBorders>
-              <w:top w:val="nil"/>
-              <w:left w:val="nil"/>
-              <w:bottom w:val="nil"/>
-              <w:right w:val="nil"/>
-            </w:tcBorders>
-            <w:noWrap/>
-            <w:vAlign w:val="bottom"/>
-            <w:hideMark/>
-          </w:tcPr>
-          <w:p>
-            <w:pPr>
-              <w:jc w:val="center"/>
-              <w:rPr>
-                <w:color w:val="000000"/>
-                <w:sz w:val="22"/>
-                <w:szCs w:val="22"/>
-              </w:rPr>
-            </w:pPr>
-            <w:r>
-              <w:rPr>
-                <w:color w:val="000000"/>
-                <w:sz w:val="22"/>
-                <w:szCs w:val="22"/>
-              </w:rPr>
-              <w:t>7.6% (n=165)</w:t>
-            </w:r>
-          </w:p>
-        </w:tc>
-        <w:tc>
-          <w:tcPr>
-            <w:tcW w:w="1983" w:type="dxa"/>
-            <w:tcBorders>
-              <w:top w:val="nil"/>
-              <w:left w:val="nil"/>
-              <w:bottom w:val="nil"/>
-              <w:right w:val="nil"/>
-            </w:tcBorders>
-            <w:vAlign w:val="bottom"/>
-          </w:tcPr>
-          <w:p>
-            <w:pPr>
-              <w:jc w:val="center"/>
-              <w:rPr>
-                <w:color w:val="000000"/>
-                <w:sz w:val="22"/>
-                <w:szCs w:val="22"/>
-              </w:rPr>
-            </w:pPr>
-            <w:r>
-              <w:rPr>
-                <w:color w:val="000000"/>
-                <w:sz w:val="22"/>
-                <w:szCs w:val="22"/>
-              </w:rPr>
-              <w:t>7.4%</w:t>
-            </w:r>
-          </w:p>
-        </w:tc>
-        <w:tc>
-          <w:tcPr>
-            <w:tcW w:w="1559" w:type="dxa"/>
-            <w:tcBorders>
-              <w:top w:val="nil"/>
-              <w:left w:val="nil"/>
-              <w:bottom w:val="nil"/>
-              <w:right w:val="nil"/>
-            </w:tcBorders>
-            <w:vAlign w:val="bottom"/>
-          </w:tcPr>
-          <w:p>
-            <w:pPr>
-              <w:jc w:val="center"/>
-              <w:rPr>
-                <w:color w:val="000000"/>
-                <w:sz w:val="22"/>
-                <w:szCs w:val="22"/>
-              </w:rPr>
-            </w:pPr>
-            <w:r>
-              <w:rPr>
-                <w:color w:val="000000"/>
-                <w:sz w:val="22"/>
-                <w:szCs w:val="22"/>
-              </w:rPr>
-              <w:t>7.0%</w:t>
+          </w:tcPr>
+          <w:p>
+            <w:pPr>
+              <w:jc w:val="center"/>
+              <w:rPr>
+                <w:color w:val="000000"/>
+                <w:sz w:val="22"/>
+                <w:szCs w:val="22"/>
+              </w:rPr>
+            </w:pPr>
+            <w:r>
+              <w:rPr>
+                <w:color w:val="000000"/>
+                <w:sz w:val="22"/>
+                <w:szCs w:val="22"/>
+              </w:rPr>
+              <w:t>8.4%</w:t>
             </w:r>
           </w:p>
         </w:tc>
@@ -6802,7 +4273,7 @@
                 <w:sz w:val="22"/>
                 <w:szCs w:val="22"/>
               </w:rPr>
-              <w:t>March</w:t>
+              <w:t>April</w:t>
             </w:r>
           </w:p>
         </w:tc>
@@ -6834,7 +4305,7 @@
                 <w:sz w:val="22"/>
                 <w:szCs w:val="22"/>
               </w:rPr>
-              <w:t>8.3% (n=1284)</w:t>
+              <w:t>8.2% (n=1262)</w:t>
             </w:r>
           </w:p>
         </w:tc>
@@ -6866,131 +4337,37 @@
                 <w:sz w:val="22"/>
                 <w:szCs w:val="22"/>
               </w:rPr>
-              <w:t>8.2% (n=109)</w:t>
-            </w:r>
-          </w:p>
-        </w:tc>
-        <w:tc>
-          <w:tcPr>
-            <w:tcW w:w="1701" w:type="dxa"/>
-            <w:tcBorders>
-              <w:top w:val="nil"/>
-              <w:left w:val="nil"/>
-              <w:bottom w:val="nil"/>
-              <w:right w:val="nil"/>
-            </w:tcBorders>
-            <w:noWrap/>
+              <w:t>8.4% (n=3378)</w:t>
+            </w:r>
+          </w:p>
+        </w:tc>
+        <w:tc>
+          <w:tcPr>
+            <w:tcW w:w="1983" w:type="dxa"/>
+            <w:tcBorders>
+              <w:top w:val="nil"/>
+              <w:left w:val="nil"/>
+              <w:bottom w:val="nil"/>
+              <w:right w:val="nil"/>
+            </w:tcBorders>
             <w:vAlign w:val="bottom"/>
-            <w:hideMark/>
-          </w:tcPr>
-          <w:p>
-            <w:pPr>
-              <w:jc w:val="center"/>
-              <w:rPr>
-                <w:color w:val="000000"/>
-                <w:sz w:val="22"/>
-                <w:szCs w:val="22"/>
-              </w:rPr>
-            </w:pPr>
-            <w:r>
-              <w:rPr>
-                <w:color w:val="000000"/>
-                <w:sz w:val="22"/>
-                <w:szCs w:val="22"/>
-              </w:rPr>
-              <w:t>8.6% (n=3473)</w:t>
-            </w:r>
-          </w:p>
-        </w:tc>
-        <w:tc>
-          <w:tcPr>
-            <w:tcW w:w="1701" w:type="dxa"/>
-            <w:tcBorders>
-              <w:top w:val="nil"/>
-              <w:left w:val="nil"/>
-              <w:bottom w:val="nil"/>
-              <w:right w:val="nil"/>
-            </w:tcBorders>
-            <w:noWrap/>
-            <w:vAlign w:val="bottom"/>
-            <w:hideMark/>
-          </w:tcPr>
-          <w:p>
-            <w:pPr>
-              <w:jc w:val="center"/>
-              <w:rPr>
-                <w:color w:val="000000"/>
-                <w:sz w:val="22"/>
-                <w:szCs w:val="22"/>
-              </w:rPr>
-            </w:pPr>
-            <w:r>
-              <w:rPr>
-                <w:color w:val="000000"/>
-                <w:sz w:val="22"/>
-                <w:szCs w:val="22"/>
-              </w:rPr>
-              <w:t>7.3% (n=160)</w:t>
-            </w:r>
-          </w:p>
-        </w:tc>
-        <w:tc>
-          <w:tcPr>
-            <w:tcW w:w="1983" w:type="dxa"/>
-            <w:tcBorders>
-              <w:top w:val="nil"/>
-              <w:left w:val="nil"/>
-              <w:bottom w:val="nil"/>
-              <w:right w:val="nil"/>
-            </w:tcBorders>
-            <w:vAlign w:val="bottom"/>
-          </w:tcPr>
-          <w:p>
-            <w:pPr>
-              <w:jc w:val="center"/>
-              <w:rPr>
-                <w:color w:val="000000"/>
-                <w:sz w:val="22"/>
-                <w:szCs w:val="22"/>
-              </w:rPr>
-            </w:pPr>
-            <w:r>
-              <w:rPr>
-                <w:color w:val="000000"/>
-                <w:sz w:val="22"/>
-                <w:szCs w:val="22"/>
-              </w:rPr>
-              <w:t>8.4%</w:t>
-            </w:r>
-          </w:p>
-        </w:tc>
-        <w:tc>
-          <w:tcPr>
-            <w:tcW w:w="1559" w:type="dxa"/>
-            <w:tcBorders>
-              <w:top w:val="nil"/>
-              <w:left w:val="nil"/>
-              <w:bottom w:val="nil"/>
-              <w:right w:val="nil"/>
-            </w:tcBorders>
-            <w:vAlign w:val="bottom"/>
-          </w:tcPr>
-          <w:p>
-            <w:pPr>
-              <w:jc w:val="center"/>
-              <w:rPr>
-                <w:color w:val="000000"/>
-                <w:sz w:val="22"/>
-                <w:szCs w:val="22"/>
-              </w:rPr>
-            </w:pPr>
-            <w:r>
-              <w:rPr>
-                <w:color w:val="000000"/>
-                <w:sz w:val="22"/>
-                <w:szCs w:val="22"/>
-              </w:rPr>
-              <w:t>7.6%</w:t>
+          </w:tcPr>
+          <w:p>
+            <w:pPr>
+              <w:jc w:val="center"/>
+              <w:rPr>
+                <w:color w:val="000000"/>
+                <w:sz w:val="22"/>
+                <w:szCs w:val="22"/>
+              </w:rPr>
+            </w:pPr>
+            <w:r>
+              <w:rPr>
+                <w:color w:val="000000"/>
+                <w:sz w:val="22"/>
+                <w:szCs w:val="22"/>
+              </w:rPr>
+              <w:t>8.2%</w:t>
             </w:r>
           </w:p>
         </w:tc>
@@ -7025,7 +4402,7 @@
                 <w:sz w:val="22"/>
                 <w:szCs w:val="22"/>
               </w:rPr>
-              <w:t>April</w:t>
+              <w:t>May</w:t>
             </w:r>
           </w:p>
         </w:tc>
@@ -7057,7 +4434,7 @@
                 <w:sz w:val="22"/>
                 <w:szCs w:val="22"/>
               </w:rPr>
-              <w:t>8.2% (n=1262)</w:t>
+              <w:t>7.7% (n=1183)</w:t>
             </w:r>
           </w:p>
         </w:tc>
@@ -7089,131 +4466,37 @@
                 <w:sz w:val="22"/>
                 <w:szCs w:val="22"/>
               </w:rPr>
-              <w:t>6.6% (n=88)</w:t>
-            </w:r>
-          </w:p>
-        </w:tc>
-        <w:tc>
-          <w:tcPr>
-            <w:tcW w:w="1701" w:type="dxa"/>
-            <w:tcBorders>
-              <w:top w:val="nil"/>
-              <w:left w:val="nil"/>
-              <w:bottom w:val="nil"/>
-              <w:right w:val="nil"/>
-            </w:tcBorders>
-            <w:noWrap/>
+              <w:t>8.1% (n=3276)</w:t>
+            </w:r>
+          </w:p>
+        </w:tc>
+        <w:tc>
+          <w:tcPr>
+            <w:tcW w:w="1983" w:type="dxa"/>
+            <w:tcBorders>
+              <w:top w:val="nil"/>
+              <w:left w:val="nil"/>
+              <w:bottom w:val="nil"/>
+              <w:right w:val="nil"/>
+            </w:tcBorders>
             <w:vAlign w:val="bottom"/>
-            <w:hideMark/>
-          </w:tcPr>
-          <w:p>
-            <w:pPr>
-              <w:jc w:val="center"/>
-              <w:rPr>
-                <w:color w:val="000000"/>
-                <w:sz w:val="22"/>
-                <w:szCs w:val="22"/>
-              </w:rPr>
-            </w:pPr>
-            <w:r>
-              <w:rPr>
-                <w:color w:val="000000"/>
-                <w:sz w:val="22"/>
-                <w:szCs w:val="22"/>
-              </w:rPr>
-              <w:t>8.4% (n=3378)</w:t>
-            </w:r>
-          </w:p>
-        </w:tc>
-        <w:tc>
-          <w:tcPr>
-            <w:tcW w:w="1701" w:type="dxa"/>
-            <w:tcBorders>
-              <w:top w:val="nil"/>
-              <w:left w:val="nil"/>
-              <w:bottom w:val="nil"/>
-              <w:right w:val="nil"/>
-            </w:tcBorders>
-            <w:noWrap/>
-            <w:vAlign w:val="bottom"/>
-            <w:hideMark/>
-          </w:tcPr>
-          <w:p>
-            <w:pPr>
-              <w:jc w:val="center"/>
-              <w:rPr>
-                <w:color w:val="000000"/>
-                <w:sz w:val="22"/>
-                <w:szCs w:val="22"/>
-              </w:rPr>
-            </w:pPr>
-            <w:r>
-              <w:rPr>
-                <w:color w:val="000000"/>
-                <w:sz w:val="22"/>
-                <w:szCs w:val="22"/>
-              </w:rPr>
-              <w:t>8.6% (n=187)</w:t>
-            </w:r>
-          </w:p>
-        </w:tc>
-        <w:tc>
-          <w:tcPr>
-            <w:tcW w:w="1983" w:type="dxa"/>
-            <w:tcBorders>
-              <w:top w:val="nil"/>
-              <w:left w:val="nil"/>
-              <w:bottom w:val="nil"/>
-              <w:right w:val="nil"/>
-            </w:tcBorders>
-            <w:vAlign w:val="bottom"/>
-          </w:tcPr>
-          <w:p>
-            <w:pPr>
-              <w:jc w:val="center"/>
-              <w:rPr>
-                <w:color w:val="000000"/>
-                <w:sz w:val="22"/>
-                <w:szCs w:val="22"/>
-              </w:rPr>
-            </w:pPr>
-            <w:r>
-              <w:rPr>
-                <w:color w:val="000000"/>
-                <w:sz w:val="22"/>
-                <w:szCs w:val="22"/>
-              </w:rPr>
-              <w:t>8.2%</w:t>
-            </w:r>
-          </w:p>
-        </w:tc>
-        <w:tc>
-          <w:tcPr>
-            <w:tcW w:w="1559" w:type="dxa"/>
-            <w:tcBorders>
-              <w:top w:val="nil"/>
-              <w:left w:val="nil"/>
-              <w:bottom w:val="nil"/>
-              <w:right w:val="nil"/>
-            </w:tcBorders>
-            <w:vAlign w:val="bottom"/>
-          </w:tcPr>
-          <w:p>
-            <w:pPr>
-              <w:jc w:val="center"/>
-              <w:rPr>
-                <w:color w:val="000000"/>
-                <w:sz w:val="22"/>
-                <w:szCs w:val="22"/>
-              </w:rPr>
-            </w:pPr>
-            <w:r>
-              <w:rPr>
-                <w:color w:val="000000"/>
-                <w:sz w:val="22"/>
-                <w:szCs w:val="22"/>
-              </w:rPr>
-              <w:t>7.7%</w:t>
+          </w:tcPr>
+          <w:p>
+            <w:pPr>
+              <w:jc w:val="center"/>
+              <w:rPr>
+                <w:color w:val="000000"/>
+                <w:sz w:val="22"/>
+                <w:szCs w:val="22"/>
+              </w:rPr>
+            </w:pPr>
+            <w:r>
+              <w:rPr>
+                <w:color w:val="000000"/>
+                <w:sz w:val="22"/>
+                <w:szCs w:val="22"/>
+              </w:rPr>
+              <w:t>7.8%</w:t>
             </w:r>
           </w:p>
         </w:tc>
@@ -7248,7 +4531,7 @@
                 <w:sz w:val="22"/>
                 <w:szCs w:val="22"/>
               </w:rPr>
-              <w:t>May</w:t>
+              <w:t>June</w:t>
             </w:r>
           </w:p>
         </w:tc>
@@ -7280,7 +4563,7 @@
                 <w:sz w:val="22"/>
                 <w:szCs w:val="22"/>
               </w:rPr>
-              <w:t>7.7% (n=1183)</w:t>
+              <w:t>7.8% (n=1199)</w:t>
             </w:r>
           </w:p>
         </w:tc>
@@ -7312,84 +4595,20 @@
                 <w:sz w:val="22"/>
                 <w:szCs w:val="22"/>
               </w:rPr>
-              <w:t>8.3% (n=110)</w:t>
-            </w:r>
-          </w:p>
-        </w:tc>
-        <w:tc>
-          <w:tcPr>
-            <w:tcW w:w="1701" w:type="dxa"/>
-            <w:tcBorders>
-              <w:top w:val="nil"/>
-              <w:left w:val="nil"/>
-              <w:bottom w:val="nil"/>
-              <w:right w:val="nil"/>
-            </w:tcBorders>
-            <w:noWrap/>
+              <w:t>8.3% (n=3366)</w:t>
+            </w:r>
+          </w:p>
+        </w:tc>
+        <w:tc>
+          <w:tcPr>
+            <w:tcW w:w="1983" w:type="dxa"/>
+            <w:tcBorders>
+              <w:top w:val="nil"/>
+              <w:left w:val="nil"/>
+              <w:bottom w:val="nil"/>
+              <w:right w:val="nil"/>
+            </w:tcBorders>
             <w:vAlign w:val="bottom"/>
-            <w:hideMark/>
-          </w:tcPr>
-          <w:p>
-            <w:pPr>
-              <w:jc w:val="center"/>
-              <w:rPr>
-                <w:color w:val="000000"/>
-                <w:sz w:val="22"/>
-                <w:szCs w:val="22"/>
-              </w:rPr>
-            </w:pPr>
-            <w:r>
-              <w:rPr>
-                <w:color w:val="000000"/>
-                <w:sz w:val="22"/>
-                <w:szCs w:val="22"/>
-              </w:rPr>
-              <w:t>8.1% (n=3276)</w:t>
-            </w:r>
-          </w:p>
-        </w:tc>
-        <w:tc>
-          <w:tcPr>
-            <w:tcW w:w="1701" w:type="dxa"/>
-            <w:tcBorders>
-              <w:top w:val="nil"/>
-              <w:left w:val="nil"/>
-              <w:bottom w:val="nil"/>
-              <w:right w:val="nil"/>
-            </w:tcBorders>
-            <w:noWrap/>
-            <w:vAlign w:val="bottom"/>
-            <w:hideMark/>
-          </w:tcPr>
-          <w:p>
-            <w:pPr>
-              <w:jc w:val="center"/>
-              <w:rPr>
-                <w:color w:val="000000"/>
-                <w:sz w:val="22"/>
-                <w:szCs w:val="22"/>
-              </w:rPr>
-            </w:pPr>
-            <w:r>
-              <w:rPr>
-                <w:color w:val="000000"/>
-                <w:sz w:val="22"/>
-                <w:szCs w:val="22"/>
-              </w:rPr>
-              <w:t>8.1% (n=177)</w:t>
-            </w:r>
-          </w:p>
-        </w:tc>
-        <w:tc>
-          <w:tcPr>
-            <w:tcW w:w="1983" w:type="dxa"/>
-            <w:tcBorders>
-              <w:top w:val="nil"/>
-              <w:left w:val="nil"/>
-              <w:bottom w:val="nil"/>
-              <w:right w:val="nil"/>
-            </w:tcBorders>
-            <w:vAlign w:val="bottom"/>
           </w:tcPr>
           <w:p>
             <w:pPr>
@@ -7407,36 +4626,6 @@
                 <w:szCs w:val="22"/>
               </w:rPr>
               <w:t>7.8%</w:t>
-            </w:r>
-          </w:p>
-        </w:tc>
-        <w:tc>
-          <w:tcPr>
-            <w:tcW w:w="1559" w:type="dxa"/>
-            <w:tcBorders>
-              <w:top w:val="nil"/>
-              <w:left w:val="nil"/>
-              <w:bottom w:val="nil"/>
-              <w:right w:val="nil"/>
-            </w:tcBorders>
-            <w:vAlign w:val="bottom"/>
-          </w:tcPr>
-          <w:p>
-            <w:pPr>
-              <w:jc w:val="center"/>
-              <w:rPr>
-                <w:color w:val="000000"/>
-                <w:sz w:val="22"/>
-                <w:szCs w:val="22"/>
-              </w:rPr>
-            </w:pPr>
-            <w:r>
-              <w:rPr>
-                <w:color w:val="000000"/>
-                <w:sz w:val="22"/>
-                <w:szCs w:val="22"/>
-              </w:rPr>
-              <w:t>7.6%</w:t>
             </w:r>
           </w:p>
         </w:tc>
@@ -7471,7 +4660,7 @@
                 <w:sz w:val="22"/>
                 <w:szCs w:val="22"/>
               </w:rPr>
-              <w:t>June</w:t>
+              <w:t>July</w:t>
             </w:r>
           </w:p>
         </w:tc>
@@ -7503,7 +4692,7 @@
                 <w:sz w:val="22"/>
                 <w:szCs w:val="22"/>
               </w:rPr>
-              <w:t>7.8% (n=1199)</w:t>
+              <w:t>8.0% (n=1238)</w:t>
             </w:r>
           </w:p>
         </w:tc>
@@ -7535,131 +4724,37 @@
                 <w:sz w:val="22"/>
                 <w:szCs w:val="22"/>
               </w:rPr>
-              <w:t>7.6% (n=101)</w:t>
-            </w:r>
-          </w:p>
-        </w:tc>
-        <w:tc>
-          <w:tcPr>
-            <w:tcW w:w="1701" w:type="dxa"/>
-            <w:tcBorders>
-              <w:top w:val="nil"/>
-              <w:left w:val="nil"/>
-              <w:bottom w:val="nil"/>
-              <w:right w:val="nil"/>
-            </w:tcBorders>
-            <w:noWrap/>
+              <w:t>8.3% (n=3348)</w:t>
+            </w:r>
+          </w:p>
+        </w:tc>
+        <w:tc>
+          <w:tcPr>
+            <w:tcW w:w="1983" w:type="dxa"/>
+            <w:tcBorders>
+              <w:top w:val="nil"/>
+              <w:left w:val="nil"/>
+              <w:bottom w:val="nil"/>
+              <w:right w:val="nil"/>
+            </w:tcBorders>
             <w:vAlign w:val="bottom"/>
-            <w:hideMark/>
-          </w:tcPr>
-          <w:p>
-            <w:pPr>
-              <w:jc w:val="center"/>
-              <w:rPr>
-                <w:color w:val="000000"/>
-                <w:sz w:val="22"/>
-                <w:szCs w:val="22"/>
-              </w:rPr>
-            </w:pPr>
-            <w:r>
-              <w:rPr>
-                <w:color w:val="000000"/>
-                <w:sz w:val="22"/>
-                <w:szCs w:val="22"/>
-              </w:rPr>
-              <w:t>8.3% (n=3366)</w:t>
-            </w:r>
-          </w:p>
-        </w:tc>
-        <w:tc>
-          <w:tcPr>
-            <w:tcW w:w="1701" w:type="dxa"/>
-            <w:tcBorders>
-              <w:top w:val="nil"/>
-              <w:left w:val="nil"/>
-              <w:bottom w:val="nil"/>
-              <w:right w:val="nil"/>
-            </w:tcBorders>
-            <w:noWrap/>
-            <w:vAlign w:val="bottom"/>
-            <w:hideMark/>
-          </w:tcPr>
-          <w:p>
-            <w:pPr>
-              <w:jc w:val="center"/>
-              <w:rPr>
-                <w:color w:val="000000"/>
-                <w:sz w:val="22"/>
-                <w:szCs w:val="22"/>
-              </w:rPr>
-            </w:pPr>
-            <w:r>
-              <w:rPr>
-                <w:color w:val="000000"/>
-                <w:sz w:val="22"/>
-                <w:szCs w:val="22"/>
-              </w:rPr>
-              <w:t>8.7% (n=190)</w:t>
-            </w:r>
-          </w:p>
-        </w:tc>
-        <w:tc>
-          <w:tcPr>
-            <w:tcW w:w="1983" w:type="dxa"/>
-            <w:tcBorders>
-              <w:top w:val="nil"/>
-              <w:left w:val="nil"/>
-              <w:bottom w:val="nil"/>
-              <w:right w:val="nil"/>
-            </w:tcBorders>
-            <w:vAlign w:val="bottom"/>
-          </w:tcPr>
-          <w:p>
-            <w:pPr>
-              <w:jc w:val="center"/>
-              <w:rPr>
-                <w:color w:val="000000"/>
-                <w:sz w:val="22"/>
-                <w:szCs w:val="22"/>
-              </w:rPr>
-            </w:pPr>
-            <w:r>
-              <w:rPr>
-                <w:color w:val="000000"/>
-                <w:sz w:val="22"/>
-                <w:szCs w:val="22"/>
-              </w:rPr>
-              <w:t>7.8%</w:t>
-            </w:r>
-          </w:p>
-        </w:tc>
-        <w:tc>
-          <w:tcPr>
-            <w:tcW w:w="1559" w:type="dxa"/>
-            <w:tcBorders>
-              <w:top w:val="nil"/>
-              <w:left w:val="nil"/>
-              <w:bottom w:val="nil"/>
-              <w:right w:val="nil"/>
-            </w:tcBorders>
-            <w:vAlign w:val="bottom"/>
-          </w:tcPr>
-          <w:p>
-            <w:pPr>
-              <w:jc w:val="center"/>
-              <w:rPr>
-                <w:color w:val="000000"/>
-                <w:sz w:val="22"/>
-                <w:szCs w:val="22"/>
-              </w:rPr>
-            </w:pPr>
-            <w:r>
-              <w:rPr>
-                <w:color w:val="000000"/>
-                <w:sz w:val="22"/>
-                <w:szCs w:val="22"/>
-              </w:rPr>
-              <w:t>8.5%</w:t>
+          </w:tcPr>
+          <w:p>
+            <w:pPr>
+              <w:jc w:val="center"/>
+              <w:rPr>
+                <w:color w:val="000000"/>
+                <w:sz w:val="22"/>
+                <w:szCs w:val="22"/>
+              </w:rPr>
+            </w:pPr>
+            <w:r>
+              <w:rPr>
+                <w:color w:val="000000"/>
+                <w:sz w:val="22"/>
+                <w:szCs w:val="22"/>
+              </w:rPr>
+              <w:t>8.1%</w:t>
             </w:r>
           </w:p>
         </w:tc>
@@ -7695,7 +4790,7 @@
                 <w:szCs w:val="22"/>
               </w:rPr>
               <w:lastRenderedPageBreak/>
-              <w:t>July</w:t>
+              <w:t>August</w:t>
             </w:r>
           </w:p>
         </w:tc>
@@ -7759,131 +4854,37 @@
                 <w:sz w:val="22"/>
                 <w:szCs w:val="22"/>
               </w:rPr>
-              <w:t>7.8% (n=103)</w:t>
-            </w:r>
-          </w:p>
-        </w:tc>
-        <w:tc>
-          <w:tcPr>
-            <w:tcW w:w="1701" w:type="dxa"/>
-            <w:tcBorders>
-              <w:top w:val="nil"/>
-              <w:left w:val="nil"/>
-              <w:bottom w:val="nil"/>
-              <w:right w:val="nil"/>
-            </w:tcBorders>
-            <w:noWrap/>
+              <w:t>8.3% (n=3337)</w:t>
+            </w:r>
+          </w:p>
+        </w:tc>
+        <w:tc>
+          <w:tcPr>
+            <w:tcW w:w="1983" w:type="dxa"/>
+            <w:tcBorders>
+              <w:top w:val="nil"/>
+              <w:left w:val="nil"/>
+              <w:bottom w:val="nil"/>
+              <w:right w:val="nil"/>
+            </w:tcBorders>
             <w:vAlign w:val="bottom"/>
-            <w:hideMark/>
-          </w:tcPr>
-          <w:p>
-            <w:pPr>
-              <w:jc w:val="center"/>
-              <w:rPr>
-                <w:color w:val="000000"/>
-                <w:sz w:val="22"/>
-                <w:szCs w:val="22"/>
-              </w:rPr>
-            </w:pPr>
-            <w:r>
-              <w:rPr>
-                <w:color w:val="000000"/>
-                <w:sz w:val="22"/>
-                <w:szCs w:val="22"/>
-              </w:rPr>
-              <w:t>8.3% (n=3348)</w:t>
-            </w:r>
-          </w:p>
-        </w:tc>
-        <w:tc>
-          <w:tcPr>
-            <w:tcW w:w="1701" w:type="dxa"/>
-            <w:tcBorders>
-              <w:top w:val="nil"/>
-              <w:left w:val="nil"/>
-              <w:bottom w:val="nil"/>
-              <w:right w:val="nil"/>
-            </w:tcBorders>
-            <w:noWrap/>
-            <w:vAlign w:val="bottom"/>
-            <w:hideMark/>
-          </w:tcPr>
-          <w:p>
-            <w:pPr>
-              <w:jc w:val="center"/>
-              <w:rPr>
-                <w:color w:val="000000"/>
-                <w:sz w:val="22"/>
-                <w:szCs w:val="22"/>
-              </w:rPr>
-            </w:pPr>
-            <w:r>
-              <w:rPr>
-                <w:color w:val="000000"/>
-                <w:sz w:val="22"/>
-                <w:szCs w:val="22"/>
-              </w:rPr>
-              <w:t>9.0% (n=196)</w:t>
-            </w:r>
-          </w:p>
-        </w:tc>
-        <w:tc>
-          <w:tcPr>
-            <w:tcW w:w="1983" w:type="dxa"/>
-            <w:tcBorders>
-              <w:top w:val="nil"/>
-              <w:left w:val="nil"/>
-              <w:bottom w:val="nil"/>
-              <w:right w:val="nil"/>
-            </w:tcBorders>
-            <w:vAlign w:val="bottom"/>
-          </w:tcPr>
-          <w:p>
-            <w:pPr>
-              <w:jc w:val="center"/>
-              <w:rPr>
-                <w:color w:val="000000"/>
-                <w:sz w:val="22"/>
-                <w:szCs w:val="22"/>
-              </w:rPr>
-            </w:pPr>
-            <w:r>
-              <w:rPr>
-                <w:color w:val="000000"/>
-                <w:sz w:val="22"/>
-                <w:szCs w:val="22"/>
-              </w:rPr>
-              <w:t>8.1%</w:t>
-            </w:r>
-          </w:p>
-        </w:tc>
-        <w:tc>
-          <w:tcPr>
-            <w:tcW w:w="1559" w:type="dxa"/>
-            <w:tcBorders>
-              <w:top w:val="nil"/>
-              <w:left w:val="nil"/>
-              <w:bottom w:val="nil"/>
-              <w:right w:val="nil"/>
-            </w:tcBorders>
-            <w:vAlign w:val="bottom"/>
-          </w:tcPr>
-          <w:p>
-            <w:pPr>
-              <w:jc w:val="center"/>
-              <w:rPr>
-                <w:color w:val="000000"/>
-                <w:sz w:val="22"/>
-                <w:szCs w:val="22"/>
-              </w:rPr>
-            </w:pPr>
-            <w:r>
-              <w:rPr>
-                <w:color w:val="000000"/>
-                <w:sz w:val="22"/>
-                <w:szCs w:val="22"/>
-              </w:rPr>
-              <w:t>7.3%</w:t>
+          </w:tcPr>
+          <w:p>
+            <w:pPr>
+              <w:jc w:val="center"/>
+              <w:rPr>
+                <w:color w:val="000000"/>
+                <w:sz w:val="22"/>
+                <w:szCs w:val="22"/>
+              </w:rPr>
+            </w:pPr>
+            <w:r>
+              <w:rPr>
+                <w:color w:val="000000"/>
+                <w:sz w:val="22"/>
+                <w:szCs w:val="22"/>
+              </w:rPr>
+              <w:t>7.9%</w:t>
             </w:r>
           </w:p>
         </w:tc>
@@ -7918,7 +4919,7 @@
                 <w:sz w:val="22"/>
                 <w:szCs w:val="22"/>
               </w:rPr>
-              <w:t>August</w:t>
+              <w:t>September</w:t>
             </w:r>
           </w:p>
         </w:tc>
@@ -7950,7 +4951,7 @@
                 <w:sz w:val="22"/>
                 <w:szCs w:val="22"/>
               </w:rPr>
-              <w:t>8.0% (n=1238)</w:t>
+              <w:t>8.9% (n=1367)</w:t>
             </w:r>
           </w:p>
         </w:tc>
@@ -7982,131 +4983,37 @@
                 <w:sz w:val="22"/>
                 <w:szCs w:val="22"/>
               </w:rPr>
-              <w:t>8.7% (n=115)</w:t>
-            </w:r>
-          </w:p>
-        </w:tc>
-        <w:tc>
-          <w:tcPr>
-            <w:tcW w:w="1701" w:type="dxa"/>
-            <w:tcBorders>
-              <w:top w:val="nil"/>
-              <w:left w:val="nil"/>
-              <w:bottom w:val="nil"/>
-              <w:right w:val="nil"/>
-            </w:tcBorders>
-            <w:noWrap/>
+              <w:t>8.8% (n=3539)</w:t>
+            </w:r>
+          </w:p>
+        </w:tc>
+        <w:tc>
+          <w:tcPr>
+            <w:tcW w:w="1983" w:type="dxa"/>
+            <w:tcBorders>
+              <w:top w:val="nil"/>
+              <w:left w:val="nil"/>
+              <w:bottom w:val="nil"/>
+              <w:right w:val="nil"/>
+            </w:tcBorders>
             <w:vAlign w:val="bottom"/>
-            <w:hideMark/>
-          </w:tcPr>
-          <w:p>
-            <w:pPr>
-              <w:jc w:val="center"/>
-              <w:rPr>
-                <w:color w:val="000000"/>
-                <w:sz w:val="22"/>
-                <w:szCs w:val="22"/>
-              </w:rPr>
-            </w:pPr>
-            <w:r>
-              <w:rPr>
-                <w:color w:val="000000"/>
-                <w:sz w:val="22"/>
-                <w:szCs w:val="22"/>
-              </w:rPr>
-              <w:t>8.3% (n=3337)</w:t>
-            </w:r>
-          </w:p>
-        </w:tc>
-        <w:tc>
-          <w:tcPr>
-            <w:tcW w:w="1701" w:type="dxa"/>
-            <w:tcBorders>
-              <w:top w:val="nil"/>
-              <w:left w:val="nil"/>
-              <w:bottom w:val="nil"/>
-              <w:right w:val="nil"/>
-            </w:tcBorders>
-            <w:noWrap/>
-            <w:vAlign w:val="bottom"/>
-            <w:hideMark/>
-          </w:tcPr>
-          <w:p>
-            <w:pPr>
-              <w:jc w:val="center"/>
-              <w:rPr>
-                <w:color w:val="000000"/>
-                <w:sz w:val="22"/>
-                <w:szCs w:val="22"/>
-              </w:rPr>
-            </w:pPr>
-            <w:r>
-              <w:rPr>
-                <w:color w:val="000000"/>
-                <w:sz w:val="22"/>
-                <w:szCs w:val="22"/>
-              </w:rPr>
-              <w:t>7.9% (n=172)</w:t>
-            </w:r>
-          </w:p>
-        </w:tc>
-        <w:tc>
-          <w:tcPr>
-            <w:tcW w:w="1983" w:type="dxa"/>
-            <w:tcBorders>
-              <w:top w:val="nil"/>
-              <w:left w:val="nil"/>
-              <w:bottom w:val="nil"/>
-              <w:right w:val="nil"/>
-            </w:tcBorders>
-            <w:vAlign w:val="bottom"/>
-          </w:tcPr>
-          <w:p>
-            <w:pPr>
-              <w:jc w:val="center"/>
-              <w:rPr>
-                <w:color w:val="000000"/>
-                <w:sz w:val="22"/>
-                <w:szCs w:val="22"/>
-              </w:rPr>
-            </w:pPr>
-            <w:r>
-              <w:rPr>
-                <w:color w:val="000000"/>
-                <w:sz w:val="22"/>
-                <w:szCs w:val="22"/>
-              </w:rPr>
-              <w:t>7.9%</w:t>
-            </w:r>
-          </w:p>
-        </w:tc>
-        <w:tc>
-          <w:tcPr>
-            <w:tcW w:w="1559" w:type="dxa"/>
-            <w:tcBorders>
-              <w:top w:val="nil"/>
-              <w:left w:val="nil"/>
-              <w:bottom w:val="nil"/>
-              <w:right w:val="nil"/>
-            </w:tcBorders>
-            <w:vAlign w:val="bottom"/>
-          </w:tcPr>
-          <w:p>
-            <w:pPr>
-              <w:jc w:val="center"/>
-              <w:rPr>
-                <w:color w:val="000000"/>
-                <w:sz w:val="22"/>
-                <w:szCs w:val="22"/>
-              </w:rPr>
-            </w:pPr>
-            <w:r>
-              <w:rPr>
-                <w:color w:val="000000"/>
-                <w:sz w:val="22"/>
-                <w:szCs w:val="22"/>
-              </w:rPr>
-              <w:t>7.4%</w:t>
+          </w:tcPr>
+          <w:p>
+            <w:pPr>
+              <w:jc w:val="center"/>
+              <w:rPr>
+                <w:color w:val="000000"/>
+                <w:sz w:val="22"/>
+                <w:szCs w:val="22"/>
+              </w:rPr>
+            </w:pPr>
+            <w:r>
+              <w:rPr>
+                <w:color w:val="000000"/>
+                <w:sz w:val="22"/>
+                <w:szCs w:val="22"/>
+              </w:rPr>
+              <w:t>8.7%</w:t>
             </w:r>
           </w:p>
         </w:tc>
@@ -8141,7 +5048,7 @@
                 <w:sz w:val="22"/>
                 <w:szCs w:val="22"/>
               </w:rPr>
-              <w:t>September</w:t>
+              <w:t>October</w:t>
             </w:r>
           </w:p>
         </w:tc>
@@ -8173,7 +5080,7 @@
                 <w:sz w:val="22"/>
                 <w:szCs w:val="22"/>
               </w:rPr>
-              <w:t>8.9% (n=1367)</w:t>
+              <w:t>9.4% (n=1454)</w:t>
             </w:r>
           </w:p>
         </w:tc>
@@ -8205,131 +5112,37 @@
                 <w:sz w:val="22"/>
                 <w:szCs w:val="22"/>
               </w:rPr>
-              <w:t>9.5% (n=126)</w:t>
-            </w:r>
-          </w:p>
-        </w:tc>
-        <w:tc>
-          <w:tcPr>
-            <w:tcW w:w="1701" w:type="dxa"/>
-            <w:tcBorders>
-              <w:top w:val="nil"/>
-              <w:left w:val="nil"/>
-              <w:bottom w:val="nil"/>
-              <w:right w:val="nil"/>
-            </w:tcBorders>
-            <w:noWrap/>
+              <w:t>8.5% (n=3417)</w:t>
+            </w:r>
+          </w:p>
+        </w:tc>
+        <w:tc>
+          <w:tcPr>
+            <w:tcW w:w="1983" w:type="dxa"/>
+            <w:tcBorders>
+              <w:top w:val="nil"/>
+              <w:left w:val="nil"/>
+              <w:bottom w:val="nil"/>
+              <w:right w:val="nil"/>
+            </w:tcBorders>
             <w:vAlign w:val="bottom"/>
-            <w:hideMark/>
-          </w:tcPr>
-          <w:p>
-            <w:pPr>
-              <w:jc w:val="center"/>
-              <w:rPr>
-                <w:color w:val="000000"/>
-                <w:sz w:val="22"/>
-                <w:szCs w:val="22"/>
-              </w:rPr>
-            </w:pPr>
-            <w:r>
-              <w:rPr>
-                <w:color w:val="000000"/>
-                <w:sz w:val="22"/>
-                <w:szCs w:val="22"/>
-              </w:rPr>
-              <w:t>8.8% (n=3539)</w:t>
-            </w:r>
-          </w:p>
-        </w:tc>
-        <w:tc>
-          <w:tcPr>
-            <w:tcW w:w="1701" w:type="dxa"/>
-            <w:tcBorders>
-              <w:top w:val="nil"/>
-              <w:left w:val="nil"/>
-              <w:bottom w:val="nil"/>
-              <w:right w:val="nil"/>
-            </w:tcBorders>
-            <w:noWrap/>
-            <w:vAlign w:val="bottom"/>
-            <w:hideMark/>
-          </w:tcPr>
-          <w:p>
-            <w:pPr>
-              <w:jc w:val="center"/>
-              <w:rPr>
-                <w:color w:val="000000"/>
-                <w:sz w:val="22"/>
-                <w:szCs w:val="22"/>
-              </w:rPr>
-            </w:pPr>
-            <w:r>
-              <w:rPr>
-                <w:color w:val="000000"/>
-                <w:sz w:val="22"/>
-                <w:szCs w:val="22"/>
-              </w:rPr>
-              <w:t>8.5% (n=185)</w:t>
-            </w:r>
-          </w:p>
-        </w:tc>
-        <w:tc>
-          <w:tcPr>
-            <w:tcW w:w="1983" w:type="dxa"/>
-            <w:tcBorders>
-              <w:top w:val="nil"/>
-              <w:left w:val="nil"/>
-              <w:bottom w:val="nil"/>
-              <w:right w:val="nil"/>
-            </w:tcBorders>
-            <w:vAlign w:val="bottom"/>
-          </w:tcPr>
-          <w:p>
-            <w:pPr>
-              <w:jc w:val="center"/>
-              <w:rPr>
-                <w:color w:val="000000"/>
-                <w:sz w:val="22"/>
-                <w:szCs w:val="22"/>
-              </w:rPr>
-            </w:pPr>
-            <w:r>
-              <w:rPr>
-                <w:color w:val="000000"/>
-                <w:sz w:val="22"/>
-                <w:szCs w:val="22"/>
-              </w:rPr>
-              <w:t>8.7%</w:t>
-            </w:r>
-          </w:p>
-        </w:tc>
-        <w:tc>
-          <w:tcPr>
-            <w:tcW w:w="1559" w:type="dxa"/>
-            <w:tcBorders>
-              <w:top w:val="nil"/>
-              <w:left w:val="nil"/>
-              <w:bottom w:val="nil"/>
-              <w:right w:val="nil"/>
-            </w:tcBorders>
-            <w:vAlign w:val="bottom"/>
-          </w:tcPr>
-          <w:p>
-            <w:pPr>
-              <w:jc w:val="center"/>
-              <w:rPr>
-                <w:color w:val="000000"/>
-                <w:sz w:val="22"/>
-                <w:szCs w:val="22"/>
-              </w:rPr>
-            </w:pPr>
-            <w:r>
-              <w:rPr>
-                <w:color w:val="000000"/>
-                <w:sz w:val="22"/>
-                <w:szCs w:val="22"/>
-              </w:rPr>
-              <w:t>9.3%</w:t>
+          </w:tcPr>
+          <w:p>
+            <w:pPr>
+              <w:jc w:val="center"/>
+              <w:rPr>
+                <w:color w:val="000000"/>
+                <w:sz w:val="22"/>
+                <w:szCs w:val="22"/>
+              </w:rPr>
+            </w:pPr>
+            <w:r>
+              <w:rPr>
+                <w:color w:val="000000"/>
+                <w:sz w:val="22"/>
+                <w:szCs w:val="22"/>
+              </w:rPr>
+              <w:t>9.6%</w:t>
             </w:r>
           </w:p>
         </w:tc>
@@ -8345,26 +5158,25 @@
             <w:tcBorders>
               <w:top w:val="nil"/>
               <w:left w:val="nil"/>
-              <w:bottom w:val="nil"/>
-              <w:right w:val="nil"/>
-            </w:tcBorders>
-            <w:noWrap/>
-            <w:vAlign w:val="center"/>
-            <w:hideMark/>
-          </w:tcPr>
-          <w:p>
-            <w:pPr>
-              <w:rPr>
-                <w:sz w:val="22"/>
-                <w:szCs w:val="22"/>
-              </w:rPr>
-            </w:pPr>
-            <w:r>
-              <w:rPr>
-                <w:sz w:val="22"/>
-                <w:szCs w:val="22"/>
-              </w:rPr>
-              <w:t>October</w:t>
+              <w:right w:val="nil"/>
+            </w:tcBorders>
+            <w:noWrap/>
+            <w:vAlign w:val="center"/>
+            <w:hideMark/>
+          </w:tcPr>
+          <w:p>
+            <w:pPr>
+              <w:rPr>
+                <w:sz w:val="22"/>
+                <w:szCs w:val="22"/>
+              </w:rPr>
+            </w:pPr>
+            <w:r>
+              <w:rPr>
+                <w:sz w:val="22"/>
+                <w:szCs w:val="22"/>
+              </w:rPr>
+              <w:t>November</w:t>
             </w:r>
           </w:p>
         </w:tc>
@@ -8374,7 +5186,6 @@
             <w:tcBorders>
               <w:top w:val="nil"/>
               <w:left w:val="nil"/>
-              <w:bottom w:val="nil"/>
               <w:right w:val="nil"/>
             </w:tcBorders>
             <w:noWrap/>
@@ -8396,7 +5207,7 @@
                 <w:sz w:val="22"/>
                 <w:szCs w:val="22"/>
               </w:rPr>
-              <w:t>9.4% (n=1454)</w:t>
+              <w:t>8.7% (n=1336)</w:t>
             </w:r>
           </w:p>
         </w:tc>
@@ -8406,7 +5217,6 @@
             <w:tcBorders>
               <w:top w:val="nil"/>
               <w:left w:val="nil"/>
-              <w:bottom w:val="nil"/>
               <w:right w:val="nil"/>
             </w:tcBorders>
             <w:noWrap/>
@@ -8428,131 +5238,36 @@
                 <w:sz w:val="22"/>
                 <w:szCs w:val="22"/>
               </w:rPr>
-              <w:t>9.0% (n=119)</w:t>
-            </w:r>
-          </w:p>
-        </w:tc>
-        <w:tc>
-          <w:tcPr>
-            <w:tcW w:w="1701" w:type="dxa"/>
-            <w:tcBorders>
-              <w:top w:val="nil"/>
-              <w:left w:val="nil"/>
-              <w:bottom w:val="nil"/>
-              <w:right w:val="nil"/>
-            </w:tcBorders>
-            <w:noWrap/>
+              <w:t>7.9% (n=3195)</w:t>
+            </w:r>
+          </w:p>
+        </w:tc>
+        <w:tc>
+          <w:tcPr>
+            <w:tcW w:w="1983" w:type="dxa"/>
+            <w:tcBorders>
+              <w:top w:val="nil"/>
+              <w:left w:val="nil"/>
+              <w:right w:val="nil"/>
+            </w:tcBorders>
             <w:vAlign w:val="bottom"/>
-            <w:hideMark/>
-          </w:tcPr>
-          <w:p>
-            <w:pPr>
-              <w:jc w:val="center"/>
-              <w:rPr>
-                <w:color w:val="000000"/>
-                <w:sz w:val="22"/>
-                <w:szCs w:val="22"/>
-              </w:rPr>
-            </w:pPr>
-            <w:r>
-              <w:rPr>
-                <w:color w:val="000000"/>
-                <w:sz w:val="22"/>
-                <w:szCs w:val="22"/>
-              </w:rPr>
-              <w:t>8.5% (n=3417)</w:t>
-            </w:r>
-          </w:p>
-        </w:tc>
-        <w:tc>
-          <w:tcPr>
-            <w:tcW w:w="1701" w:type="dxa"/>
-            <w:tcBorders>
-              <w:top w:val="nil"/>
-              <w:left w:val="nil"/>
-              <w:bottom w:val="nil"/>
-              <w:right w:val="nil"/>
-            </w:tcBorders>
-            <w:noWrap/>
-            <w:vAlign w:val="bottom"/>
-            <w:hideMark/>
-          </w:tcPr>
-          <w:p>
-            <w:pPr>
-              <w:jc w:val="center"/>
-              <w:rPr>
-                <w:color w:val="000000"/>
-                <w:sz w:val="22"/>
-                <w:szCs w:val="22"/>
-              </w:rPr>
-            </w:pPr>
-            <w:r>
-              <w:rPr>
-                <w:color w:val="000000"/>
-                <w:sz w:val="22"/>
-                <w:szCs w:val="22"/>
-              </w:rPr>
-              <w:t>8.6% (n=187)</w:t>
-            </w:r>
-          </w:p>
-        </w:tc>
-        <w:tc>
-          <w:tcPr>
-            <w:tcW w:w="1983" w:type="dxa"/>
-            <w:tcBorders>
-              <w:top w:val="nil"/>
-              <w:left w:val="nil"/>
-              <w:bottom w:val="nil"/>
-              <w:right w:val="nil"/>
-            </w:tcBorders>
-            <w:vAlign w:val="bottom"/>
-          </w:tcPr>
-          <w:p>
-            <w:pPr>
-              <w:jc w:val="center"/>
-              <w:rPr>
-                <w:color w:val="000000"/>
-                <w:sz w:val="22"/>
-                <w:szCs w:val="22"/>
-              </w:rPr>
-            </w:pPr>
-            <w:r>
-              <w:rPr>
-                <w:color w:val="000000"/>
-                <w:sz w:val="22"/>
-                <w:szCs w:val="22"/>
-              </w:rPr>
-              <w:t>9.6%</w:t>
-            </w:r>
-          </w:p>
-        </w:tc>
-        <w:tc>
-          <w:tcPr>
-            <w:tcW w:w="1559" w:type="dxa"/>
-            <w:tcBorders>
-              <w:top w:val="nil"/>
-              <w:left w:val="nil"/>
-              <w:bottom w:val="nil"/>
-              <w:right w:val="nil"/>
-            </w:tcBorders>
-            <w:vAlign w:val="bottom"/>
-          </w:tcPr>
-          <w:p>
-            <w:pPr>
-              <w:jc w:val="center"/>
-              <w:rPr>
-                <w:color w:val="000000"/>
-                <w:sz w:val="22"/>
-                <w:szCs w:val="22"/>
-              </w:rPr>
-            </w:pPr>
-            <w:r>
-              <w:rPr>
-                <w:color w:val="000000"/>
-                <w:sz w:val="22"/>
-                <w:szCs w:val="22"/>
-              </w:rPr>
-              <w:t>11.0%</w:t>
+          </w:tcPr>
+          <w:p>
+            <w:pPr>
+              <w:jc w:val="center"/>
+              <w:rPr>
+                <w:color w:val="000000"/>
+                <w:sz w:val="22"/>
+                <w:szCs w:val="22"/>
+              </w:rPr>
+            </w:pPr>
+            <w:r>
+              <w:rPr>
+                <w:color w:val="000000"/>
+                <w:sz w:val="22"/>
+                <w:szCs w:val="22"/>
+              </w:rPr>
+              <w:t>8.7%</w:t>
             </w:r>
           </w:p>
         </w:tc>
@@ -8568,25 +5283,26 @@
             <w:tcBorders>
               <w:top w:val="nil"/>
               <w:left w:val="nil"/>
-              <w:right w:val="nil"/>
-            </w:tcBorders>
-            <w:noWrap/>
-            <w:vAlign w:val="center"/>
-            <w:hideMark/>
-          </w:tcPr>
-          <w:p>
-            <w:pPr>
-              <w:rPr>
-                <w:sz w:val="22"/>
-                <w:szCs w:val="22"/>
-              </w:rPr>
-            </w:pPr>
-            <w:r>
-              <w:rPr>
-                <w:sz w:val="22"/>
-                <w:szCs w:val="22"/>
-              </w:rPr>
-              <w:t>November</w:t>
+              <w:bottom w:val="single" w:sz="4" w:space="0" w:color="auto"/>
+              <w:right w:val="nil"/>
+            </w:tcBorders>
+            <w:noWrap/>
+            <w:vAlign w:val="center"/>
+            <w:hideMark/>
+          </w:tcPr>
+          <w:p>
+            <w:pPr>
+              <w:rPr>
+                <w:sz w:val="22"/>
+                <w:szCs w:val="22"/>
+              </w:rPr>
+            </w:pPr>
+            <w:r>
+              <w:rPr>
+                <w:sz w:val="22"/>
+                <w:szCs w:val="22"/>
+              </w:rPr>
+              <w:t>December</w:t>
             </w:r>
           </w:p>
         </w:tc>
@@ -8596,6 +5312,7 @@
             <w:tcBorders>
               <w:top w:val="nil"/>
               <w:left w:val="nil"/>
+              <w:bottom w:val="single" w:sz="4" w:space="0" w:color="auto"/>
               <w:right w:val="nil"/>
             </w:tcBorders>
             <w:noWrap/>
@@ -8617,7 +5334,7 @@
                 <w:sz w:val="22"/>
                 <w:szCs w:val="22"/>
               </w:rPr>
-              <w:t>8.7% (n=1336)</w:t>
+              <w:t>9.7% (n=1489)</w:t>
             </w:r>
           </w:p>
         </w:tc>
@@ -8627,6 +5344,7 @@
             <w:tcBorders>
               <w:top w:val="nil"/>
               <w:left w:val="nil"/>
+              <w:bottom w:val="single" w:sz="4" w:space="0" w:color="auto"/>
               <w:right w:val="nil"/>
             </w:tcBorders>
             <w:noWrap/>
@@ -8648,303 +5366,20 @@
                 <w:sz w:val="22"/>
                 <w:szCs w:val="22"/>
               </w:rPr>
-              <w:t>8.5% (n=113)</w:t>
-            </w:r>
-          </w:p>
-        </w:tc>
-        <w:tc>
-          <w:tcPr>
-            <w:tcW w:w="1701" w:type="dxa"/>
-            <w:tcBorders>
-              <w:top w:val="nil"/>
-              <w:left w:val="nil"/>
-              <w:right w:val="nil"/>
-            </w:tcBorders>
-            <w:noWrap/>
+              <w:t>8.6% (n=3481)</w:t>
+            </w:r>
+          </w:p>
+        </w:tc>
+        <w:tc>
+          <w:tcPr>
+            <w:tcW w:w="1983" w:type="dxa"/>
+            <w:tcBorders>
+              <w:top w:val="nil"/>
+              <w:left w:val="nil"/>
+              <w:bottom w:val="single" w:sz="4" w:space="0" w:color="auto"/>
+              <w:right w:val="nil"/>
+            </w:tcBorders>
             <w:vAlign w:val="bottom"/>
-            <w:hideMark/>
-          </w:tcPr>
-          <w:p>
-            <w:pPr>
-              <w:jc w:val="center"/>
-              <w:rPr>
-                <w:color w:val="000000"/>
-                <w:sz w:val="22"/>
-                <w:szCs w:val="22"/>
-              </w:rPr>
-            </w:pPr>
-            <w:r>
-              <w:rPr>
-                <w:color w:val="000000"/>
-                <w:sz w:val="22"/>
-                <w:szCs w:val="22"/>
-              </w:rPr>
-              <w:t>7.9% (n=3195)</w:t>
-            </w:r>
-          </w:p>
-        </w:tc>
-        <w:tc>
-          <w:tcPr>
-            <w:tcW w:w="1701" w:type="dxa"/>
-            <w:tcBorders>
-              <w:top w:val="nil"/>
-              <w:left w:val="nil"/>
-              <w:right w:val="nil"/>
-            </w:tcBorders>
-            <w:noWrap/>
-            <w:vAlign w:val="bottom"/>
-            <w:hideMark/>
-          </w:tcPr>
-          <w:p>
-            <w:pPr>
-              <w:jc w:val="center"/>
-              <w:rPr>
-                <w:color w:val="000000"/>
-                <w:sz w:val="22"/>
-                <w:szCs w:val="22"/>
-              </w:rPr>
-            </w:pPr>
-            <w:r>
-              <w:rPr>
-                <w:color w:val="000000"/>
-                <w:sz w:val="22"/>
-                <w:szCs w:val="22"/>
-              </w:rPr>
-              <w:t>8.5% (n=186)</w:t>
-            </w:r>
-          </w:p>
-        </w:tc>
-        <w:tc>
-          <w:tcPr>
-            <w:tcW w:w="1983" w:type="dxa"/>
-            <w:tcBorders>
-              <w:top w:val="nil"/>
-              <w:left w:val="nil"/>
-              <w:right w:val="nil"/>
-            </w:tcBorders>
-            <w:vAlign w:val="bottom"/>
-          </w:tcPr>
-          <w:p>
-            <w:pPr>
-              <w:jc w:val="center"/>
-              <w:rPr>
-                <w:color w:val="000000"/>
-                <w:sz w:val="22"/>
-                <w:szCs w:val="22"/>
-              </w:rPr>
-            </w:pPr>
-            <w:r>
-              <w:rPr>
-                <w:color w:val="000000"/>
-                <w:sz w:val="22"/>
-                <w:szCs w:val="22"/>
-              </w:rPr>
-              <w:t>8.7%</w:t>
-            </w:r>
-          </w:p>
-        </w:tc>
-        <w:tc>
-          <w:tcPr>
-            <w:tcW w:w="1559" w:type="dxa"/>
-            <w:tcBorders>
-              <w:top w:val="nil"/>
-              <w:left w:val="nil"/>
-              <w:right w:val="nil"/>
-            </w:tcBorders>
-            <w:vAlign w:val="bottom"/>
-          </w:tcPr>
-          <w:p>
-            <w:pPr>
-              <w:jc w:val="center"/>
-              <w:rPr>
-                <w:color w:val="000000"/>
-                <w:sz w:val="22"/>
-                <w:szCs w:val="22"/>
-              </w:rPr>
-            </w:pPr>
-            <w:r>
-              <w:rPr>
-                <w:color w:val="000000"/>
-                <w:sz w:val="22"/>
-                <w:szCs w:val="22"/>
-              </w:rPr>
-              <w:t>8.6%</w:t>
-            </w:r>
-          </w:p>
-        </w:tc>
-      </w:tr>
-      <w:tr>
-        <w:trPr>
-          <w:trHeight w:val="300"/>
-          <w:jc w:val="center"/>
-        </w:trPr>
-        <w:tc>
-          <w:tcPr>
-            <w:tcW w:w="2128" w:type="dxa"/>
-            <w:tcBorders>
-              <w:top w:val="nil"/>
-              <w:left w:val="nil"/>
-              <w:bottom w:val="single" w:sz="4" w:space="0" w:color="auto"/>
-              <w:right w:val="nil"/>
-            </w:tcBorders>
-            <w:noWrap/>
-            <w:vAlign w:val="center"/>
-            <w:hideMark/>
-          </w:tcPr>
-          <w:p>
-            <w:pPr>
-              <w:rPr>
-                <w:sz w:val="22"/>
-                <w:szCs w:val="22"/>
-              </w:rPr>
-            </w:pPr>
-            <w:r>
-              <w:rPr>
-                <w:sz w:val="22"/>
-                <w:szCs w:val="22"/>
-              </w:rPr>
-              <w:t>December</w:t>
-            </w:r>
-          </w:p>
-        </w:tc>
-        <w:tc>
-          <w:tcPr>
-            <w:tcW w:w="1701" w:type="dxa"/>
-            <w:tcBorders>
-              <w:top w:val="nil"/>
-              <w:left w:val="nil"/>
-              <w:bottom w:val="single" w:sz="4" w:space="0" w:color="auto"/>
-              <w:right w:val="nil"/>
-            </w:tcBorders>
-            <w:noWrap/>
-            <w:vAlign w:val="bottom"/>
-            <w:hideMark/>
-          </w:tcPr>
-          <w:p>
-            <w:pPr>
-              <w:jc w:val="center"/>
-              <w:rPr>
-                <w:color w:val="000000"/>
-                <w:sz w:val="22"/>
-                <w:szCs w:val="22"/>
-              </w:rPr>
-            </w:pPr>
-            <w:r>
-              <w:rPr>
-                <w:color w:val="000000"/>
-                <w:sz w:val="22"/>
-                <w:szCs w:val="22"/>
-              </w:rPr>
-              <w:t>9.7% (n=1489)</w:t>
-            </w:r>
-          </w:p>
-        </w:tc>
-        <w:tc>
-          <w:tcPr>
-            <w:tcW w:w="1701" w:type="dxa"/>
-            <w:tcBorders>
-              <w:top w:val="nil"/>
-              <w:left w:val="nil"/>
-              <w:bottom w:val="single" w:sz="4" w:space="0" w:color="auto"/>
-              <w:right w:val="nil"/>
-            </w:tcBorders>
-            <w:noWrap/>
-            <w:vAlign w:val="bottom"/>
-            <w:hideMark/>
-          </w:tcPr>
-          <w:p>
-            <w:pPr>
-              <w:jc w:val="center"/>
-              <w:rPr>
-                <w:color w:val="000000"/>
-                <w:sz w:val="22"/>
-                <w:szCs w:val="22"/>
-              </w:rPr>
-            </w:pPr>
-            <w:r>
-              <w:rPr>
-                <w:color w:val="000000"/>
-                <w:sz w:val="22"/>
-                <w:szCs w:val="22"/>
-              </w:rPr>
-              <w:t>10.7% (n=142)</w:t>
-            </w:r>
-          </w:p>
-        </w:tc>
-        <w:tc>
-          <w:tcPr>
-            <w:tcW w:w="1701" w:type="dxa"/>
-            <w:tcBorders>
-              <w:top w:val="nil"/>
-              <w:left w:val="nil"/>
-              <w:bottom w:val="single" w:sz="4" w:space="0" w:color="auto"/>
-              <w:right w:val="nil"/>
-            </w:tcBorders>
-            <w:noWrap/>
-            <w:vAlign w:val="bottom"/>
-            <w:hideMark/>
-          </w:tcPr>
-          <w:p>
-            <w:pPr>
-              <w:jc w:val="center"/>
-              <w:rPr>
-                <w:color w:val="000000"/>
-                <w:sz w:val="22"/>
-                <w:szCs w:val="22"/>
-              </w:rPr>
-            </w:pPr>
-            <w:r>
-              <w:rPr>
-                <w:color w:val="000000"/>
-                <w:sz w:val="22"/>
-                <w:szCs w:val="22"/>
-              </w:rPr>
-              <w:t>8.6% (n=3481)</w:t>
-            </w:r>
-          </w:p>
-        </w:tc>
-        <w:tc>
-          <w:tcPr>
-            <w:tcW w:w="1701" w:type="dxa"/>
-            <w:tcBorders>
-              <w:top w:val="nil"/>
-              <w:left w:val="nil"/>
-              <w:bottom w:val="single" w:sz="4" w:space="0" w:color="auto"/>
-              <w:right w:val="nil"/>
-            </w:tcBorders>
-            <w:noWrap/>
-            <w:vAlign w:val="bottom"/>
-            <w:hideMark/>
-          </w:tcPr>
-          <w:p>
-            <w:pPr>
-              <w:jc w:val="center"/>
-              <w:rPr>
-                <w:color w:val="000000"/>
-                <w:sz w:val="22"/>
-                <w:szCs w:val="22"/>
-              </w:rPr>
-            </w:pPr>
-            <w:r>
-              <w:rPr>
-                <w:color w:val="000000"/>
-                <w:sz w:val="22"/>
-                <w:szCs w:val="22"/>
-              </w:rPr>
-              <w:t>9.4% (n=205)</w:t>
-            </w:r>
-          </w:p>
-        </w:tc>
-        <w:tc>
-          <w:tcPr>
-            <w:tcW w:w="1983" w:type="dxa"/>
-            <w:tcBorders>
-              <w:top w:val="nil"/>
-              <w:left w:val="nil"/>
-              <w:bottom w:val="single" w:sz="4" w:space="0" w:color="auto"/>
-              <w:right w:val="nil"/>
-            </w:tcBorders>
-            <w:vAlign w:val="bottom"/>
           </w:tcPr>
           <w:p>
             <w:pPr>
@@ -8962,36 +5397,6 @@
                 <w:szCs w:val="22"/>
               </w:rPr>
               <w:t>9.6%</w:t>
-            </w:r>
-          </w:p>
-        </w:tc>
-        <w:tc>
-          <w:tcPr>
-            <w:tcW w:w="1559" w:type="dxa"/>
-            <w:tcBorders>
-              <w:top w:val="nil"/>
-              <w:left w:val="nil"/>
-              <w:bottom w:val="single" w:sz="4" w:space="0" w:color="auto"/>
-              <w:right w:val="nil"/>
-            </w:tcBorders>
-            <w:vAlign w:val="bottom"/>
-          </w:tcPr>
-          <w:p>
-            <w:pPr>
-              <w:jc w:val="center"/>
-              <w:rPr>
-                <w:color w:val="000000"/>
-                <w:sz w:val="22"/>
-                <w:szCs w:val="22"/>
-              </w:rPr>
-            </w:pPr>
-            <w:r>
-              <w:rPr>
-                <w:color w:val="000000"/>
-                <w:sz w:val="22"/>
-                <w:szCs w:val="22"/>
-              </w:rPr>
-              <w:t>10.9%</w:t>
             </w:r>
           </w:p>
         </w:tc>
@@ -14988,14 +11393,7 @@
           <w:sz w:val="22"/>
           <w:szCs w:val="22"/>
         </w:rPr>
-        <w:t>Distribution of gestational air pollutant exposures by trimester and overall pregnancy</w:t>
-      </w:r>
-      <w:r>
-        <w:rPr>
-          <w:sz w:val="22"/>
-          <w:szCs w:val="22"/>
-        </w:rPr>
-        <w:t>.</w:t>
+        <w:t>Distribution of gestational air pollutant exposures by trimester and overall pregnancy.</w:t>
       </w:r>
     </w:p>
     <w:p>
@@ -15021,7 +11419,7 @@
           <w14:ligatures w14:val="standardContextual"/>
         </w:rPr>
         <w:drawing>
-          <wp:inline distT="0" distB="0" distL="0" distR="0" wp14:anchorId="0B1B1BCB" wp14:editId="2DF9406A">
+          <wp:inline distT="0" distB="0" distL="0" distR="0" wp14:anchorId="0B1B1BCB" wp14:editId="7FEA0C5F">
             <wp:extent cx="9144000" cy="3657600"/>
             <wp:effectExtent l="0" t="0" r="0" b="0"/>
             <wp:docPr id="861528112" name="Imagen 3"/>
@@ -15238,21 +11636,7 @@
           <w:szCs w:val="22"/>
         </w:rPr>
         <w:lastRenderedPageBreak/>
-        <w:t>Figure S</w:t>
-      </w:r>
-      <w:r>
-        <w:rPr>
-          <w:sz w:val="22"/>
-          <w:szCs w:val="22"/>
-        </w:rPr>
-        <w:t>2A</w:t>
-      </w:r>
-      <w:r>
-        <w:rPr>
-          <w:sz w:val="22"/>
-          <w:szCs w:val="22"/>
-        </w:rPr>
-        <w:t xml:space="preserve">. </w:t>
+        <w:t xml:space="preserve">Figure S2A. </w:t>
       </w:r>
       <w:r>
         <w:rPr>
@@ -15438,21 +11822,7 @@
           <w:sz w:val="22"/>
           <w:szCs w:val="22"/>
         </w:rPr>
-        <w:t>Figure S2</w:t>
-      </w:r>
-      <w:r>
-        <w:rPr>
-          <w:sz w:val="22"/>
-          <w:szCs w:val="22"/>
-        </w:rPr>
-        <w:t>B</w:t>
-      </w:r>
-      <w:r>
-        <w:rPr>
-          <w:sz w:val="22"/>
-          <w:szCs w:val="22"/>
-        </w:rPr>
-        <w:t>.</w:t>
+        <w:t>Figure S2B.</w:t>
       </w:r>
       <w:r>
         <w:rPr>
@@ -15466,14 +11836,7 @@
           <w:sz w:val="22"/>
           <w:szCs w:val="22"/>
         </w:rPr>
-        <w:t>Pairwise correlations of trimester-specific and overall air pollutant exposures using land-use regression models</w:t>
-      </w:r>
-      <w:r>
-        <w:rPr>
-          <w:sz w:val="22"/>
-          <w:szCs w:val="22"/>
-        </w:rPr>
-        <w:t>.</w:t>
+        <w:t>Pairwise correlations of trimester-specific and overall air pollutant exposures using land-use regression models.</w:t>
       </w:r>
     </w:p>
     <w:p>
@@ -16020,17 +12383,7 @@
                 <w:szCs w:val="22"/>
                 <w:lang w:val="en-US"/>
               </w:rPr>
-              <w:t xml:space="preserve"> </w:t>
-            </w:r>
-            <w:r>
-              <w:rPr>
-                <w:b/>
-                <w:bCs/>
-                <w:sz w:val="22"/>
-                <w:szCs w:val="22"/>
-                <w:lang w:val="en-US"/>
-              </w:rPr>
-              <w:t>IQR</w:t>
+              <w:t xml:space="preserve"> IQR</w:t>
             </w:r>
           </w:p>
         </w:tc>
@@ -16072,6 +12425,73 @@
                 <w:sz w:val="22"/>
                 <w:szCs w:val="22"/>
               </w:rPr>
+              <w:t xml:space="preserve"> (n</w:t>
+            </w:r>
+            <w:r>
+              <w:rPr>
+                <w:b/>
+                <w:bCs/>
+                <w:sz w:val="22"/>
+                <w:szCs w:val="22"/>
+              </w:rPr>
+              <w:t>g/m</w:t>
+            </w:r>
+            <w:r>
+              <w:rPr>
+                <w:b/>
+                <w:bCs/>
+                <w:sz w:val="22"/>
+                <w:szCs w:val="22"/>
+                <w:vertAlign w:val="superscript"/>
+              </w:rPr>
+              <w:t>3</w:t>
+            </w:r>
+            <w:r>
+              <w:rPr>
+                <w:b/>
+                <w:bCs/>
+                <w:sz w:val="22"/>
+                <w:szCs w:val="22"/>
+              </w:rPr>
+              <w:t>)</w:t>
+            </w:r>
+          </w:p>
+          <w:p>
+            <w:pPr>
+              <w:jc w:val="center"/>
+              <w:rPr>
+                <w:b/>
+                <w:bCs/>
+                <w:sz w:val="22"/>
+                <w:szCs w:val="22"/>
+              </w:rPr>
+            </w:pPr>
+            <w:r>
+              <w:rPr>
+                <w:b/>
+                <w:bCs/>
+                <w:sz w:val="22"/>
+                <w:szCs w:val="22"/>
+              </w:rPr>
+              <w:t>O</w:t>
+            </w:r>
+            <w:r>
+              <w:rPr>
+                <w:b/>
+                <w:bCs/>
+                <w:sz w:val="22"/>
+                <w:szCs w:val="22"/>
+              </w:rPr>
+              <w:t>R (95% CI)</w:t>
+            </w:r>
+            <w:r>
+              <w:rPr>
+                <w:b/>
+                <w:bCs/>
+                <w:sz w:val="22"/>
+                <w:szCs w:val="22"/>
+                <w:lang w:val="en-US"/>
+              </w:rPr>
               <w:t xml:space="preserve"> </w:t>
             </w:r>
             <w:r>
@@ -16080,75 +12500,9 @@
                 <w:bCs/>
                 <w:sz w:val="22"/>
                 <w:szCs w:val="22"/>
-              </w:rPr>
-              <w:t>(n</w:t>
-            </w:r>
-            <w:r>
-              <w:rPr>
-                <w:b/>
-                <w:bCs/>
-                <w:sz w:val="22"/>
-                <w:szCs w:val="22"/>
-              </w:rPr>
-              <w:t>g/m</w:t>
-            </w:r>
-            <w:r>
-              <w:rPr>
-                <w:b/>
-                <w:bCs/>
-                <w:sz w:val="22"/>
-                <w:szCs w:val="22"/>
-                <w:vertAlign w:val="superscript"/>
-              </w:rPr>
-              <w:t>3</w:t>
-            </w:r>
-            <w:r>
-              <w:rPr>
-                <w:b/>
-                <w:bCs/>
-                <w:sz w:val="22"/>
-                <w:szCs w:val="22"/>
-              </w:rPr>
-              <w:t>)</w:t>
-            </w:r>
-          </w:p>
-          <w:p>
-            <w:pPr>
-              <w:jc w:val="center"/>
-              <w:rPr>
-                <w:b/>
-                <w:bCs/>
-                <w:sz w:val="22"/>
-                <w:szCs w:val="22"/>
-              </w:rPr>
-            </w:pPr>
-            <w:r>
-              <w:rPr>
-                <w:b/>
-                <w:bCs/>
-                <w:sz w:val="22"/>
-                <w:szCs w:val="22"/>
-              </w:rPr>
-              <w:t>O</w:t>
-            </w:r>
-            <w:r>
-              <w:rPr>
-                <w:b/>
-                <w:bCs/>
-                <w:sz w:val="22"/>
-                <w:szCs w:val="22"/>
-              </w:rPr>
-              <w:t>R (95% CI)</w:t>
-            </w:r>
-            <w:r>
-              <w:rPr>
-                <w:b/>
-                <w:bCs/>
-                <w:sz w:val="22"/>
-                <w:szCs w:val="22"/>
                 <w:lang w:val="en-US"/>
               </w:rPr>
-              <w:t xml:space="preserve"> </w:t>
+              <w:sym w:font="Symbol" w:char="F044"/>
             </w:r>
             <w:r>
               <w:rPr>
@@ -16158,7 +12512,7 @@
                 <w:szCs w:val="22"/>
                 <w:lang w:val="en-US"/>
               </w:rPr>
-              <w:sym w:font="Symbol" w:char="F044"/>
+              <w:t>+ 1</w:t>
             </w:r>
             <w:r>
               <w:rPr>
@@ -16168,27 +12522,7 @@
                 <w:szCs w:val="22"/>
                 <w:lang w:val="en-US"/>
               </w:rPr>
-              <w:t>+ 1</w:t>
-            </w:r>
-            <w:r>
-              <w:rPr>
-                <w:b/>
-                <w:bCs/>
-                <w:sz w:val="22"/>
-                <w:szCs w:val="22"/>
-                <w:lang w:val="en-US"/>
-              </w:rPr>
-              <w:t xml:space="preserve"> </w:t>
-            </w:r>
-            <w:r>
-              <w:rPr>
-                <w:b/>
-                <w:bCs/>
-                <w:sz w:val="22"/>
-                <w:szCs w:val="22"/>
-                <w:lang w:val="en-US"/>
-              </w:rPr>
-              <w:t>IQR</w:t>
+              <w:t xml:space="preserve"> IQR</w:t>
             </w:r>
           </w:p>
         </w:tc>
@@ -16230,6 +12564,73 @@
                 <w:sz w:val="22"/>
                 <w:szCs w:val="22"/>
               </w:rPr>
+              <w:t xml:space="preserve"> (n</w:t>
+            </w:r>
+            <w:r>
+              <w:rPr>
+                <w:b/>
+                <w:bCs/>
+                <w:sz w:val="22"/>
+                <w:szCs w:val="22"/>
+              </w:rPr>
+              <w:t>g/m</w:t>
+            </w:r>
+            <w:r>
+              <w:rPr>
+                <w:b/>
+                <w:bCs/>
+                <w:sz w:val="22"/>
+                <w:szCs w:val="22"/>
+                <w:vertAlign w:val="superscript"/>
+              </w:rPr>
+              <w:t>3</w:t>
+            </w:r>
+            <w:r>
+              <w:rPr>
+                <w:b/>
+                <w:bCs/>
+                <w:sz w:val="22"/>
+                <w:szCs w:val="22"/>
+              </w:rPr>
+              <w:t>)</w:t>
+            </w:r>
+          </w:p>
+          <w:p>
+            <w:pPr>
+              <w:jc w:val="center"/>
+              <w:rPr>
+                <w:b/>
+                <w:bCs/>
+                <w:sz w:val="22"/>
+                <w:szCs w:val="22"/>
+              </w:rPr>
+            </w:pPr>
+            <w:r>
+              <w:rPr>
+                <w:b/>
+                <w:bCs/>
+                <w:sz w:val="22"/>
+                <w:szCs w:val="22"/>
+              </w:rPr>
+              <w:t>O</w:t>
+            </w:r>
+            <w:r>
+              <w:rPr>
+                <w:b/>
+                <w:bCs/>
+                <w:sz w:val="22"/>
+                <w:szCs w:val="22"/>
+              </w:rPr>
+              <w:t>R (95% CI)</w:t>
+            </w:r>
+            <w:r>
+              <w:rPr>
+                <w:b/>
+                <w:bCs/>
+                <w:sz w:val="22"/>
+                <w:szCs w:val="22"/>
+                <w:lang w:val="en-US"/>
+              </w:rPr>
               <w:t xml:space="preserve"> </w:t>
             </w:r>
             <w:r>
@@ -16238,75 +12639,9 @@
                 <w:bCs/>
                 <w:sz w:val="22"/>
                 <w:szCs w:val="22"/>
-              </w:rPr>
-              <w:t>(n</w:t>
-            </w:r>
-            <w:r>
-              <w:rPr>
-                <w:b/>
-                <w:bCs/>
-                <w:sz w:val="22"/>
-                <w:szCs w:val="22"/>
-              </w:rPr>
-              <w:t>g/m</w:t>
-            </w:r>
-            <w:r>
-              <w:rPr>
-                <w:b/>
-                <w:bCs/>
-                <w:sz w:val="22"/>
-                <w:szCs w:val="22"/>
-                <w:vertAlign w:val="superscript"/>
-              </w:rPr>
-              <w:t>3</w:t>
-            </w:r>
-            <w:r>
-              <w:rPr>
-                <w:b/>
-                <w:bCs/>
-                <w:sz w:val="22"/>
-                <w:szCs w:val="22"/>
-              </w:rPr>
-              <w:t>)</w:t>
-            </w:r>
-          </w:p>
-          <w:p>
-            <w:pPr>
-              <w:jc w:val="center"/>
-              <w:rPr>
-                <w:b/>
-                <w:bCs/>
-                <w:sz w:val="22"/>
-                <w:szCs w:val="22"/>
-              </w:rPr>
-            </w:pPr>
-            <w:r>
-              <w:rPr>
-                <w:b/>
-                <w:bCs/>
-                <w:sz w:val="22"/>
-                <w:szCs w:val="22"/>
-              </w:rPr>
-              <w:t>O</w:t>
-            </w:r>
-            <w:r>
-              <w:rPr>
-                <w:b/>
-                <w:bCs/>
-                <w:sz w:val="22"/>
-                <w:szCs w:val="22"/>
-              </w:rPr>
-              <w:t>R (95% CI)</w:t>
-            </w:r>
-            <w:r>
-              <w:rPr>
-                <w:b/>
-                <w:bCs/>
-                <w:sz w:val="22"/>
-                <w:szCs w:val="22"/>
                 <w:lang w:val="en-US"/>
               </w:rPr>
-              <w:t xml:space="preserve"> </w:t>
+              <w:sym w:font="Symbol" w:char="F044"/>
             </w:r>
             <w:r>
               <w:rPr>
@@ -16316,7 +12651,7 @@
                 <w:szCs w:val="22"/>
                 <w:lang w:val="en-US"/>
               </w:rPr>
-              <w:sym w:font="Symbol" w:char="F044"/>
+              <w:t>+ 1</w:t>
             </w:r>
             <w:r>
               <w:rPr>
@@ -16326,27 +12661,7 @@
                 <w:szCs w:val="22"/>
                 <w:lang w:val="en-US"/>
               </w:rPr>
-              <w:t>+ 1</w:t>
-            </w:r>
-            <w:r>
-              <w:rPr>
-                <w:b/>
-                <w:bCs/>
-                <w:sz w:val="22"/>
-                <w:szCs w:val="22"/>
-                <w:lang w:val="en-US"/>
-              </w:rPr>
-              <w:t xml:space="preserve"> </w:t>
-            </w:r>
-            <w:r>
-              <w:rPr>
-                <w:b/>
-                <w:bCs/>
-                <w:sz w:val="22"/>
-                <w:szCs w:val="22"/>
-                <w:lang w:val="en-US"/>
-              </w:rPr>
-              <w:t>IQR</w:t>
+              <w:t xml:space="preserve"> IQR</w:t>
             </w:r>
           </w:p>
         </w:tc>
@@ -20629,14 +16944,7 @@
           <w:sz w:val="22"/>
           <w:szCs w:val="22"/>
         </w:rPr>
-        <w:t>S3</w:t>
-      </w:r>
-      <w:r>
-        <w:rPr>
-          <w:sz w:val="22"/>
-          <w:szCs w:val="22"/>
-        </w:rPr>
-        <w:t>B</w:t>
+        <w:t>S3B</w:t>
       </w:r>
       <w:r>
         <w:rPr>
@@ -20842,17 +17150,7 @@
                 <w:szCs w:val="22"/>
                 <w:lang w:val="en-US"/>
               </w:rPr>
-              <w:t xml:space="preserve"> </w:t>
-            </w:r>
-            <w:r>
-              <w:rPr>
-                <w:b/>
-                <w:bCs/>
-                <w:sz w:val="22"/>
-                <w:szCs w:val="22"/>
-                <w:lang w:val="en-US"/>
-              </w:rPr>
-              <w:t>IQR</w:t>
+              <w:t xml:space="preserve"> IQR</w:t>
             </w:r>
           </w:p>
         </w:tc>
@@ -20964,17 +17262,7 @@
                 <w:szCs w:val="22"/>
                 <w:lang w:val="en-US"/>
               </w:rPr>
-              <w:t xml:space="preserve"> </w:t>
-            </w:r>
-            <w:r>
-              <w:rPr>
-                <w:b/>
-                <w:bCs/>
-                <w:sz w:val="22"/>
-                <w:szCs w:val="22"/>
-                <w:lang w:val="en-US"/>
-              </w:rPr>
-              <w:t>IQR</w:t>
+              <w:t xml:space="preserve"> IQR</w:t>
             </w:r>
           </w:p>
         </w:tc>
@@ -21086,17 +17374,7 @@
                 <w:szCs w:val="22"/>
                 <w:lang w:val="en-US"/>
               </w:rPr>
-              <w:t xml:space="preserve"> </w:t>
-            </w:r>
-            <w:r>
-              <w:rPr>
-                <w:b/>
-                <w:bCs/>
-                <w:sz w:val="22"/>
-                <w:szCs w:val="22"/>
-                <w:lang w:val="en-US"/>
-              </w:rPr>
-              <w:t>IQR</w:t>
+              <w:t xml:space="preserve"> IQR</w:t>
             </w:r>
           </w:p>
         </w:tc>
@@ -25335,14 +21613,7 @@
           <w:sz w:val="22"/>
           <w:szCs w:val="22"/>
         </w:rPr>
-        <w:t>S3</w:t>
-      </w:r>
-      <w:r>
-        <w:rPr>
-          <w:sz w:val="22"/>
-          <w:szCs w:val="22"/>
-        </w:rPr>
-        <w:t>C</w:t>
+        <w:t>S3C</w:t>
       </w:r>
       <w:r>
         <w:rPr>
@@ -25780,6 +22051,55 @@
                 <w:sz w:val="22"/>
                 <w:szCs w:val="22"/>
               </w:rPr>
+              <w:t xml:space="preserve"> (ng/m</w:t>
+            </w:r>
+            <w:r>
+              <w:rPr>
+                <w:b/>
+                <w:bCs/>
+                <w:sz w:val="22"/>
+                <w:szCs w:val="22"/>
+                <w:vertAlign w:val="superscript"/>
+              </w:rPr>
+              <w:t>3</w:t>
+            </w:r>
+            <w:r>
+              <w:rPr>
+                <w:b/>
+                <w:bCs/>
+                <w:sz w:val="22"/>
+                <w:szCs w:val="22"/>
+              </w:rPr>
+              <w:t>)</w:t>
+            </w:r>
+          </w:p>
+          <w:p>
+            <w:pPr>
+              <w:jc w:val="center"/>
+              <w:rPr>
+                <w:b/>
+                <w:bCs/>
+                <w:sz w:val="22"/>
+                <w:szCs w:val="22"/>
+              </w:rPr>
+            </w:pPr>
+            <w:r>
+              <w:rPr>
+                <w:b/>
+                <w:bCs/>
+                <w:sz w:val="22"/>
+                <w:szCs w:val="22"/>
+              </w:rPr>
+              <w:t>HR (95% CI)</w:t>
+            </w:r>
+            <w:r>
+              <w:rPr>
+                <w:b/>
+                <w:bCs/>
+                <w:sz w:val="22"/>
+                <w:szCs w:val="22"/>
+                <w:lang w:val="en-US"/>
+              </w:rPr>
               <w:t xml:space="preserve"> </w:t>
             </w:r>
             <w:r>
@@ -25788,57 +22108,9 @@
                 <w:bCs/>
                 <w:sz w:val="22"/>
                 <w:szCs w:val="22"/>
-              </w:rPr>
-              <w:t>(ng/m</w:t>
-            </w:r>
-            <w:r>
-              <w:rPr>
-                <w:b/>
-                <w:bCs/>
-                <w:sz w:val="22"/>
-                <w:szCs w:val="22"/>
-                <w:vertAlign w:val="superscript"/>
-              </w:rPr>
-              <w:t>3</w:t>
-            </w:r>
-            <w:r>
-              <w:rPr>
-                <w:b/>
-                <w:bCs/>
-                <w:sz w:val="22"/>
-                <w:szCs w:val="22"/>
-              </w:rPr>
-              <w:t>)</w:t>
-            </w:r>
-          </w:p>
-          <w:p>
-            <w:pPr>
-              <w:jc w:val="center"/>
-              <w:rPr>
-                <w:b/>
-                <w:bCs/>
-                <w:sz w:val="22"/>
-                <w:szCs w:val="22"/>
-              </w:rPr>
-            </w:pPr>
-            <w:r>
-              <w:rPr>
-                <w:b/>
-                <w:bCs/>
-                <w:sz w:val="22"/>
-                <w:szCs w:val="22"/>
-              </w:rPr>
-              <w:t>HR (95% CI)</w:t>
-            </w:r>
-            <w:r>
-              <w:rPr>
-                <w:b/>
-                <w:bCs/>
-                <w:sz w:val="22"/>
-                <w:szCs w:val="22"/>
                 <w:lang w:val="en-US"/>
               </w:rPr>
-              <w:t xml:space="preserve"> </w:t>
+              <w:sym w:font="Symbol" w:char="F044"/>
             </w:r>
             <w:r>
               <w:rPr>
@@ -25848,7 +22120,7 @@
                 <w:szCs w:val="22"/>
                 <w:lang w:val="en-US"/>
               </w:rPr>
-              <w:sym w:font="Symbol" w:char="F044"/>
+              <w:t>+ 1</w:t>
             </w:r>
             <w:r>
               <w:rPr>
@@ -25858,27 +22130,7 @@
                 <w:szCs w:val="22"/>
                 <w:lang w:val="en-US"/>
               </w:rPr>
-              <w:t>+ 1</w:t>
-            </w:r>
-            <w:r>
-              <w:rPr>
-                <w:b/>
-                <w:bCs/>
-                <w:sz w:val="22"/>
-                <w:szCs w:val="22"/>
-                <w:lang w:val="en-US"/>
-              </w:rPr>
-              <w:t xml:space="preserve"> </w:t>
-            </w:r>
-            <w:r>
-              <w:rPr>
-                <w:b/>
-                <w:bCs/>
-                <w:sz w:val="22"/>
-                <w:szCs w:val="22"/>
-                <w:lang w:val="en-US"/>
-              </w:rPr>
-              <w:t>IQR</w:t>
+              <w:t xml:space="preserve"> IQR</w:t>
             </w:r>
           </w:p>
         </w:tc>
@@ -25920,6 +22172,55 @@
                 <w:sz w:val="22"/>
                 <w:szCs w:val="22"/>
               </w:rPr>
+              <w:t xml:space="preserve"> (ng/m</w:t>
+            </w:r>
+            <w:r>
+              <w:rPr>
+                <w:b/>
+                <w:bCs/>
+                <w:sz w:val="22"/>
+                <w:szCs w:val="22"/>
+                <w:vertAlign w:val="superscript"/>
+              </w:rPr>
+              <w:t>3</w:t>
+            </w:r>
+            <w:r>
+              <w:rPr>
+                <w:b/>
+                <w:bCs/>
+                <w:sz w:val="22"/>
+                <w:szCs w:val="22"/>
+              </w:rPr>
+              <w:t>)</w:t>
+            </w:r>
+          </w:p>
+          <w:p>
+            <w:pPr>
+              <w:jc w:val="center"/>
+              <w:rPr>
+                <w:b/>
+                <w:bCs/>
+                <w:sz w:val="22"/>
+                <w:szCs w:val="22"/>
+              </w:rPr>
+            </w:pPr>
+            <w:r>
+              <w:rPr>
+                <w:b/>
+                <w:bCs/>
+                <w:sz w:val="22"/>
+                <w:szCs w:val="22"/>
+              </w:rPr>
+              <w:t>HR (95% CI)</w:t>
+            </w:r>
+            <w:r>
+              <w:rPr>
+                <w:b/>
+                <w:bCs/>
+                <w:sz w:val="22"/>
+                <w:szCs w:val="22"/>
+                <w:lang w:val="en-US"/>
+              </w:rPr>
               <w:t xml:space="preserve"> </w:t>
             </w:r>
             <w:r>
@@ -25928,57 +22229,9 @@
                 <w:bCs/>
                 <w:sz w:val="22"/>
                 <w:szCs w:val="22"/>
-              </w:rPr>
-              <w:t>(ng/m</w:t>
-            </w:r>
-            <w:r>
-              <w:rPr>
-                <w:b/>
-                <w:bCs/>
-                <w:sz w:val="22"/>
-                <w:szCs w:val="22"/>
-                <w:vertAlign w:val="superscript"/>
-              </w:rPr>
-              <w:t>3</w:t>
-            </w:r>
-            <w:r>
-              <w:rPr>
-                <w:b/>
-                <w:bCs/>
-                <w:sz w:val="22"/>
-                <w:szCs w:val="22"/>
-              </w:rPr>
-              <w:t>)</w:t>
-            </w:r>
-          </w:p>
-          <w:p>
-            <w:pPr>
-              <w:jc w:val="center"/>
-              <w:rPr>
-                <w:b/>
-                <w:bCs/>
-                <w:sz w:val="22"/>
-                <w:szCs w:val="22"/>
-              </w:rPr>
-            </w:pPr>
-            <w:r>
-              <w:rPr>
-                <w:b/>
-                <w:bCs/>
-                <w:sz w:val="22"/>
-                <w:szCs w:val="22"/>
-              </w:rPr>
-              <w:t>HR (95% CI)</w:t>
-            </w:r>
-            <w:r>
-              <w:rPr>
-                <w:b/>
-                <w:bCs/>
-                <w:sz w:val="22"/>
-                <w:szCs w:val="22"/>
                 <w:lang w:val="en-US"/>
               </w:rPr>
-              <w:t xml:space="preserve"> </w:t>
+              <w:sym w:font="Symbol" w:char="F044"/>
             </w:r>
             <w:r>
               <w:rPr>
@@ -25988,7 +22241,7 @@
                 <w:szCs w:val="22"/>
                 <w:lang w:val="en-US"/>
               </w:rPr>
-              <w:sym w:font="Symbol" w:char="F044"/>
+              <w:t>+ 1</w:t>
             </w:r>
             <w:r>
               <w:rPr>
@@ -25998,27 +22251,7 @@
                 <w:szCs w:val="22"/>
                 <w:lang w:val="en-US"/>
               </w:rPr>
-              <w:t>+ 1</w:t>
-            </w:r>
-            <w:r>
-              <w:rPr>
-                <w:b/>
-                <w:bCs/>
-                <w:sz w:val="22"/>
-                <w:szCs w:val="22"/>
-                <w:lang w:val="en-US"/>
-              </w:rPr>
-              <w:t xml:space="preserve"> </w:t>
-            </w:r>
-            <w:r>
-              <w:rPr>
-                <w:b/>
-                <w:bCs/>
-                <w:sz w:val="22"/>
-                <w:szCs w:val="22"/>
-                <w:lang w:val="en-US"/>
-              </w:rPr>
-              <w:t>IQR</w:t>
+              <w:t xml:space="preserve"> IQR</w:t>
             </w:r>
           </w:p>
         </w:tc>
@@ -30175,14 +26408,7 @@
           <w:sz w:val="22"/>
           <w:szCs w:val="22"/>
         </w:rPr>
-        <w:t>S3</w:t>
-      </w:r>
-      <w:r>
-        <w:rPr>
-          <w:sz w:val="22"/>
-          <w:szCs w:val="22"/>
-        </w:rPr>
-        <w:t>D</w:t>
+        <w:t>S3D</w:t>
       </w:r>
       <w:r>
         <w:rPr>
@@ -30542,17 +26768,7 @@
                 <w:szCs w:val="22"/>
                 <w:lang w:val="en-US"/>
               </w:rPr>
-              <w:t xml:space="preserve"> </w:t>
-            </w:r>
-            <w:r>
-              <w:rPr>
-                <w:b/>
-                <w:bCs/>
-                <w:sz w:val="22"/>
-                <w:szCs w:val="22"/>
-                <w:lang w:val="en-US"/>
-              </w:rPr>
-              <w:t>IQR</w:t>
+              <w:t xml:space="preserve"> IQR</w:t>
             </w:r>
           </w:p>
         </w:tc>
@@ -30664,17 +26880,7 @@
                 <w:szCs w:val="22"/>
                 <w:lang w:val="en-US"/>
               </w:rPr>
-              <w:t xml:space="preserve"> </w:t>
-            </w:r>
-            <w:r>
-              <w:rPr>
-                <w:b/>
-                <w:bCs/>
-                <w:sz w:val="22"/>
-                <w:szCs w:val="22"/>
-                <w:lang w:val="en-US"/>
-              </w:rPr>
-              <w:t>IQR</w:t>
+              <w:t xml:space="preserve"> IQR</w:t>
             </w:r>
           </w:p>
         </w:tc>
@@ -30786,17 +26992,7 @@
                 <w:szCs w:val="22"/>
                 <w:lang w:val="en-US"/>
               </w:rPr>
-              <w:t xml:space="preserve"> </w:t>
-            </w:r>
-            <w:r>
-              <w:rPr>
-                <w:b/>
-                <w:bCs/>
-                <w:sz w:val="22"/>
-                <w:szCs w:val="22"/>
-                <w:lang w:val="en-US"/>
-              </w:rPr>
-              <w:t>IQR</w:t>
+              <w:t xml:space="preserve"> IQR</w:t>
             </w:r>
           </w:p>
         </w:tc>
@@ -40067,14 +36263,7 @@
           <w:sz w:val="22"/>
           <w:szCs w:val="22"/>
         </w:rPr>
-        <w:t>S</w:t>
-      </w:r>
-      <w:r>
-        <w:rPr>
-          <w:sz w:val="22"/>
-          <w:szCs w:val="22"/>
-        </w:rPr>
-        <w:t>5</w:t>
+        <w:t>S5</w:t>
       </w:r>
       <w:r>
         <w:rPr>
@@ -45385,11 +41574,11 @@
       <w14:ligatures w14:val="none"/>
     </w:rPr>
   </w:style>
-  <w:style w:type="paragraph" w:styleId="Ttulo1">
+  <w:style w:type="paragraph" w:styleId="Heading1">
     <w:name w:val="heading 1"/>
     <w:basedOn w:val="Normal"/>
     <w:next w:val="Normal"/>
-    <w:link w:val="Ttulo1Car"/>
+    <w:link w:val="Heading1Char"/>
     <w:uiPriority w:val="9"/>
     <w:qFormat/>
     <w:rsid w:val="00AB5194"/>
@@ -45409,11 +41598,11 @@
       <w14:ligatures w14:val="standardContextual"/>
     </w:rPr>
   </w:style>
-  <w:style w:type="paragraph" w:styleId="Ttulo2">
+  <w:style w:type="paragraph" w:styleId="Heading2">
     <w:name w:val="heading 2"/>
     <w:basedOn w:val="Normal"/>
     <w:next w:val="Normal"/>
-    <w:link w:val="Ttulo2Car"/>
+    <w:link w:val="Heading2Char"/>
     <w:uiPriority w:val="9"/>
     <w:semiHidden/>
     <w:unhideWhenUsed/>
@@ -45435,11 +41624,11 @@
       <w14:ligatures w14:val="standardContextual"/>
     </w:rPr>
   </w:style>
-  <w:style w:type="paragraph" w:styleId="Ttulo3">
+  <w:style w:type="paragraph" w:styleId="Heading3">
     <w:name w:val="heading 3"/>
     <w:basedOn w:val="Normal"/>
     <w:next w:val="Normal"/>
-    <w:link w:val="Ttulo3Car"/>
+    <w:link w:val="Heading3Char"/>
     <w:uiPriority w:val="9"/>
     <w:unhideWhenUsed/>
     <w:qFormat/>
@@ -45460,11 +41649,11 @@
       <w14:ligatures w14:val="standardContextual"/>
     </w:rPr>
   </w:style>
-  <w:style w:type="paragraph" w:styleId="Ttulo4">
+  <w:style w:type="paragraph" w:styleId="Heading4">
     <w:name w:val="heading 4"/>
     <w:basedOn w:val="Normal"/>
     <w:next w:val="Normal"/>
-    <w:link w:val="Ttulo4Car"/>
+    <w:link w:val="Heading4Char"/>
     <w:uiPriority w:val="9"/>
     <w:semiHidden/>
     <w:unhideWhenUsed/>
@@ -45486,11 +41675,11 @@
       <w14:ligatures w14:val="standardContextual"/>
     </w:rPr>
   </w:style>
-  <w:style w:type="paragraph" w:styleId="Ttulo5">
+  <w:style w:type="paragraph" w:styleId="Heading5">
     <w:name w:val="heading 5"/>
     <w:basedOn w:val="Normal"/>
     <w:next w:val="Normal"/>
-    <w:link w:val="Ttulo5Car"/>
+    <w:link w:val="Heading5Char"/>
     <w:uiPriority w:val="9"/>
     <w:semiHidden/>
     <w:unhideWhenUsed/>
@@ -45510,11 +41699,11 @@
       <w14:ligatures w14:val="standardContextual"/>
     </w:rPr>
   </w:style>
-  <w:style w:type="paragraph" w:styleId="Ttulo6">
+  <w:style w:type="paragraph" w:styleId="Heading6">
     <w:name w:val="heading 6"/>
     <w:basedOn w:val="Normal"/>
     <w:next w:val="Normal"/>
-    <w:link w:val="Ttulo6Car"/>
+    <w:link w:val="Heading6Char"/>
     <w:uiPriority w:val="9"/>
     <w:semiHidden/>
     <w:unhideWhenUsed/>
@@ -45536,11 +41725,11 @@
       <w14:ligatures w14:val="standardContextual"/>
     </w:rPr>
   </w:style>
-  <w:style w:type="paragraph" w:styleId="Ttulo7">
+  <w:style w:type="paragraph" w:styleId="Heading7">
     <w:name w:val="heading 7"/>
     <w:basedOn w:val="Normal"/>
     <w:next w:val="Normal"/>
-    <w:link w:val="Ttulo7Car"/>
+    <w:link w:val="Heading7Char"/>
     <w:uiPriority w:val="9"/>
     <w:semiHidden/>
     <w:unhideWhenUsed/>
@@ -45560,11 +41749,11 @@
       <w14:ligatures w14:val="standardContextual"/>
     </w:rPr>
   </w:style>
-  <w:style w:type="paragraph" w:styleId="Ttulo8">
+  <w:style w:type="paragraph" w:styleId="Heading8">
     <w:name w:val="heading 8"/>
     <w:basedOn w:val="Normal"/>
     <w:next w:val="Normal"/>
-    <w:link w:val="Ttulo8Car"/>
+    <w:link w:val="Heading8Char"/>
     <w:uiPriority w:val="9"/>
     <w:semiHidden/>
     <w:unhideWhenUsed/>
@@ -45585,11 +41774,11 @@
       <w14:ligatures w14:val="standardContextual"/>
     </w:rPr>
   </w:style>
-  <w:style w:type="paragraph" w:styleId="Ttulo9">
+  <w:style w:type="paragraph" w:styleId="Heading9">
     <w:name w:val="heading 9"/>
     <w:basedOn w:val="Normal"/>
     <w:next w:val="Normal"/>
-    <w:link w:val="Ttulo9Car"/>
+    <w:link w:val="Heading9Char"/>
     <w:uiPriority w:val="9"/>
     <w:semiHidden/>
     <w:unhideWhenUsed/>
@@ -45608,12 +41797,13 @@
       <w14:ligatures w14:val="standardContextual"/>
     </w:rPr>
   </w:style>
-  <w:style w:type="character" w:default="1" w:styleId="Fuentedeprrafopredeter">
+  <w:style w:type="character" w:default="1" w:styleId="DefaultParagraphFont">
     <w:name w:val="Default Paragraph Font"/>
     <w:uiPriority w:val="1"/>
+    <w:semiHidden/>
     <w:unhideWhenUsed/>
   </w:style>
-  <w:style w:type="table" w:default="1" w:styleId="Tablanormal">
+  <w:style w:type="table" w:default="1" w:styleId="TableNormal">
     <w:name w:val="Normal Table"/>
     <w:uiPriority w:val="99"/>
     <w:semiHidden/>
@@ -45628,16 +41818,16 @@
       </w:tblCellMar>
     </w:tblPr>
   </w:style>
-  <w:style w:type="numbering" w:default="1" w:styleId="Sinlista">
+  <w:style w:type="numbering" w:default="1" w:styleId="NoList">
     <w:name w:val="No List"/>
     <w:uiPriority w:val="99"/>
     <w:semiHidden/>
     <w:unhideWhenUsed/>
   </w:style>
-  <w:style w:type="character" w:customStyle="1" w:styleId="Ttulo1Car">
-    <w:name w:val="Título 1 Car"/>
-    <w:basedOn w:val="Fuentedeprrafopredeter"/>
-    <w:link w:val="Ttulo1"/>
+  <w:style w:type="character" w:customStyle="1" w:styleId="Heading1Char">
+    <w:name w:val="Heading 1 Char"/>
+    <w:basedOn w:val="DefaultParagraphFont"/>
+    <w:link w:val="Heading1"/>
     <w:uiPriority w:val="9"/>
     <w:rsid w:val="00AB5194"/>
     <w:rPr>
@@ -45648,10 +41838,10 @@
       <w:lang w:val="es-ES_tradnl"/>
     </w:rPr>
   </w:style>
-  <w:style w:type="character" w:customStyle="1" w:styleId="Ttulo2Car">
-    <w:name w:val="Título 2 Car"/>
-    <w:basedOn w:val="Fuentedeprrafopredeter"/>
-    <w:link w:val="Ttulo2"/>
+  <w:style w:type="character" w:customStyle="1" w:styleId="Heading2Char">
+    <w:name w:val="Heading 2 Char"/>
+    <w:basedOn w:val="DefaultParagraphFont"/>
+    <w:link w:val="Heading2"/>
     <w:uiPriority w:val="9"/>
     <w:semiHidden/>
     <w:rsid w:val="00AB5194"/>
@@ -45663,10 +41853,10 @@
       <w:lang w:val="es-ES_tradnl"/>
     </w:rPr>
   </w:style>
-  <w:style w:type="character" w:customStyle="1" w:styleId="Ttulo3Car">
-    <w:name w:val="Título 3 Car"/>
-    <w:basedOn w:val="Fuentedeprrafopredeter"/>
-    <w:link w:val="Ttulo3"/>
+  <w:style w:type="character" w:customStyle="1" w:styleId="Heading3Char">
+    <w:name w:val="Heading 3 Char"/>
+    <w:basedOn w:val="DefaultParagraphFont"/>
+    <w:link w:val="Heading3"/>
     <w:uiPriority w:val="9"/>
     <w:rsid w:val="00AB5194"/>
     <w:rPr>
@@ -45677,10 +41867,10 @@
       <w:lang w:val="es-ES_tradnl"/>
     </w:rPr>
   </w:style>
-  <w:style w:type="character" w:customStyle="1" w:styleId="Ttulo4Car">
-    <w:name w:val="Título 4 Car"/>
-    <w:basedOn w:val="Fuentedeprrafopredeter"/>
-    <w:link w:val="Ttulo4"/>
+  <w:style w:type="character" w:customStyle="1" w:styleId="Heading4Char">
+    <w:name w:val="Heading 4 Char"/>
+    <w:basedOn w:val="DefaultParagraphFont"/>
+    <w:link w:val="Heading4"/>
     <w:uiPriority w:val="9"/>
     <w:semiHidden/>
     <w:rsid w:val="00AB5194"/>
@@ -45692,10 +41882,10 @@
       <w:lang w:val="es-ES_tradnl"/>
     </w:rPr>
   </w:style>
-  <w:style w:type="character" w:customStyle="1" w:styleId="Ttulo5Car">
-    <w:name w:val="Título 5 Car"/>
-    <w:basedOn w:val="Fuentedeprrafopredeter"/>
-    <w:link w:val="Ttulo5"/>
+  <w:style w:type="character" w:customStyle="1" w:styleId="Heading5Char">
+    <w:name w:val="Heading 5 Char"/>
+    <w:basedOn w:val="DefaultParagraphFont"/>
+    <w:link w:val="Heading5"/>
     <w:uiPriority w:val="9"/>
     <w:semiHidden/>
     <w:rsid w:val="00AB5194"/>
@@ -45705,10 +41895,10 @@
       <w:lang w:val="es-ES_tradnl"/>
     </w:rPr>
   </w:style>
-  <w:style w:type="character" w:customStyle="1" w:styleId="Ttulo6Car">
-    <w:name w:val="Título 6 Car"/>
-    <w:basedOn w:val="Fuentedeprrafopredeter"/>
-    <w:link w:val="Ttulo6"/>
+  <w:style w:type="character" w:customStyle="1" w:styleId="Heading6Char">
+    <w:name w:val="Heading 6 Char"/>
+    <w:basedOn w:val="DefaultParagraphFont"/>
+    <w:link w:val="Heading6"/>
     <w:uiPriority w:val="9"/>
     <w:semiHidden/>
     <w:rsid w:val="00AB5194"/>
@@ -45720,10 +41910,10 @@
       <w:lang w:val="es-ES_tradnl"/>
     </w:rPr>
   </w:style>
-  <w:style w:type="character" w:customStyle="1" w:styleId="Ttulo7Car">
-    <w:name w:val="Título 7 Car"/>
-    <w:basedOn w:val="Fuentedeprrafopredeter"/>
-    <w:link w:val="Ttulo7"/>
+  <w:style w:type="character" w:customStyle="1" w:styleId="Heading7Char">
+    <w:name w:val="Heading 7 Char"/>
+    <w:basedOn w:val="DefaultParagraphFont"/>
+    <w:link w:val="Heading7"/>
     <w:uiPriority w:val="9"/>
     <w:semiHidden/>
     <w:rsid w:val="00AB5194"/>
@@ -45733,10 +41923,10 @@
       <w:lang w:val="es-ES_tradnl"/>
     </w:rPr>
   </w:style>
-  <w:style w:type="character" w:customStyle="1" w:styleId="Ttulo8Car">
-    <w:name w:val="Título 8 Car"/>
-    <w:basedOn w:val="Fuentedeprrafopredeter"/>
-    <w:link w:val="Ttulo8"/>
+  <w:style w:type="character" w:customStyle="1" w:styleId="Heading8Char">
+    <w:name w:val="Heading 8 Char"/>
+    <w:basedOn w:val="DefaultParagraphFont"/>
+    <w:link w:val="Heading8"/>
     <w:uiPriority w:val="9"/>
     <w:semiHidden/>
     <w:rsid w:val="00AB5194"/>
@@ -45748,10 +41938,10 @@
       <w:lang w:val="es-ES_tradnl"/>
     </w:rPr>
   </w:style>
-  <w:style w:type="character" w:customStyle="1" w:styleId="Ttulo9Car">
-    <w:name w:val="Título 9 Car"/>
-    <w:basedOn w:val="Fuentedeprrafopredeter"/>
-    <w:link w:val="Ttulo9"/>
+  <w:style w:type="character" w:customStyle="1" w:styleId="Heading9Char">
+    <w:name w:val="Heading 9 Char"/>
+    <w:basedOn w:val="DefaultParagraphFont"/>
+    <w:link w:val="Heading9"/>
     <w:uiPriority w:val="9"/>
     <w:semiHidden/>
     <w:rsid w:val="00AB5194"/>
@@ -45761,11 +41951,11 @@
       <w:lang w:val="es-ES_tradnl"/>
     </w:rPr>
   </w:style>
-  <w:style w:type="paragraph" w:styleId="Ttulo">
+  <w:style w:type="paragraph" w:styleId="Title">
     <w:name w:val="Title"/>
     <w:basedOn w:val="Normal"/>
     <w:next w:val="Normal"/>
-    <w:link w:val="TtuloCar"/>
+    <w:link w:val="TitleChar"/>
     <w:uiPriority w:val="10"/>
     <w:qFormat/>
     <w:rsid w:val="00AB5194"/>
@@ -45783,10 +41973,10 @@
       <w14:ligatures w14:val="standardContextual"/>
     </w:rPr>
   </w:style>
-  <w:style w:type="character" w:customStyle="1" w:styleId="TtuloCar">
-    <w:name w:val="Título Car"/>
-    <w:basedOn w:val="Fuentedeprrafopredeter"/>
-    <w:link w:val="Ttulo"/>
+  <w:style w:type="character" w:customStyle="1" w:styleId="TitleChar">
+    <w:name w:val="Title Char"/>
+    <w:basedOn w:val="DefaultParagraphFont"/>
+    <w:link w:val="Title"/>
     <w:uiPriority w:val="10"/>
     <w:rsid w:val="00AB5194"/>
     <w:rPr>
@@ -45798,11 +41988,11 @@
       <w:lang w:val="es-ES_tradnl"/>
     </w:rPr>
   </w:style>
-  <w:style w:type="paragraph" w:styleId="Subttulo">
+  <w:style w:type="paragraph" w:styleId="Subtitle">
     <w:name w:val="Subtitle"/>
     <w:basedOn w:val="Normal"/>
     <w:next w:val="Normal"/>
-    <w:link w:val="SubttuloCar"/>
+    <w:link w:val="SubtitleChar"/>
     <w:uiPriority w:val="11"/>
     <w:qFormat/>
     <w:rsid w:val="00AB5194"/>
@@ -45823,10 +42013,10 @@
       <w14:ligatures w14:val="standardContextual"/>
     </w:rPr>
   </w:style>
-  <w:style w:type="character" w:customStyle="1" w:styleId="SubttuloCar">
-    <w:name w:val="Subtítulo Car"/>
-    <w:basedOn w:val="Fuentedeprrafopredeter"/>
-    <w:link w:val="Subttulo"/>
+  <w:style w:type="character" w:customStyle="1" w:styleId="SubtitleChar">
+    <w:name w:val="Subtitle Char"/>
+    <w:basedOn w:val="DefaultParagraphFont"/>
+    <w:link w:val="Subtitle"/>
     <w:uiPriority w:val="11"/>
     <w:rsid w:val="00AB5194"/>
     <w:rPr>
@@ -45838,11 +42028,11 @@
       <w:lang w:val="es-ES_tradnl"/>
     </w:rPr>
   </w:style>
-  <w:style w:type="paragraph" w:styleId="Cita">
+  <w:style w:type="paragraph" w:styleId="Quote">
     <w:name w:val="Quote"/>
     <w:basedOn w:val="Normal"/>
     <w:next w:val="Normal"/>
-    <w:link w:val="CitaCar"/>
+    <w:link w:val="QuoteChar"/>
     <w:uiPriority w:val="29"/>
     <w:qFormat/>
     <w:rsid w:val="00AB5194"/>
@@ -45860,10 +42050,10 @@
       <w14:ligatures w14:val="standardContextual"/>
     </w:rPr>
   </w:style>
-  <w:style w:type="character" w:customStyle="1" w:styleId="CitaCar">
-    <w:name w:val="Cita Car"/>
-    <w:basedOn w:val="Fuentedeprrafopredeter"/>
-    <w:link w:val="Cita"/>
+  <w:style w:type="character" w:customStyle="1" w:styleId="QuoteChar">
+    <w:name w:val="Quote Char"/>
+    <w:basedOn w:val="DefaultParagraphFont"/>
+    <w:link w:val="Quote"/>
     <w:uiPriority w:val="29"/>
     <w:rsid w:val="00AB5194"/>
     <w:rPr>
@@ -45873,7 +42063,7 @@
       <w:lang w:val="es-ES_tradnl"/>
     </w:rPr>
   </w:style>
-  <w:style w:type="paragraph" w:styleId="Prrafodelista">
+  <w:style w:type="paragraph" w:styleId="ListParagraph">
     <w:name w:val="List Paragraph"/>
     <w:basedOn w:val="Normal"/>
     <w:uiPriority w:val="34"/>
@@ -45890,9 +42080,9 @@
       <w14:ligatures w14:val="standardContextual"/>
     </w:rPr>
   </w:style>
-  <w:style w:type="character" w:styleId="nfasisintenso">
+  <w:style w:type="character" w:styleId="IntenseEmphasis">
     <w:name w:val="Intense Emphasis"/>
-    <w:basedOn w:val="Fuentedeprrafopredeter"/>
+    <w:basedOn w:val="DefaultParagraphFont"/>
     <w:uiPriority w:val="21"/>
     <w:qFormat/>
     <w:rsid w:val="00AB5194"/>
@@ -45902,11 +42092,11 @@
       <w:color w:val="0F4761" w:themeColor="accent1" w:themeShade="BF"/>
     </w:rPr>
   </w:style>
-  <w:style w:type="paragraph" w:styleId="Citadestacada">
+  <w:style w:type="paragraph" w:styleId="IntenseQuote">
     <w:name w:val="Intense Quote"/>
     <w:basedOn w:val="Normal"/>
     <w:next w:val="Normal"/>
-    <w:link w:val="CitadestacadaCar"/>
+    <w:link w:val="IntenseQuoteChar"/>
     <w:uiPriority w:val="30"/>
     <w:qFormat/>
     <w:rsid w:val="00AB5194"/>
@@ -45929,10 +42119,10 @@
       <w14:ligatures w14:val="standardContextual"/>
     </w:rPr>
   </w:style>
-  <w:style w:type="character" w:customStyle="1" w:styleId="CitadestacadaCar">
-    <w:name w:val="Cita destacada Car"/>
-    <w:basedOn w:val="Fuentedeprrafopredeter"/>
-    <w:link w:val="Citadestacada"/>
+  <w:style w:type="character" w:customStyle="1" w:styleId="IntenseQuoteChar">
+    <w:name w:val="Intense Quote Char"/>
+    <w:basedOn w:val="DefaultParagraphFont"/>
+    <w:link w:val="IntenseQuote"/>
     <w:uiPriority w:val="30"/>
     <w:rsid w:val="00AB5194"/>
     <w:rPr>
@@ -45942,9 +42132,9 @@
       <w:lang w:val="es-ES_tradnl"/>
     </w:rPr>
   </w:style>
-  <w:style w:type="character" w:styleId="Referenciaintensa">
+  <w:style w:type="character" w:styleId="IntenseReference">
     <w:name w:val="Intense Reference"/>
-    <w:basedOn w:val="Fuentedeprrafopredeter"/>
+    <w:basedOn w:val="DefaultParagraphFont"/>
     <w:uiPriority w:val="32"/>
     <w:qFormat/>
     <w:rsid w:val="00AB5194"/>
@@ -45964,9 +42154,9 @@
       <w:spacing w:before="100" w:beforeAutospacing="1" w:after="100" w:afterAutospacing="1"/>
     </w:pPr>
   </w:style>
-  <w:style w:type="character" w:styleId="Refdecomentario">
+  <w:style w:type="character" w:styleId="CommentReference">
     <w:name w:val="annotation reference"/>
-    <w:basedOn w:val="Fuentedeprrafopredeter"/>
+    <w:basedOn w:val="DefaultParagraphFont"/>
     <w:uiPriority w:val="99"/>
     <w:semiHidden/>
     <w:unhideWhenUsed/>
@@ -45976,10 +42166,10 @@
       <w:szCs w:val="16"/>
     </w:rPr>
   </w:style>
-  <w:style w:type="paragraph" w:styleId="Textocomentario">
+  <w:style w:type="paragraph" w:styleId="CommentText">
     <w:name w:val="annotation text"/>
     <w:basedOn w:val="Normal"/>
-    <w:link w:val="TextocomentarioCar"/>
+    <w:link w:val="CommentTextChar"/>
     <w:uiPriority w:val="99"/>
     <w:semiHidden/>
     <w:unhideWhenUsed/>
@@ -45989,10 +42179,10 @@
       <w:szCs w:val="20"/>
     </w:rPr>
   </w:style>
-  <w:style w:type="character" w:customStyle="1" w:styleId="TextocomentarioCar">
-    <w:name w:val="Texto comentario Car"/>
-    <w:basedOn w:val="Fuentedeprrafopredeter"/>
-    <w:link w:val="Textocomentario"/>
+  <w:style w:type="character" w:customStyle="1" w:styleId="CommentTextChar">
+    <w:name w:val="Comment Text Char"/>
+    <w:basedOn w:val="DefaultParagraphFont"/>
+    <w:link w:val="CommentText"/>
     <w:uiPriority w:val="99"/>
     <w:semiHidden/>
     <w:rsid w:val="00AE33F2"/>
@@ -46005,11 +42195,11 @@
       <w14:ligatures w14:val="none"/>
     </w:rPr>
   </w:style>
-  <w:style w:type="paragraph" w:styleId="Asuntodelcomentario">
+  <w:style w:type="paragraph" w:styleId="CommentSubject">
     <w:name w:val="annotation subject"/>
-    <w:basedOn w:val="Textocomentario"/>
-    <w:next w:val="Textocomentario"/>
-    <w:link w:val="AsuntodelcomentarioCar"/>
+    <w:basedOn w:val="CommentText"/>
+    <w:next w:val="CommentText"/>
+    <w:link w:val="CommentSubjectChar"/>
     <w:uiPriority w:val="99"/>
     <w:semiHidden/>
     <w:unhideWhenUsed/>
@@ -46019,10 +42209,10 @@
       <w:bCs/>
     </w:rPr>
   </w:style>
-  <w:style w:type="character" w:customStyle="1" w:styleId="AsuntodelcomentarioCar">
-    <w:name w:val="Asunto del comentario Car"/>
-    <w:basedOn w:val="TextocomentarioCar"/>
-    <w:link w:val="Asuntodelcomentario"/>
+  <w:style w:type="character" w:customStyle="1" w:styleId="CommentSubjectChar">
+    <w:name w:val="Comment Subject Char"/>
+    <w:basedOn w:val="CommentTextChar"/>
+    <w:link w:val="CommentSubject"/>
     <w:uiPriority w:val="99"/>
     <w:semiHidden/>
     <w:rsid w:val="00AE33F2"/>
@@ -46037,9 +42227,9 @@
       <w14:ligatures w14:val="none"/>
     </w:rPr>
   </w:style>
-  <w:style w:type="character" w:styleId="Hipervnculo">
+  <w:style w:type="character" w:styleId="Hyperlink">
     <w:name w:val="Hyperlink"/>
-    <w:basedOn w:val="Fuentedeprrafopredeter"/>
+    <w:basedOn w:val="DefaultParagraphFont"/>
     <w:uiPriority w:val="99"/>
     <w:unhideWhenUsed/>
     <w:rsid w:val="003D2122"/>
@@ -46048,9 +42238,9 @@
       <w:u w:val="single"/>
     </w:rPr>
   </w:style>
-  <w:style w:type="character" w:styleId="Mencinsinresolver">
+  <w:style w:type="character" w:styleId="UnresolvedMention">
     <w:name w:val="Unresolved Mention"/>
-    <w:basedOn w:val="Fuentedeprrafopredeter"/>
+    <w:basedOn w:val="DefaultParagraphFont"/>
     <w:uiPriority w:val="99"/>
     <w:semiHidden/>
     <w:unhideWhenUsed/>

--- a/04_Docs/Resultads_AirPollution_PO_Suplementary_17032026.docx
+++ b/04_Docs/Resultads_AirPollution_PO_Suplementary_17032026.docx
@@ -11419,7 +11419,7 @@
           <w14:ligatures w14:val="standardContextual"/>
         </w:rPr>
         <w:drawing>
-          <wp:inline distT="0" distB="0" distL="0" distR="0" wp14:anchorId="0B1B1BCB" wp14:editId="7FEA0C5F">
+          <wp:inline distT="0" distB="0" distL="0" distR="0" wp14:anchorId="0B1B1BCB" wp14:editId="24B663E4">
             <wp:extent cx="9144000" cy="3657600"/>
             <wp:effectExtent l="0" t="0" r="0" b="0"/>
             <wp:docPr id="861528112" name="Imagen 3"/>
